--- a/rapportPresentation/document_synthese_architecture_immo_GAUDIN_MAURIN.docx
+++ b/rapportPresentation/document_synthese_architecture_immo_GAUDIN_MAURIN.docx
@@ -315,7 +315,10 @@
     <w:sdt>
       <w:sdtPr>
         <w:rPr>
-          <w:rFonts w:ascii="Arial" w:hAnsi="Arial" w:cs="Arial"/>
+          <w:rFonts w:ascii="Arial" w:eastAsiaTheme="minorEastAsia" w:hAnsi="Arial" w:cs="Arial"/>
+          <w:b w:val="0"/>
+          <w:bCs w:val="0"/>
+          <w:color w:val="232323"/>
           <w:sz w:val="22"/>
           <w:szCs w:val="22"/>
           <w:lang w:val="fr-FR"/>
@@ -328,8 +331,6 @@
       </w:sdtPr>
       <w:sdtEndPr>
         <w:rPr>
-          <w:rFonts w:eastAsiaTheme="minorEastAsia"/>
-          <w:color w:val="232323"/>
           <w:lang w:val="en-US"/>
         </w:rPr>
       </w:sdtEndPr>
@@ -392,7 +393,7 @@
             </w:rPr>
             <w:fldChar w:fldCharType="separate"/>
           </w:r>
-          <w:hyperlink w:anchor="_Toc225780513" w:history="1">
+          <w:hyperlink w:anchor="_Toc226036949" w:history="1">
             <w:r>
               <w:rPr>
                 <w:rStyle w:val="Lienhypertexte"/>
@@ -420,7 +421,7 @@
                 <w:noProof/>
                 <w:webHidden/>
               </w:rPr>
-              <w:instrText xml:space="preserve"> PAGEREF _Toc225780513 \h </w:instrText>
+              <w:instrText xml:space="preserve"> PAGEREF _Toc226036949 \h </w:instrText>
             </w:r>
             <w:r>
               <w:rPr>
@@ -468,7 +469,7 @@
               <w14:ligatures w14:val="standardContextual"/>
             </w:rPr>
           </w:pPr>
-          <w:hyperlink w:anchor="_Toc225780514" w:history="1">
+          <w:hyperlink w:anchor="_Toc226036950" w:history="1">
             <w:r>
               <w:rPr>
                 <w:rStyle w:val="Lienhypertexte"/>
@@ -505,7 +506,7 @@
                 <w:noProof/>
                 <w:webHidden/>
               </w:rPr>
-              <w:instrText xml:space="preserve"> PAGEREF _Toc225780514 \h </w:instrText>
+              <w:instrText xml:space="preserve"> PAGEREF _Toc226036950 \h </w:instrText>
             </w:r>
             <w:r>
               <w:rPr>
@@ -553,7 +554,7 @@
               <w14:ligatures w14:val="standardContextual"/>
             </w:rPr>
           </w:pPr>
-          <w:hyperlink w:anchor="_Toc225780515" w:history="1">
+          <w:hyperlink w:anchor="_Toc226036951" w:history="1">
             <w:r>
               <w:rPr>
                 <w:rStyle w:val="Lienhypertexte"/>
@@ -582,7 +583,7 @@
                 <w:noProof/>
                 <w:webHidden/>
               </w:rPr>
-              <w:instrText xml:space="preserve"> PAGEREF _Toc225780515 \h </w:instrText>
+              <w:instrText xml:space="preserve"> PAGEREF _Toc226036951 \h </w:instrText>
             </w:r>
             <w:r>
               <w:rPr>
@@ -602,7 +603,7 @@
                 <w:noProof/>
                 <w:webHidden/>
               </w:rPr>
-              <w:t>4</w:t>
+              <w:t>5</w:t>
             </w:r>
             <w:r>
               <w:rPr>
@@ -630,7 +631,7 @@
               <w14:ligatures w14:val="standardContextual"/>
             </w:rPr>
           </w:pPr>
-          <w:hyperlink w:anchor="_Toc225780516" w:history="1">
+          <w:hyperlink w:anchor="_Toc226036952" w:history="1">
             <w:r>
               <w:rPr>
                 <w:rStyle w:val="Lienhypertexte"/>
@@ -659,7 +660,7 @@
                 <w:noProof/>
                 <w:webHidden/>
               </w:rPr>
-              <w:instrText xml:space="preserve"> PAGEREF _Toc225780516 \h </w:instrText>
+              <w:instrText xml:space="preserve"> PAGEREF _Toc226036952 \h </w:instrText>
             </w:r>
             <w:r>
               <w:rPr>
@@ -679,7 +680,7 @@
                 <w:noProof/>
                 <w:webHidden/>
               </w:rPr>
-              <w:t>6</w:t>
+              <w:t>7</w:t>
             </w:r>
             <w:r>
               <w:rPr>
@@ -707,7 +708,7 @@
               <w14:ligatures w14:val="standardContextual"/>
             </w:rPr>
           </w:pPr>
-          <w:hyperlink w:anchor="_Toc225780517" w:history="1">
+          <w:hyperlink w:anchor="_Toc226036953" w:history="1">
             <w:r>
               <w:rPr>
                 <w:rStyle w:val="Lienhypertexte"/>
@@ -736,7 +737,7 @@
                 <w:noProof/>
                 <w:webHidden/>
               </w:rPr>
-              <w:instrText xml:space="preserve"> PAGEREF _Toc225780517 \h </w:instrText>
+              <w:instrText xml:space="preserve"> PAGEREF _Toc226036953 \h </w:instrText>
             </w:r>
             <w:r>
               <w:rPr>
@@ -756,7 +757,7 @@
                 <w:noProof/>
                 <w:webHidden/>
               </w:rPr>
-              <w:t>6</w:t>
+              <w:t>7</w:t>
             </w:r>
             <w:r>
               <w:rPr>
@@ -784,7 +785,7 @@
               <w14:ligatures w14:val="standardContextual"/>
             </w:rPr>
           </w:pPr>
-          <w:hyperlink w:anchor="_Toc225780518" w:history="1">
+          <w:hyperlink w:anchor="_Toc226036954" w:history="1">
             <w:r>
               <w:rPr>
                 <w:rStyle w:val="Lienhypertexte"/>
@@ -813,7 +814,7 @@
                 <w:noProof/>
                 <w:webHidden/>
               </w:rPr>
-              <w:instrText xml:space="preserve"> PAGEREF _Toc225780518 \h </w:instrText>
+              <w:instrText xml:space="preserve"> PAGEREF _Toc226036954 \h </w:instrText>
             </w:r>
             <w:r>
               <w:rPr>
@@ -833,7 +834,7 @@
                 <w:noProof/>
                 <w:webHidden/>
               </w:rPr>
-              <w:t>6</w:t>
+              <w:t>7</w:t>
             </w:r>
             <w:r>
               <w:rPr>
@@ -861,7 +862,7 @@
               <w14:ligatures w14:val="standardContextual"/>
             </w:rPr>
           </w:pPr>
-          <w:hyperlink w:anchor="_Toc225780519" w:history="1">
+          <w:hyperlink w:anchor="_Toc226036955" w:history="1">
             <w:r>
               <w:rPr>
                 <w:rStyle w:val="Lienhypertexte"/>
@@ -890,7 +891,7 @@
                 <w:noProof/>
                 <w:webHidden/>
               </w:rPr>
-              <w:instrText xml:space="preserve"> PAGEREF _Toc225780519 \h </w:instrText>
+              <w:instrText xml:space="preserve"> PAGEREF _Toc226036955 \h </w:instrText>
             </w:r>
             <w:r>
               <w:rPr>
@@ -910,7 +911,7 @@
                 <w:noProof/>
                 <w:webHidden/>
               </w:rPr>
-              <w:t>8</w:t>
+              <w:t>9</w:t>
             </w:r>
             <w:r>
               <w:rPr>
@@ -938,7 +939,7 @@
               <w14:ligatures w14:val="standardContextual"/>
             </w:rPr>
           </w:pPr>
-          <w:hyperlink w:anchor="_Toc225780520" w:history="1">
+          <w:hyperlink w:anchor="_Toc226036956" w:history="1">
             <w:r>
               <w:rPr>
                 <w:rStyle w:val="Lienhypertexte"/>
@@ -967,7 +968,7 @@
                 <w:noProof/>
                 <w:webHidden/>
               </w:rPr>
-              <w:instrText xml:space="preserve"> PAGEREF _Toc225780520 \h </w:instrText>
+              <w:instrText xml:space="preserve"> PAGEREF _Toc226036956 \h </w:instrText>
             </w:r>
             <w:r>
               <w:rPr>
@@ -987,7 +988,7 @@
                 <w:noProof/>
                 <w:webHidden/>
               </w:rPr>
-              <w:t>8</w:t>
+              <w:t>9</w:t>
             </w:r>
             <w:r>
               <w:rPr>
@@ -1015,15 +1016,14 @@
               <w14:ligatures w14:val="standardContextual"/>
             </w:rPr>
           </w:pPr>
-          <w:hyperlink w:anchor="_Toc225780521" w:history="1">
+          <w:hyperlink w:anchor="_Toc226036957" w:history="1">
             <w:r>
               <w:rPr>
                 <w:rStyle w:val="Lienhypertexte"/>
-                <w:rFonts w:ascii="Arial" w:hAnsi="Arial" w:cs="Arial"/>
                 <w:noProof/>
                 <w:lang w:val="fr-FR"/>
               </w:rPr>
-              <w:t>5. Gouvernance des données et mise en œuvre</w:t>
+              <w:t>5. Gouvernance des chargements et perspectives d’évolution</w:t>
             </w:r>
             <w:r>
               <w:rPr>
@@ -1044,7 +1044,7 @@
                 <w:noProof/>
                 <w:webHidden/>
               </w:rPr>
-              <w:instrText xml:space="preserve"> PAGEREF _Toc225780521 \h </w:instrText>
+              <w:instrText xml:space="preserve"> PAGEREF _Toc226036957 \h </w:instrText>
             </w:r>
             <w:r>
               <w:rPr>
@@ -1064,7 +1064,161 @@
                 <w:noProof/>
                 <w:webHidden/>
               </w:rPr>
-              <w:t>9</w:t>
+              <w:t>10</w:t>
+            </w:r>
+            <w:r>
+              <w:rPr>
+                <w:noProof/>
+                <w:webHidden/>
+              </w:rPr>
+              <w:fldChar w:fldCharType="end"/>
+            </w:r>
+          </w:hyperlink>
+        </w:p>
+        <w:p>
+          <w:pPr>
+            <w:pStyle w:val="TM2"/>
+            <w:tabs>
+              <w:tab w:val="right" w:leader="dot" w:pos="9736"/>
+            </w:tabs>
+            <w:rPr>
+              <w:rFonts w:asciiTheme="minorHAnsi" w:hAnsiTheme="minorHAnsi"/>
+              <w:noProof/>
+              <w:color w:val="auto"/>
+              <w:kern w:val="2"/>
+              <w:sz w:val="24"/>
+              <w:szCs w:val="24"/>
+              <w:lang w:val="fr-FR" w:eastAsia="fr-FR"/>
+              <w14:ligatures w14:val="standardContextual"/>
+            </w:rPr>
+          </w:pPr>
+          <w:hyperlink w:anchor="_Toc226036958" w:history="1">
+            <w:r>
+              <w:rPr>
+                <w:rStyle w:val="Lienhypertexte"/>
+                <w:rFonts w:ascii="Arial" w:hAnsi="Arial" w:cs="Arial"/>
+                <w:noProof/>
+                <w:lang w:val="fr-FR"/>
+              </w:rPr>
+              <w:t>5.1. Relance des workflows et prévention des doublons</w:t>
+            </w:r>
+            <w:r>
+              <w:rPr>
+                <w:noProof/>
+                <w:webHidden/>
+              </w:rPr>
+              <w:tab/>
+            </w:r>
+            <w:r>
+              <w:rPr>
+                <w:noProof/>
+                <w:webHidden/>
+              </w:rPr>
+              <w:fldChar w:fldCharType="begin"/>
+            </w:r>
+            <w:r>
+              <w:rPr>
+                <w:noProof/>
+                <w:webHidden/>
+              </w:rPr>
+              <w:instrText xml:space="preserve"> PAGEREF _Toc226036958 \h </w:instrText>
+            </w:r>
+            <w:r>
+              <w:rPr>
+                <w:noProof/>
+                <w:webHidden/>
+              </w:rPr>
+            </w:r>
+            <w:r>
+              <w:rPr>
+                <w:noProof/>
+                <w:webHidden/>
+              </w:rPr>
+              <w:fldChar w:fldCharType="separate"/>
+            </w:r>
+            <w:r>
+              <w:rPr>
+                <w:noProof/>
+                <w:webHidden/>
+              </w:rPr>
+              <w:t>10</w:t>
+            </w:r>
+            <w:r>
+              <w:rPr>
+                <w:noProof/>
+                <w:webHidden/>
+              </w:rPr>
+              <w:fldChar w:fldCharType="end"/>
+            </w:r>
+          </w:hyperlink>
+        </w:p>
+        <w:p>
+          <w:pPr>
+            <w:pStyle w:val="TM2"/>
+            <w:tabs>
+              <w:tab w:val="right" w:leader="dot" w:pos="9736"/>
+            </w:tabs>
+            <w:rPr>
+              <w:rFonts w:asciiTheme="minorHAnsi" w:hAnsiTheme="minorHAnsi"/>
+              <w:noProof/>
+              <w:color w:val="auto"/>
+              <w:kern w:val="2"/>
+              <w:sz w:val="24"/>
+              <w:szCs w:val="24"/>
+              <w:lang w:val="fr-FR" w:eastAsia="fr-FR"/>
+              <w14:ligatures w14:val="standardContextual"/>
+            </w:rPr>
+          </w:pPr>
+          <w:hyperlink w:anchor="_Toc226036959" w:history="1">
+            <w:r>
+              <w:rPr>
+                <w:rStyle w:val="Lienhypertexte"/>
+                <w:rFonts w:ascii="Arial" w:hAnsi="Arial" w:cs="Arial"/>
+                <w:noProof/>
+                <w:lang w:val="fr-FR"/>
+              </w:rPr>
+              <w:t>5.2. Limites de l’approche actuelle</w:t>
+            </w:r>
+            <w:r>
+              <w:rPr>
+                <w:noProof/>
+                <w:webHidden/>
+              </w:rPr>
+              <w:tab/>
+            </w:r>
+            <w:r>
+              <w:rPr>
+                <w:noProof/>
+                <w:webHidden/>
+              </w:rPr>
+              <w:fldChar w:fldCharType="begin"/>
+            </w:r>
+            <w:r>
+              <w:rPr>
+                <w:noProof/>
+                <w:webHidden/>
+              </w:rPr>
+              <w:instrText xml:space="preserve"> PAGEREF _Toc226036959 \h </w:instrText>
+            </w:r>
+            <w:r>
+              <w:rPr>
+                <w:noProof/>
+                <w:webHidden/>
+              </w:rPr>
+            </w:r>
+            <w:r>
+              <w:rPr>
+                <w:noProof/>
+                <w:webHidden/>
+              </w:rPr>
+              <w:fldChar w:fldCharType="separate"/>
+            </w:r>
+            <w:r>
+              <w:rPr>
+                <w:noProof/>
+                <w:webHidden/>
+              </w:rPr>
+              <w:t>10</w:t>
             </w:r>
             <w:r>
               <w:rPr>
@@ -1092,7 +1246,7 @@
               <w14:ligatures w14:val="standardContextual"/>
             </w:rPr>
           </w:pPr>
-          <w:hyperlink w:anchor="_Toc225780522" w:history="1">
+          <w:hyperlink w:anchor="_Toc226036960" w:history="1">
             <w:r>
               <w:rPr>
                 <w:rStyle w:val="Lienhypertexte"/>
@@ -1100,7 +1254,7 @@
                 <w:noProof/>
                 <w:lang w:val="fr-FR"/>
               </w:rPr>
-              <w:t>6. Conclusion</w:t>
+              <w:t>6. Synthèse organisation du projet</w:t>
             </w:r>
             <w:r>
               <w:rPr>
@@ -1121,7 +1275,7 @@
                 <w:noProof/>
                 <w:webHidden/>
               </w:rPr>
-              <w:instrText xml:space="preserve"> PAGEREF _Toc225780522 \h </w:instrText>
+              <w:instrText xml:space="preserve"> PAGEREF _Toc226036960 \h </w:instrText>
             </w:r>
             <w:r>
               <w:rPr>
@@ -1141,7 +1295,7 @@
                 <w:noProof/>
                 <w:webHidden/>
               </w:rPr>
-              <w:t>10</w:t>
+              <w:t>11</w:t>
             </w:r>
             <w:r>
               <w:rPr>
@@ -1169,7 +1323,7 @@
               <w14:ligatures w14:val="standardContextual"/>
             </w:rPr>
           </w:pPr>
-          <w:hyperlink w:anchor="_Toc225780523" w:history="1">
+          <w:hyperlink w:anchor="_Toc226036961" w:history="1">
             <w:r>
               <w:rPr>
                 <w:rStyle w:val="Lienhypertexte"/>
@@ -1177,7 +1331,7 @@
                 <w:noProof/>
                 <w:lang w:val="fr-FR"/>
               </w:rPr>
-              <w:t>7. Annexes</w:t>
+              <w:t>7. Conclusion</w:t>
             </w:r>
             <w:r>
               <w:rPr>
@@ -1198,7 +1352,7 @@
                 <w:noProof/>
                 <w:webHidden/>
               </w:rPr>
-              <w:instrText xml:space="preserve"> PAGEREF _Toc225780523 \h </w:instrText>
+              <w:instrText xml:space="preserve"> PAGEREF _Toc226036961 \h </w:instrText>
             </w:r>
             <w:r>
               <w:rPr>
@@ -1219,6 +1373,83 @@
                 <w:webHidden/>
               </w:rPr>
               <w:t>11</w:t>
+            </w:r>
+            <w:r>
+              <w:rPr>
+                <w:noProof/>
+                <w:webHidden/>
+              </w:rPr>
+              <w:fldChar w:fldCharType="end"/>
+            </w:r>
+          </w:hyperlink>
+        </w:p>
+        <w:p>
+          <w:pPr>
+            <w:pStyle w:val="TM1"/>
+            <w:tabs>
+              <w:tab w:val="right" w:leader="dot" w:pos="9736"/>
+            </w:tabs>
+            <w:rPr>
+              <w:rFonts w:asciiTheme="minorHAnsi" w:hAnsiTheme="minorHAnsi"/>
+              <w:noProof/>
+              <w:color w:val="auto"/>
+              <w:kern w:val="2"/>
+              <w:sz w:val="24"/>
+              <w:szCs w:val="24"/>
+              <w:lang w:val="fr-FR" w:eastAsia="fr-FR"/>
+              <w14:ligatures w14:val="standardContextual"/>
+            </w:rPr>
+          </w:pPr>
+          <w:hyperlink w:anchor="_Toc226036962" w:history="1">
+            <w:r>
+              <w:rPr>
+                <w:rStyle w:val="Lienhypertexte"/>
+                <w:rFonts w:ascii="Arial" w:hAnsi="Arial" w:cs="Arial"/>
+                <w:noProof/>
+                <w:lang w:val="fr-FR"/>
+              </w:rPr>
+              <w:t>8. Annexes</w:t>
+            </w:r>
+            <w:r>
+              <w:rPr>
+                <w:noProof/>
+                <w:webHidden/>
+              </w:rPr>
+              <w:tab/>
+            </w:r>
+            <w:r>
+              <w:rPr>
+                <w:noProof/>
+                <w:webHidden/>
+              </w:rPr>
+              <w:fldChar w:fldCharType="begin"/>
+            </w:r>
+            <w:r>
+              <w:rPr>
+                <w:noProof/>
+                <w:webHidden/>
+              </w:rPr>
+              <w:instrText xml:space="preserve"> PAGEREF _Toc226036962 \h </w:instrText>
+            </w:r>
+            <w:r>
+              <w:rPr>
+                <w:noProof/>
+                <w:webHidden/>
+              </w:rPr>
+            </w:r>
+            <w:r>
+              <w:rPr>
+                <w:noProof/>
+                <w:webHidden/>
+              </w:rPr>
+              <w:fldChar w:fldCharType="separate"/>
+            </w:r>
+            <w:r>
+              <w:rPr>
+                <w:noProof/>
+                <w:webHidden/>
+              </w:rPr>
+              <w:t>13</w:t>
             </w:r>
             <w:r>
               <w:rPr>
@@ -1246,7 +1477,7 @@
               <w14:ligatures w14:val="standardContextual"/>
             </w:rPr>
           </w:pPr>
-          <w:hyperlink w:anchor="_Toc225780524" w:history="1">
+          <w:hyperlink w:anchor="_Toc226036963" w:history="1">
             <w:r>
               <w:rPr>
                 <w:rStyle w:val="Lienhypertexte"/>
@@ -1275,7 +1506,7 @@
                 <w:noProof/>
                 <w:webHidden/>
               </w:rPr>
-              <w:instrText xml:space="preserve"> PAGEREF _Toc225780524 \h </w:instrText>
+              <w:instrText xml:space="preserve"> PAGEREF _Toc226036963 \h </w:instrText>
             </w:r>
             <w:r>
               <w:rPr>
@@ -1295,7 +1526,7 @@
                 <w:noProof/>
                 <w:webHidden/>
               </w:rPr>
-              <w:t>11</w:t>
+              <w:t>13</w:t>
             </w:r>
             <w:r>
               <w:rPr>
@@ -1323,7 +1554,7 @@
               <w14:ligatures w14:val="standardContextual"/>
             </w:rPr>
           </w:pPr>
-          <w:hyperlink w:anchor="_Toc225780525" w:history="1">
+          <w:hyperlink w:anchor="_Toc226036964" w:history="1">
             <w:r>
               <w:rPr>
                 <w:rStyle w:val="Lienhypertexte"/>
@@ -1352,7 +1583,7 @@
                 <w:noProof/>
                 <w:webHidden/>
               </w:rPr>
-              <w:instrText xml:space="preserve"> PAGEREF _Toc225780525 \h </w:instrText>
+              <w:instrText xml:space="preserve"> PAGEREF _Toc226036964 \h </w:instrText>
             </w:r>
             <w:r>
               <w:rPr>
@@ -1372,7 +1603,7 @@
                 <w:noProof/>
                 <w:webHidden/>
               </w:rPr>
-              <w:t>11</w:t>
+              <w:t>13</w:t>
             </w:r>
             <w:r>
               <w:rPr>
@@ -1400,7 +1631,7 @@
               <w14:ligatures w14:val="standardContextual"/>
             </w:rPr>
           </w:pPr>
-          <w:hyperlink w:anchor="_Toc225780526" w:history="1">
+          <w:hyperlink w:anchor="_Toc226036965" w:history="1">
             <w:r>
               <w:rPr>
                 <w:rStyle w:val="Lienhypertexte"/>
@@ -1429,7 +1660,7 @@
                 <w:noProof/>
                 <w:webHidden/>
               </w:rPr>
-              <w:instrText xml:space="preserve"> PAGEREF _Toc225780526 \h </w:instrText>
+              <w:instrText xml:space="preserve"> PAGEREF _Toc226036965 \h </w:instrText>
             </w:r>
             <w:r>
               <w:rPr>
@@ -1449,7 +1680,7 @@
                 <w:noProof/>
                 <w:webHidden/>
               </w:rPr>
-              <w:t>11</w:t>
+              <w:t>13</w:t>
             </w:r>
             <w:r>
               <w:rPr>
@@ -1477,7 +1708,7 @@
               <w14:ligatures w14:val="standardContextual"/>
             </w:rPr>
           </w:pPr>
-          <w:hyperlink w:anchor="_Toc225780527" w:history="1">
+          <w:hyperlink w:anchor="_Toc226036966" w:history="1">
             <w:r>
               <w:rPr>
                 <w:rStyle w:val="Lienhypertexte"/>
@@ -1506,7 +1737,7 @@
                 <w:noProof/>
                 <w:webHidden/>
               </w:rPr>
-              <w:instrText xml:space="preserve"> PAGEREF _Toc225780527 \h </w:instrText>
+              <w:instrText xml:space="preserve"> PAGEREF _Toc226036966 \h </w:instrText>
             </w:r>
             <w:r>
               <w:rPr>
@@ -1526,7 +1757,7 @@
                 <w:noProof/>
                 <w:webHidden/>
               </w:rPr>
-              <w:t>12</w:t>
+              <w:t>14</w:t>
             </w:r>
             <w:r>
               <w:rPr>
@@ -1554,7 +1785,7 @@
               <w14:ligatures w14:val="standardContextual"/>
             </w:rPr>
           </w:pPr>
-          <w:hyperlink w:anchor="_Toc225780528" w:history="1">
+          <w:hyperlink w:anchor="_Toc226036967" w:history="1">
             <w:r>
               <w:rPr>
                 <w:rStyle w:val="Lienhypertexte"/>
@@ -1583,7 +1814,7 @@
                 <w:noProof/>
                 <w:webHidden/>
               </w:rPr>
-              <w:instrText xml:space="preserve"> PAGEREF _Toc225780528 \h </w:instrText>
+              <w:instrText xml:space="preserve"> PAGEREF _Toc226036967 \h </w:instrText>
             </w:r>
             <w:r>
               <w:rPr>
@@ -1603,7 +1834,7 @@
                 <w:noProof/>
                 <w:webHidden/>
               </w:rPr>
-              <w:t>12</w:t>
+              <w:t>14</w:t>
             </w:r>
             <w:r>
               <w:rPr>
@@ -1631,7 +1862,7 @@
               <w14:ligatures w14:val="standardContextual"/>
             </w:rPr>
           </w:pPr>
-          <w:hyperlink w:anchor="_Toc225780529" w:history="1">
+          <w:hyperlink w:anchor="_Toc226036968" w:history="1">
             <w:r>
               <w:rPr>
                 <w:rStyle w:val="Lienhypertexte"/>
@@ -1660,7 +1891,7 @@
                 <w:noProof/>
                 <w:webHidden/>
               </w:rPr>
-              <w:instrText xml:space="preserve"> PAGEREF _Toc225780529 \h </w:instrText>
+              <w:instrText xml:space="preserve"> PAGEREF _Toc226036968 \h </w:instrText>
             </w:r>
             <w:r>
               <w:rPr>
@@ -1680,7 +1911,7 @@
                 <w:noProof/>
                 <w:webHidden/>
               </w:rPr>
-              <w:t>13</w:t>
+              <w:t>15</w:t>
             </w:r>
             <w:r>
               <w:rPr>
@@ -1708,7 +1939,7 @@
               <w14:ligatures w14:val="standardContextual"/>
             </w:rPr>
           </w:pPr>
-          <w:hyperlink w:anchor="_Toc225780530" w:history="1">
+          <w:hyperlink w:anchor="_Toc226036969" w:history="1">
             <w:r>
               <w:rPr>
                 <w:rStyle w:val="Lienhypertexte"/>
@@ -1737,7 +1968,7 @@
                 <w:noProof/>
                 <w:webHidden/>
               </w:rPr>
-              <w:instrText xml:space="preserve"> PAGEREF _Toc225780530 \h </w:instrText>
+              <w:instrText xml:space="preserve"> PAGEREF _Toc226036969 \h </w:instrText>
             </w:r>
             <w:r>
               <w:rPr>
@@ -1757,7 +1988,7 @@
                 <w:noProof/>
                 <w:webHidden/>
               </w:rPr>
-              <w:t>13</w:t>
+              <w:t>15</w:t>
             </w:r>
             <w:r>
               <w:rPr>
@@ -1785,7 +2016,7 @@
               <w14:ligatures w14:val="standardContextual"/>
             </w:rPr>
           </w:pPr>
-          <w:hyperlink w:anchor="_Toc225780531" w:history="1">
+          <w:hyperlink w:anchor="_Toc226036970" w:history="1">
             <w:r>
               <w:rPr>
                 <w:rStyle w:val="Lienhypertexte"/>
@@ -1814,7 +2045,7 @@
                 <w:noProof/>
                 <w:webHidden/>
               </w:rPr>
-              <w:instrText xml:space="preserve"> PAGEREF _Toc225780531 \h </w:instrText>
+              <w:instrText xml:space="preserve"> PAGEREF _Toc226036970 \h </w:instrText>
             </w:r>
             <w:r>
               <w:rPr>
@@ -1834,7 +2065,7 @@
                 <w:noProof/>
                 <w:webHidden/>
               </w:rPr>
-              <w:t>14</w:t>
+              <w:t>16</w:t>
             </w:r>
             <w:r>
               <w:rPr>
@@ -1862,7 +2093,7 @@
               <w14:ligatures w14:val="standardContextual"/>
             </w:rPr>
           </w:pPr>
-          <w:hyperlink w:anchor="_Toc225780532" w:history="1">
+          <w:hyperlink w:anchor="_Toc226036971" w:history="1">
             <w:r>
               <w:rPr>
                 <w:rStyle w:val="Lienhypertexte"/>
@@ -1890,7 +2121,7 @@
                 <w:noProof/>
                 <w:webHidden/>
               </w:rPr>
-              <w:instrText xml:space="preserve"> PAGEREF _Toc225780532 \h </w:instrText>
+              <w:instrText xml:space="preserve"> PAGEREF _Toc226036971 \h </w:instrText>
             </w:r>
             <w:r>
               <w:rPr>
@@ -1910,7 +2141,7 @@
                 <w:noProof/>
                 <w:webHidden/>
               </w:rPr>
-              <w:t>14</w:t>
+              <w:t>16</w:t>
             </w:r>
             <w:r>
               <w:rPr>
@@ -1938,7 +2169,7 @@
               <w14:ligatures w14:val="standardContextual"/>
             </w:rPr>
           </w:pPr>
-          <w:hyperlink w:anchor="_Toc225780533" w:history="1">
+          <w:hyperlink w:anchor="_Toc226036972" w:history="1">
             <w:r>
               <w:rPr>
                 <w:rStyle w:val="Lienhypertexte"/>
@@ -1966,7 +2197,7 @@
                 <w:noProof/>
                 <w:webHidden/>
               </w:rPr>
-              <w:instrText xml:space="preserve"> PAGEREF _Toc225780533 \h </w:instrText>
+              <w:instrText xml:space="preserve"> PAGEREF _Toc226036972 \h </w:instrText>
             </w:r>
             <w:r>
               <w:rPr>
@@ -1986,7 +2217,7 @@
                 <w:noProof/>
                 <w:webHidden/>
               </w:rPr>
-              <w:t>15</w:t>
+              <w:t>17</w:t>
             </w:r>
             <w:r>
               <w:rPr>
@@ -2039,7 +2270,7 @@
           <w:sz w:val="28"/>
         </w:rPr>
       </w:pPr>
-      <w:bookmarkStart w:id="0" w:name="_Toc225780513"/>
+      <w:bookmarkStart w:id="0" w:name="_Toc226036949"/>
       <w:r>
         <w:rPr>
           <w:rFonts w:ascii="Arial" w:hAnsi="Arial" w:cs="Arial"/>
@@ -2537,7 +2768,7 @@
           <w:sz w:val="28"/>
         </w:rPr>
       </w:pPr>
-      <w:bookmarkStart w:id="1" w:name="_Toc225780514"/>
+      <w:bookmarkStart w:id="1" w:name="_Toc226036950"/>
       <w:r>
         <w:rPr>
           <w:rFonts w:ascii="Arial" w:hAnsi="Arial" w:cs="Arial"/>
@@ -2604,20 +2835,6 @@
       <w:r>
         <w:rPr>
           <w:rFonts w:ascii="Arial" w:hAnsi="Arial" w:cs="Arial"/>
-          <w:sz w:val="22"/>
-          <w:lang w:val="fr-FR"/>
-        </w:rPr>
-        <w:t>Dans cette logique, le projet adopte une approche décisionnelle classique et robuste : une source Oracle pour les données métier, un entrepôt MySQL en modèle en étoile pour la structuration analytique, Apache Hop pour l’industrialisation des flux ETL, puis Power BI pour la restitution.</w:t>
-      </w:r>
-    </w:p>
-    <w:p>
-      <w:pPr>
-        <w:keepNext/>
-        <w:jc w:val="both"/>
-      </w:pPr>
-      <w:r>
-        <w:rPr>
-          <w:rFonts w:ascii="Arial" w:hAnsi="Arial" w:cs="Arial"/>
           <w:b/>
           <w:bCs/>
           <w:noProof/>
@@ -2625,9 +2842,25 @@
           <w:lang w:val="fr-FR"/>
         </w:rPr>
         <w:drawing>
-          <wp:inline distT="0" distB="0" distL="0" distR="0" wp14:anchorId="0B69926C" wp14:editId="65F99EA1">
-            <wp:extent cx="6187440" cy="3204210"/>
-            <wp:effectExtent l="19050" t="19050" r="22860" b="15240"/>
+          <wp:anchor distT="0" distB="0" distL="114300" distR="114300" simplePos="0" relativeHeight="251646976" behindDoc="1" locked="0" layoutInCell="1" allowOverlap="1" wp14:anchorId="0B69926C" wp14:editId="0081B318">
+            <wp:simplePos x="0" y="0"/>
+            <wp:positionH relativeFrom="column">
+              <wp:posOffset>13970</wp:posOffset>
+            </wp:positionH>
+            <wp:positionV relativeFrom="paragraph">
+              <wp:posOffset>775335</wp:posOffset>
+            </wp:positionV>
+            <wp:extent cx="6200140" cy="3596005"/>
+            <wp:effectExtent l="19050" t="19050" r="10160" b="23495"/>
+            <wp:wrapTight wrapText="bothSides">
+              <wp:wrapPolygon edited="0">
+                <wp:start x="-66" y="-114"/>
+                <wp:lineTo x="-66" y="21627"/>
+                <wp:lineTo x="21569" y="21627"/>
+                <wp:lineTo x="21569" y="-114"/>
+                <wp:lineTo x="-66" y="-114"/>
+              </wp:wrapPolygon>
+            </wp:wrapTight>
             <wp:docPr id="1022643113" name="Image 1"/>
             <wp:cNvGraphicFramePr>
               <a:graphicFrameLocks xmlns:a="http://schemas.openxmlformats.org/drawingml/2006/main" noChangeAspect="1"/>
@@ -2636,20 +2869,13 @@
               <a:graphicData uri="http://schemas.openxmlformats.org/drawingml/2006/picture">
                 <pic:pic xmlns:pic="http://schemas.openxmlformats.org/drawingml/2006/picture">
                   <pic:nvPicPr>
-                    <pic:cNvPr id="0" name="Picture 1"/>
+                    <pic:cNvPr id="1022643113" name="Image 1"/>
                     <pic:cNvPicPr>
                       <a:picLocks noChangeAspect="1" noChangeArrowheads="1"/>
                     </pic:cNvPicPr>
                   </pic:nvPicPr>
                   <pic:blipFill>
-                    <a:blip r:embed="rId8">
-                      <a:extLst>
-                        <a:ext uri="{28A0092B-C50C-407E-A947-70E740481C1C}">
-                          <a14:useLocalDpi xmlns:a14="http://schemas.microsoft.com/office/drawing/2010/main" val="0"/>
-                        </a:ext>
-                      </a:extLst>
-                    </a:blip>
-                    <a:srcRect/>
+                    <a:blip r:embed="rId8"/>
                     <a:stretch>
                       <a:fillRect/>
                     </a:stretch>
@@ -2657,7 +2883,7 @@
                   <pic:spPr bwMode="auto">
                     <a:xfrm>
                       <a:off x="0" y="0"/>
-                      <a:ext cx="6190514" cy="3205802"/>
+                      <a:ext cx="6200140" cy="3596005"/>
                     </a:xfrm>
                     <a:prstGeom prst="rect">
                       <a:avLst/>
@@ -2672,8 +2898,19 @@
                 </pic:pic>
               </a:graphicData>
             </a:graphic>
-          </wp:inline>
+            <wp14:sizeRelV relativeFrom="margin">
+              <wp14:pctHeight>0</wp14:pctHeight>
+            </wp14:sizeRelV>
+          </wp:anchor>
         </w:drawing>
+      </w:r>
+      <w:r>
+        <w:rPr>
+          <w:rFonts w:ascii="Arial" w:hAnsi="Arial" w:cs="Arial"/>
+          <w:sz w:val="22"/>
+          <w:lang w:val="fr-FR"/>
+        </w:rPr>
+        <w:t>Dans cette logique, le projet adopte une approche décisionnelle classique et robuste : une source Oracle pour les données métier, un entrepôt MySQL en modèle en étoile pour la structuration analytique, Apache Hop pour l’industrialisation des flux ETL, puis Power BI pour la restitution.</w:t>
       </w:r>
     </w:p>
     <w:p>
@@ -2772,6 +3009,7 @@
     </w:p>
     <w:p>
       <w:pPr>
+        <w:spacing w:before="240"/>
         <w:jc w:val="both"/>
         <w:rPr>
           <w:rFonts w:ascii="Arial" w:hAnsi="Arial" w:cs="Arial"/>
@@ -2808,6 +3046,624 @@
     </w:p>
     <w:p>
       <w:pPr>
+        <w:pStyle w:val="Paragraphedeliste"/>
+        <w:numPr>
+          <w:ilvl w:val="0"/>
+          <w:numId w:val="17"/>
+        </w:numPr>
+        <w:rPr>
+          <w:sz w:val="24"/>
+          <w:szCs w:val="24"/>
+          <w:lang w:val="fr-FR"/>
+        </w:rPr>
+      </w:pPr>
+      <w:r>
+        <w:rPr>
+          <w:b/>
+          <w:bCs/>
+          <w:sz w:val="24"/>
+          <w:szCs w:val="24"/>
+          <w:lang w:val="fr-FR"/>
+        </w:rPr>
+        <w:t>Exploitation de la source Oracle</w:t>
+      </w:r>
+    </w:p>
+    <w:p>
+      <w:pPr>
+        <w:jc w:val="both"/>
+        <w:rPr>
+          <w:rFonts w:ascii="Arial" w:hAnsi="Arial" w:cs="Arial"/>
+          <w:sz w:val="22"/>
+          <w:lang w:val="fr-FR"/>
+        </w:rPr>
+      </w:pPr>
+      <w:r>
+        <w:rPr>
+          <w:rFonts w:ascii="Arial" w:hAnsi="Arial" w:cs="Arial"/>
+          <w:sz w:val="22"/>
+          <w:lang w:val="fr-FR"/>
+        </w:rPr>
+        <w:t>La base Oracle fournie a été utilisée comme source de données métier (clients, biens, transactions). Elle constitue le point d’entrée du système décisionnel.</w:t>
+      </w:r>
+    </w:p>
+    <w:p>
+      <w:pPr>
+        <w:pStyle w:val="Paragraphedeliste"/>
+        <w:numPr>
+          <w:ilvl w:val="0"/>
+          <w:numId w:val="17"/>
+        </w:numPr>
+        <w:spacing w:before="240"/>
+        <w:rPr>
+          <w:rFonts w:ascii="Arial" w:hAnsi="Arial" w:cs="Arial"/>
+          <w:sz w:val="22"/>
+          <w:lang w:val="fr-FR"/>
+        </w:rPr>
+      </w:pPr>
+      <w:r>
+        <w:rPr>
+          <w:rFonts w:ascii="Arial" w:hAnsi="Arial" w:cs="Arial"/>
+          <w:b/>
+          <w:bCs/>
+          <w:sz w:val="22"/>
+          <w:lang w:val="fr-FR"/>
+        </w:rPr>
+        <w:lastRenderedPageBreak/>
+        <w:t xml:space="preserve">Absence de </w:t>
+      </w:r>
+      <w:proofErr w:type="spellStart"/>
+      <w:r>
+        <w:rPr>
+          <w:rFonts w:ascii="Arial" w:hAnsi="Arial" w:cs="Arial"/>
+          <w:b/>
+          <w:bCs/>
+          <w:sz w:val="22"/>
+          <w:lang w:val="fr-FR"/>
+        </w:rPr>
+        <w:t>staging</w:t>
+      </w:r>
+      <w:proofErr w:type="spellEnd"/>
+      <w:r>
+        <w:rPr>
+          <w:rFonts w:ascii="Arial" w:hAnsi="Arial" w:cs="Arial"/>
+          <w:b/>
+          <w:bCs/>
+          <w:sz w:val="22"/>
+          <w:lang w:val="fr-FR"/>
+        </w:rPr>
+        <w:t xml:space="preserve"> formel</w:t>
+      </w:r>
+    </w:p>
+    <w:p>
+      <w:pPr>
+        <w:spacing w:before="240"/>
+        <w:rPr>
+          <w:rFonts w:ascii="Arial" w:hAnsi="Arial" w:cs="Arial"/>
+          <w:sz w:val="22"/>
+          <w:lang w:val="fr-FR"/>
+        </w:rPr>
+      </w:pPr>
+      <w:r>
+        <w:rPr>
+          <w:rFonts w:ascii="Arial" w:hAnsi="Arial" w:cs="Arial"/>
+          <w:sz w:val="22"/>
+          <w:lang w:val="fr-FR"/>
+        </w:rPr>
+        <w:t xml:space="preserve">Aucune zone de </w:t>
+      </w:r>
+      <w:proofErr w:type="spellStart"/>
+      <w:r>
+        <w:rPr>
+          <w:rFonts w:ascii="Arial" w:hAnsi="Arial" w:cs="Arial"/>
+          <w:sz w:val="22"/>
+          <w:lang w:val="fr-FR"/>
+        </w:rPr>
+        <w:t>staging</w:t>
+      </w:r>
+      <w:proofErr w:type="spellEnd"/>
+      <w:r>
+        <w:rPr>
+          <w:rFonts w:ascii="Arial" w:hAnsi="Arial" w:cs="Arial"/>
+          <w:sz w:val="22"/>
+          <w:lang w:val="fr-FR"/>
+        </w:rPr>
+        <w:t xml:space="preserve"> n’a été mise en place. Le choix a été fait de travailler directement depuis les tables Oracle, compte tenu du faible volume de données et de leur qualité suffisante.</w:t>
+      </w:r>
+    </w:p>
+    <w:p>
+      <w:pPr>
+        <w:pStyle w:val="Paragraphedeliste"/>
+        <w:numPr>
+          <w:ilvl w:val="0"/>
+          <w:numId w:val="17"/>
+        </w:numPr>
+        <w:rPr>
+          <w:rFonts w:ascii="Arial" w:hAnsi="Arial" w:cs="Arial"/>
+          <w:sz w:val="22"/>
+          <w:lang w:val="fr-FR"/>
+        </w:rPr>
+      </w:pPr>
+      <w:r>
+        <w:rPr>
+          <w:rFonts w:ascii="Arial" w:hAnsi="Arial" w:cs="Arial"/>
+          <w:b/>
+          <w:bCs/>
+          <w:sz w:val="22"/>
+          <w:lang w:val="fr-FR"/>
+        </w:rPr>
+        <w:t>Mise en place d’un entrepôt local MySQL</w:t>
+      </w:r>
+    </w:p>
+    <w:p>
+      <w:pPr>
+        <w:jc w:val="both"/>
+        <w:rPr>
+          <w:rFonts w:ascii="Arial" w:hAnsi="Arial" w:cs="Arial"/>
+          <w:sz w:val="22"/>
+          <w:lang w:val="fr-FR"/>
+        </w:rPr>
+      </w:pPr>
+      <w:r>
+        <w:rPr>
+          <w:rFonts w:ascii="Arial" w:hAnsi="Arial" w:cs="Arial"/>
+          <w:sz w:val="22"/>
+          <w:lang w:val="fr-FR"/>
+        </w:rPr>
+        <w:t>Face aux limitations de l’environnement Oracle (contraintes techniques, travail en binôme), un entrepôt local a été créé sous XAMPP :</w:t>
+      </w:r>
+      <w:r>
+        <w:rPr>
+          <w:rFonts w:ascii="Arial" w:hAnsi="Arial" w:cs="Arial"/>
+          <w:sz w:val="22"/>
+          <w:lang w:val="fr-FR"/>
+        </w:rPr>
+        <w:t xml:space="preserve"> </w:t>
+      </w:r>
+      <w:r>
+        <w:rPr>
+          <w:rFonts w:ascii="Arial" w:hAnsi="Arial" w:cs="Arial"/>
+          <w:sz w:val="22"/>
+          <w:lang w:val="fr-FR"/>
+        </w:rPr>
+        <w:t xml:space="preserve">base </w:t>
+      </w:r>
+      <w:proofErr w:type="spellStart"/>
+      <w:r>
+        <w:rPr>
+          <w:rFonts w:ascii="Arial" w:hAnsi="Arial" w:cs="Arial"/>
+          <w:sz w:val="22"/>
+          <w:lang w:val="fr-FR"/>
+        </w:rPr>
+        <w:t>entrepotagenceimmo</w:t>
+      </w:r>
+      <w:proofErr w:type="spellEnd"/>
+      <w:r>
+        <w:rPr>
+          <w:rFonts w:ascii="Arial" w:hAnsi="Arial" w:cs="Arial"/>
+          <w:sz w:val="22"/>
+          <w:lang w:val="fr-FR"/>
+        </w:rPr>
+        <w:t xml:space="preserve"> </w:t>
+      </w:r>
+      <w:r>
+        <w:rPr>
+          <w:rFonts w:ascii="Arial" w:hAnsi="Arial" w:cs="Arial"/>
+          <w:sz w:val="22"/>
+          <w:lang w:val="fr-FR"/>
+        </w:rPr>
+        <w:t>Cet entrepôt implémente le modèle en étoile défini pour l’analyse.</w:t>
+      </w:r>
+    </w:p>
+    <w:p>
+      <w:pPr>
+        <w:pStyle w:val="Paragraphedeliste"/>
+        <w:numPr>
+          <w:ilvl w:val="0"/>
+          <w:numId w:val="17"/>
+        </w:numPr>
+        <w:rPr>
+          <w:rFonts w:ascii="Arial" w:hAnsi="Arial" w:cs="Arial"/>
+          <w:sz w:val="22"/>
+          <w:lang w:val="fr-FR"/>
+        </w:rPr>
+      </w:pPr>
+      <w:r>
+        <w:rPr>
+          <w:rFonts w:ascii="Arial" w:hAnsi="Arial" w:cs="Arial"/>
+          <w:b/>
+          <w:bCs/>
+          <w:sz w:val="22"/>
+          <w:lang w:val="fr-FR"/>
+        </w:rPr>
+        <w:t>Implémentation des flux ETL avec Apache Hop</w:t>
+      </w:r>
+    </w:p>
+    <w:p>
+      <w:pPr>
+        <w:jc w:val="both"/>
+        <w:rPr>
+          <w:rFonts w:ascii="Arial" w:hAnsi="Arial" w:cs="Arial"/>
+          <w:sz w:val="22"/>
+          <w:lang w:val="fr-FR"/>
+        </w:rPr>
+      </w:pPr>
+      <w:r>
+        <w:rPr>
+          <w:rFonts w:ascii="Arial" w:hAnsi="Arial" w:cs="Arial"/>
+          <w:sz w:val="22"/>
+          <w:lang w:val="fr-FR"/>
+        </w:rPr>
+        <w:t>Apache Hop a été utilisé pour</w:t>
+      </w:r>
+      <w:r>
+        <w:rPr>
+          <w:rFonts w:ascii="Arial" w:hAnsi="Arial" w:cs="Arial"/>
+          <w:sz w:val="22"/>
+          <w:lang w:val="fr-FR"/>
+        </w:rPr>
+        <w:t xml:space="preserve">, </w:t>
+      </w:r>
+      <w:r>
+        <w:rPr>
+          <w:rFonts w:ascii="Arial" w:hAnsi="Arial" w:cs="Arial"/>
+          <w:sz w:val="22"/>
+          <w:lang w:val="fr-FR"/>
+        </w:rPr>
+        <w:t>extraire les données Oracle</w:t>
+      </w:r>
+      <w:r>
+        <w:rPr>
+          <w:rFonts w:ascii="Arial" w:hAnsi="Arial" w:cs="Arial"/>
+          <w:sz w:val="22"/>
+          <w:lang w:val="fr-FR"/>
+        </w:rPr>
+        <w:t xml:space="preserve">, </w:t>
+      </w:r>
+      <w:r>
+        <w:rPr>
+          <w:rFonts w:ascii="Arial" w:hAnsi="Arial" w:cs="Arial"/>
+          <w:sz w:val="22"/>
+          <w:lang w:val="fr-FR"/>
+        </w:rPr>
+        <w:t xml:space="preserve">transformer les données selon les règles métier </w:t>
+      </w:r>
+      <w:r>
+        <w:rPr>
+          <w:rFonts w:ascii="Arial" w:hAnsi="Arial" w:cs="Arial"/>
+          <w:sz w:val="22"/>
+          <w:lang w:val="fr-FR"/>
+        </w:rPr>
+        <w:t xml:space="preserve">et </w:t>
+      </w:r>
+      <w:r>
+        <w:rPr>
+          <w:rFonts w:ascii="Arial" w:hAnsi="Arial" w:cs="Arial"/>
+          <w:sz w:val="22"/>
+          <w:lang w:val="fr-FR"/>
+        </w:rPr>
+        <w:t xml:space="preserve">charger les dimensions et tables de faits dans MySQL </w:t>
+      </w:r>
+    </w:p>
+    <w:p>
+      <w:pPr>
+        <w:pStyle w:val="Paragraphedeliste"/>
+        <w:numPr>
+          <w:ilvl w:val="0"/>
+          <w:numId w:val="17"/>
+        </w:numPr>
+        <w:rPr>
+          <w:rFonts w:ascii="Arial" w:hAnsi="Arial" w:cs="Arial"/>
+          <w:sz w:val="22"/>
+          <w:lang w:val="fr-FR"/>
+        </w:rPr>
+      </w:pPr>
+      <w:r>
+        <w:rPr>
+          <w:rFonts w:ascii="Arial" w:hAnsi="Arial" w:cs="Arial"/>
+          <w:b/>
+          <w:bCs/>
+          <w:sz w:val="22"/>
+          <w:lang w:val="fr-FR"/>
+        </w:rPr>
+        <w:t>Standardisation du projet (travail en binôme)</w:t>
+      </w:r>
+    </w:p>
+    <w:p>
+      <w:pPr>
+        <w:rPr>
+          <w:rFonts w:ascii="Arial" w:hAnsi="Arial" w:cs="Arial"/>
+          <w:sz w:val="22"/>
+          <w:lang w:val="fr-FR"/>
+        </w:rPr>
+      </w:pPr>
+      <w:r>
+        <w:rPr>
+          <w:rFonts w:ascii="Arial" w:hAnsi="Arial" w:cs="Arial"/>
+          <w:sz w:val="22"/>
+          <w:lang w:val="fr-FR"/>
+        </w:rPr>
+        <w:t>Des variables communes (connexion Oracle/MySQL) ont été définies dans Hop afin d’assurer un environnement identique sur les deux postes et éviter les erreurs de configuration.</w:t>
+      </w:r>
+    </w:p>
+    <w:p>
+      <w:pPr>
+        <w:pStyle w:val="Paragraphedeliste"/>
+        <w:numPr>
+          <w:ilvl w:val="0"/>
+          <w:numId w:val="17"/>
+        </w:numPr>
+        <w:rPr>
+          <w:rFonts w:ascii="Arial" w:hAnsi="Arial" w:cs="Arial"/>
+          <w:sz w:val="22"/>
+          <w:lang w:val="fr-FR"/>
+        </w:rPr>
+      </w:pPr>
+      <w:r>
+        <w:rPr>
+          <w:rFonts w:ascii="Arial" w:hAnsi="Arial" w:cs="Arial"/>
+          <w:b/>
+          <w:bCs/>
+          <w:sz w:val="22"/>
+          <w:lang w:val="fr-FR"/>
+        </w:rPr>
+        <w:t>Enrichissement des données (source externe)</w:t>
+      </w:r>
+    </w:p>
+    <w:p>
+      <w:pPr>
+        <w:rPr>
+          <w:rFonts w:ascii="Arial" w:hAnsi="Arial" w:cs="Arial"/>
+          <w:sz w:val="22"/>
+          <w:lang w:val="fr-FR"/>
+        </w:rPr>
+      </w:pPr>
+      <w:r>
+        <w:rPr>
+          <w:rFonts w:ascii="Arial" w:hAnsi="Arial" w:cs="Arial"/>
+          <w:sz w:val="22"/>
+          <w:lang w:val="fr-FR"/>
+        </w:rPr>
+        <w:t xml:space="preserve">Ajout de données externes (INSEE) pour créer une table de mapping </w:t>
+      </w:r>
+      <w:r>
+        <w:rPr>
+          <w:rFonts w:ascii="Arial" w:hAnsi="Arial" w:cs="Arial"/>
+          <w:b/>
+          <w:bCs/>
+          <w:sz w:val="22"/>
+          <w:lang w:val="fr-FR"/>
+        </w:rPr>
+        <w:t>département → région</w:t>
+      </w:r>
+      <w:r>
+        <w:rPr>
+          <w:rFonts w:ascii="Arial" w:hAnsi="Arial" w:cs="Arial"/>
+          <w:sz w:val="22"/>
+          <w:lang w:val="fr-FR"/>
+        </w:rPr>
+        <w:t>, utilisée pour enrichir la dimension localisation.</w:t>
+      </w:r>
+    </w:p>
+    <w:p>
+      <w:pPr>
+        <w:pStyle w:val="Paragraphedeliste"/>
+        <w:numPr>
+          <w:ilvl w:val="0"/>
+          <w:numId w:val="17"/>
+        </w:numPr>
+        <w:rPr>
+          <w:rFonts w:ascii="Arial" w:hAnsi="Arial" w:cs="Arial"/>
+          <w:sz w:val="22"/>
+          <w:lang w:val="fr-FR"/>
+        </w:rPr>
+      </w:pPr>
+      <w:r>
+        <w:rPr>
+          <w:rFonts w:ascii="Arial" w:hAnsi="Arial" w:cs="Arial"/>
+          <w:b/>
+          <w:bCs/>
+          <w:sz w:val="22"/>
+          <w:lang w:val="fr-FR"/>
+        </w:rPr>
+        <w:t>Connexion à Power BI via ODBC</w:t>
+      </w:r>
+    </w:p>
+    <w:p>
+      <w:pPr>
+        <w:rPr>
+          <w:rFonts w:ascii="Arial" w:hAnsi="Arial" w:cs="Arial"/>
+          <w:sz w:val="22"/>
+          <w:lang w:val="fr-FR"/>
+        </w:rPr>
+      </w:pPr>
+      <w:r>
+        <w:rPr>
+          <w:rFonts w:ascii="Arial" w:hAnsi="Arial" w:cs="Arial"/>
+          <w:sz w:val="22"/>
+          <w:lang w:val="fr-FR"/>
+        </w:rPr>
+        <w:t>Un connecteur ODBC a été installé pour permettre à Power BI d’accéder à la base MySQL locale, la connexion native n’étant pas suffisante dans notre configuration.</w:t>
+      </w:r>
+    </w:p>
+    <w:p>
+      <w:pPr>
+        <w:pStyle w:val="Paragraphedeliste"/>
+        <w:numPr>
+          <w:ilvl w:val="0"/>
+          <w:numId w:val="17"/>
+        </w:numPr>
+        <w:rPr>
+          <w:rFonts w:ascii="Arial" w:hAnsi="Arial" w:cs="Arial"/>
+          <w:sz w:val="22"/>
+          <w:lang w:val="fr-FR"/>
+        </w:rPr>
+      </w:pPr>
+      <w:r>
+        <w:rPr>
+          <w:rFonts w:ascii="Arial" w:hAnsi="Arial" w:cs="Arial"/>
+          <w:b/>
+          <w:bCs/>
+          <w:sz w:val="22"/>
+          <w:lang w:val="fr-FR"/>
+        </w:rPr>
+        <w:t>Restitution avec Power BI</w:t>
+      </w:r>
+    </w:p>
+    <w:p>
+      <w:pPr>
+        <w:rPr>
+          <w:rFonts w:ascii="Arial" w:hAnsi="Arial" w:cs="Arial"/>
+          <w:sz w:val="22"/>
+          <w:lang w:val="fr-FR"/>
+        </w:rPr>
+      </w:pPr>
+      <w:r>
+        <w:rPr>
+          <w:rFonts w:ascii="Arial" w:hAnsi="Arial" w:cs="Arial"/>
+          <w:sz w:val="22"/>
+          <w:lang w:val="fr-FR"/>
+        </w:rPr>
+        <w:t>Power BI est utilisé uniquement pour la visualisation.</w:t>
+      </w:r>
+      <w:r>
+        <w:rPr>
+          <w:rFonts w:ascii="Arial" w:hAnsi="Arial" w:cs="Arial"/>
+          <w:sz w:val="22"/>
+          <w:lang w:val="fr-FR"/>
+        </w:rPr>
+        <w:br/>
+        <w:t>Les calculs métier sont réalisés en amont dans l’ETL et l’entrepôt, garantissant des indicateurs fiables et cohérents</w:t>
+      </w:r>
+    </w:p>
+    <w:p>
+      <w:pPr>
+        <w:pStyle w:val="Paragraphedeliste"/>
+        <w:numPr>
+          <w:ilvl w:val="0"/>
+          <w:numId w:val="17"/>
+        </w:numPr>
+        <w:rPr>
+          <w:rFonts w:ascii="Arial" w:hAnsi="Arial" w:cs="Arial"/>
+          <w:b/>
+          <w:bCs/>
+          <w:sz w:val="22"/>
+          <w:lang w:val="fr-FR"/>
+        </w:rPr>
+      </w:pPr>
+      <w:r>
+        <w:rPr>
+          <w:rFonts w:ascii="Arial" w:hAnsi="Arial" w:cs="Arial"/>
+          <w:b/>
+          <w:bCs/>
+          <w:sz w:val="22"/>
+          <w:lang w:val="fr-FR"/>
+        </w:rPr>
+        <w:t>Conclusion</w:t>
+      </w:r>
+    </w:p>
+    <w:p>
+      <w:pPr>
+        <w:jc w:val="both"/>
+        <w:rPr>
+          <w:rFonts w:ascii="Arial" w:hAnsi="Arial" w:cs="Arial"/>
+          <w:sz w:val="22"/>
+          <w:lang w:val="fr-FR"/>
+        </w:rPr>
+      </w:pPr>
+      <w:r>
+        <w:rPr>
+          <w:rFonts w:ascii="Arial" w:hAnsi="Arial" w:cs="Arial"/>
+          <w:sz w:val="22"/>
+          <w:lang w:val="fr-FR"/>
+        </w:rPr>
+        <w:t>La mise en œuvre de l’architecture repose sur un enchaînement simple et reproductible.</w:t>
+      </w:r>
+      <w:r>
+        <w:rPr>
+          <w:rFonts w:ascii="Arial" w:hAnsi="Arial" w:cs="Arial"/>
+          <w:sz w:val="22"/>
+          <w:lang w:val="fr-FR"/>
+        </w:rPr>
+        <w:br/>
+        <w:t>Il est nécessaire d’installer Apache Hop et XAMPP, puis de créer la base MySQL en important le dump SQL correspondant au modèle décisionnel</w:t>
+      </w:r>
+      <w:r>
+        <w:rPr>
+          <w:rFonts w:ascii="Arial" w:hAnsi="Arial" w:cs="Arial"/>
+          <w:sz w:val="22"/>
+          <w:lang w:val="fr-FR"/>
+        </w:rPr>
+        <w:t xml:space="preserve"> sans données</w:t>
+      </w:r>
+      <w:r>
+        <w:rPr>
+          <w:rFonts w:ascii="Arial" w:hAnsi="Arial" w:cs="Arial"/>
+          <w:sz w:val="22"/>
+          <w:lang w:val="fr-FR"/>
+        </w:rPr>
+        <w:t>.</w:t>
+      </w:r>
+      <w:r>
+        <w:rPr>
+          <w:rFonts w:ascii="Arial" w:hAnsi="Arial" w:cs="Arial"/>
+          <w:sz w:val="22"/>
+          <w:lang w:val="fr-FR"/>
+        </w:rPr>
+        <w:t xml:space="preserve"> </w:t>
+      </w:r>
+      <w:r>
+        <w:rPr>
+          <w:rFonts w:ascii="Arial" w:hAnsi="Arial" w:cs="Arial"/>
+          <w:sz w:val="22"/>
+          <w:lang w:val="fr-FR"/>
+        </w:rPr>
+        <w:t>Une fois l’environnement configuré, il faut renseigner correctement les variables de connexion dans Apache Hop afin d’assurer le lien entre Oracle et MySQL.</w:t>
+      </w:r>
+      <w:r>
+        <w:rPr>
+          <w:rFonts w:ascii="Arial" w:hAnsi="Arial" w:cs="Arial"/>
+          <w:sz w:val="22"/>
+          <w:lang w:val="fr-FR"/>
+        </w:rPr>
+        <w:t xml:space="preserve"> </w:t>
+      </w:r>
+    </w:p>
+    <w:p>
+      <w:pPr>
+        <w:jc w:val="both"/>
+        <w:rPr>
+          <w:rFonts w:ascii="Arial" w:hAnsi="Arial" w:cs="Arial"/>
+          <w:sz w:val="22"/>
+          <w:lang w:val="fr-FR"/>
+        </w:rPr>
+      </w:pPr>
+      <w:r>
+        <w:rPr>
+          <w:rFonts w:ascii="Arial" w:hAnsi="Arial" w:cs="Arial"/>
+          <w:sz w:val="22"/>
+          <w:lang w:val="fr-FR"/>
+        </w:rPr>
+        <w:t>Les pipelines et le workflow peuvent ensuite être exécutés pour alimenter l’entrepôt de données.</w:t>
+      </w:r>
+      <w:r>
+        <w:rPr>
+          <w:rFonts w:ascii="Arial" w:hAnsi="Arial" w:cs="Arial"/>
+          <w:sz w:val="22"/>
+          <w:lang w:val="fr-FR"/>
+        </w:rPr>
+        <w:t xml:space="preserve"> </w:t>
+      </w:r>
+      <w:r>
+        <w:rPr>
+          <w:rFonts w:ascii="Arial" w:hAnsi="Arial" w:cs="Arial"/>
+          <w:sz w:val="22"/>
+          <w:lang w:val="fr-FR"/>
+        </w:rPr>
+        <w:t>Enfin, après configuration du connecteur ODBC, Power BI permet d’exploiter directement les données et de produire les tableaux de bord.</w:t>
+      </w:r>
+    </w:p>
+    <w:p>
+      <w:pPr>
         <w:pStyle w:val="Titre1"/>
         <w:rPr>
           <w:rFonts w:ascii="Arial" w:hAnsi="Arial" w:cs="Arial"/>
@@ -2815,7 +3671,7 @@
           <w:lang w:val="fr-FR"/>
         </w:rPr>
       </w:pPr>
-      <w:bookmarkStart w:id="2" w:name="_Toc225780515"/>
+      <w:bookmarkStart w:id="2" w:name="_Toc226036951"/>
       <w:r>
         <w:rPr>
           <w:rFonts w:ascii="Arial" w:hAnsi="Arial" w:cs="Arial"/>
@@ -2873,28 +3729,111 @@
       </w:pPr>
       <w:r>
         <w:rPr>
+          <w:rFonts w:ascii="Arial" w:hAnsi="Arial" w:cs="Arial"/>
           <w:noProof/>
+          <w:sz w:val="22"/>
         </w:rPr>
         <w:lastRenderedPageBreak/>
+        <w:drawing>
+          <wp:anchor distT="0" distB="0" distL="114300" distR="114300" simplePos="0" relativeHeight="251637760" behindDoc="1" locked="0" layoutInCell="1" allowOverlap="1" wp14:anchorId="121D7B18" wp14:editId="7F1FF168">
+            <wp:simplePos x="0" y="0"/>
+            <wp:positionH relativeFrom="column">
+              <wp:posOffset>20320</wp:posOffset>
+            </wp:positionH>
+            <wp:positionV relativeFrom="paragraph">
+              <wp:posOffset>20320</wp:posOffset>
+            </wp:positionV>
+            <wp:extent cx="4535170" cy="3844290"/>
+            <wp:effectExtent l="19050" t="19050" r="17780" b="22860"/>
+            <wp:wrapTight wrapText="bothSides">
+              <wp:wrapPolygon edited="0">
+                <wp:start x="-91" y="-107"/>
+                <wp:lineTo x="-91" y="21621"/>
+                <wp:lineTo x="21594" y="21621"/>
+                <wp:lineTo x="21594" y="-107"/>
+                <wp:lineTo x="-91" y="-107"/>
+              </wp:wrapPolygon>
+            </wp:wrapTight>
+            <wp:docPr id="3" name="Image 2">
+              <a:extLst xmlns:a="http://schemas.openxmlformats.org/drawingml/2006/main">
+                <a:ext uri="{FF2B5EF4-FFF2-40B4-BE49-F238E27FC236}">
+                  <a16:creationId xmlns:a16="http://schemas.microsoft.com/office/drawing/2014/main" id="{B57BE6FD-469E-9A29-416D-0AAD135666CD}"/>
+                </a:ext>
+              </a:extLst>
+            </wp:docPr>
+            <wp:cNvGraphicFramePr>
+              <a:graphicFrameLocks xmlns:a="http://schemas.openxmlformats.org/drawingml/2006/main" noChangeAspect="1"/>
+            </wp:cNvGraphicFramePr>
+            <a:graphic xmlns:a="http://schemas.openxmlformats.org/drawingml/2006/main">
+              <a:graphicData uri="http://schemas.openxmlformats.org/drawingml/2006/picture">
+                <pic:pic xmlns:pic="http://schemas.openxmlformats.org/drawingml/2006/picture">
+                  <pic:nvPicPr>
+                    <pic:cNvPr id="3" name="Image 2">
+                      <a:extLst>
+                        <a:ext uri="{FF2B5EF4-FFF2-40B4-BE49-F238E27FC236}">
+                          <a16:creationId xmlns:a16="http://schemas.microsoft.com/office/drawing/2014/main" id="{B57BE6FD-469E-9A29-416D-0AAD135666CD}"/>
+                        </a:ext>
+                      </a:extLst>
+                    </pic:cNvPr>
+                    <pic:cNvPicPr>
+                      <a:picLocks noChangeAspect="1"/>
+                    </pic:cNvPicPr>
+                  </pic:nvPicPr>
+                  <pic:blipFill>
+                    <a:blip r:embed="rId9"/>
+                    <a:stretch>
+                      <a:fillRect/>
+                    </a:stretch>
+                  </pic:blipFill>
+                  <pic:spPr>
+                    <a:xfrm>
+                      <a:off x="0" y="0"/>
+                      <a:ext cx="4535170" cy="3844290"/>
+                    </a:xfrm>
+                    <a:prstGeom prst="rect">
+                      <a:avLst/>
+                    </a:prstGeom>
+                    <a:ln>
+                      <a:solidFill>
+                        <a:schemeClr val="tx1"/>
+                      </a:solidFill>
+                    </a:ln>
+                  </pic:spPr>
+                </pic:pic>
+              </a:graphicData>
+            </a:graphic>
+            <wp14:sizeRelH relativeFrom="margin">
+              <wp14:pctWidth>0</wp14:pctWidth>
+            </wp14:sizeRelH>
+            <wp14:sizeRelV relativeFrom="margin">
+              <wp14:pctHeight>0</wp14:pctHeight>
+            </wp14:sizeRelV>
+          </wp:anchor>
+        </w:drawing>
+      </w:r>
+      <w:r>
+        <w:rPr>
+          <w:noProof/>
+        </w:rPr>
         <mc:AlternateContent>
           <mc:Choice Requires="wps">
             <w:drawing>
-              <wp:anchor distT="0" distB="0" distL="114300" distR="114300" simplePos="0" relativeHeight="251671040" behindDoc="1" locked="0" layoutInCell="1" allowOverlap="1" wp14:anchorId="340836A0" wp14:editId="01533580">
+              <wp:anchor distT="0" distB="0" distL="114300" distR="114300" simplePos="0" relativeHeight="251644928" behindDoc="1" locked="0" layoutInCell="1" allowOverlap="1" wp14:anchorId="340836A0" wp14:editId="7BAE7686">
                 <wp:simplePos x="0" y="0"/>
                 <wp:positionH relativeFrom="column">
-                  <wp:posOffset>4657725</wp:posOffset>
+                  <wp:posOffset>4625340</wp:posOffset>
                 </wp:positionH>
                 <wp:positionV relativeFrom="paragraph">
-                  <wp:posOffset>109855</wp:posOffset>
+                  <wp:posOffset>104775</wp:posOffset>
                 </wp:positionV>
-                <wp:extent cx="1539875" cy="816610"/>
-                <wp:effectExtent l="0" t="0" r="3175" b="2540"/>
+                <wp:extent cx="1567180" cy="816610"/>
+                <wp:effectExtent l="0" t="0" r="0" b="2540"/>
                 <wp:wrapTight wrapText="bothSides">
                   <wp:wrapPolygon edited="0">
                     <wp:start x="0" y="0"/>
                     <wp:lineTo x="0" y="21163"/>
-                    <wp:lineTo x="21377" y="21163"/>
-                    <wp:lineTo x="21377" y="0"/>
+                    <wp:lineTo x="21267" y="21163"/>
+                    <wp:lineTo x="21267" y="0"/>
                     <wp:lineTo x="0" y="0"/>
                   </wp:wrapPolygon>
                 </wp:wrapTight>
@@ -2907,7 +3846,7 @@
                       <wps:spPr>
                         <a:xfrm>
                           <a:off x="0" y="0"/>
-                          <a:ext cx="1539875" cy="816610"/>
+                          <a:ext cx="1567180" cy="816610"/>
                         </a:xfrm>
                         <a:prstGeom prst="rect">
                           <a:avLst/>
@@ -3021,7 +3960,6 @@
                               </w:rPr>
                               <w:t xml:space="preserve"> Modèle en étoile du data </w:t>
                             </w:r>
-                            <w:proofErr w:type="spellStart"/>
                             <w:r>
                               <w:rPr>
                                 <w:b w:val="0"/>
@@ -3031,9 +3969,8 @@
                                 <w:szCs w:val="22"/>
                                 <w:lang w:val="fr-FR"/>
                               </w:rPr>
-                              <w:t>warehouse</w:t>
+                              <w:t>Warehouse</w:t>
                             </w:r>
-                            <w:proofErr w:type="spellEnd"/>
                             <w:r>
                               <w:rPr>
                                 <w:b w:val="0"/>
@@ -3072,7 +4009,7 @@
                 <v:stroke joinstyle="miter"/>
                 <v:path gradientshapeok="t" o:connecttype="rect"/>
               </v:shapetype>
-              <v:shape id="Zone de texte 1" o:spid="_x0000_s1026" type="#_x0000_t202" style="position:absolute;left:0;text-align:left;margin-left:366.75pt;margin-top:8.65pt;width:121.25pt;height:64.3pt;z-index:-251645440;visibility:visible;mso-wrap-style:square;mso-width-percent:0;mso-height-percent:0;mso-wrap-distance-left:9pt;mso-wrap-distance-top:0;mso-wrap-distance-right:9pt;mso-wrap-distance-bottom:0;mso-position-horizontal:absolute;mso-position-horizontal-relative:text;mso-position-vertical:absolute;mso-position-vertical-relative:text;mso-width-percent:0;mso-height-percent:0;mso-width-relative:margin;mso-height-relative:margin;v-text-anchor:top" o:gfxdata="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" stroked="f">
+              <v:shape id="Zone de texte 1" o:spid="_x0000_s1026" type="#_x0000_t202" style="position:absolute;left:0;text-align:left;margin-left:364.2pt;margin-top:8.25pt;width:123.4pt;height:64.3pt;z-index:-251671552;visibility:visible;mso-wrap-style:square;mso-width-percent:0;mso-height-percent:0;mso-wrap-distance-left:9pt;mso-wrap-distance-top:0;mso-wrap-distance-right:9pt;mso-wrap-distance-bottom:0;mso-position-horizontal:absolute;mso-position-horizontal-relative:text;mso-position-vertical:absolute;mso-position-vertical-relative:text;mso-width-percent:0;mso-height-percent:0;mso-width-relative:margin;mso-height-relative:margin;v-text-anchor:top" o:gfxdata="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" stroked="f">
                 <v:textbox inset="0,0,0,0">
                   <w:txbxContent>
                     <w:p>
@@ -3175,7 +4112,6 @@
                         </w:rPr>
                         <w:t xml:space="preserve"> Modèle en étoile du data </w:t>
                       </w:r>
-                      <w:proofErr w:type="spellStart"/>
                       <w:r>
                         <w:rPr>
                           <w:b w:val="0"/>
@@ -3185,9 +4121,8 @@
                           <w:szCs w:val="22"/>
                           <w:lang w:val="fr-FR"/>
                         </w:rPr>
-                        <w:t>warehouse</w:t>
+                        <w:t>Warehouse</w:t>
                       </w:r>
-                      <w:proofErr w:type="spellEnd"/>
                       <w:r>
                         <w:rPr>
                           <w:b w:val="0"/>
@@ -3208,88 +4143,6 @@
           </mc:Fallback>
         </mc:AlternateContent>
       </w:r>
-      <w:r>
-        <w:rPr>
-          <w:rFonts w:ascii="Arial" w:hAnsi="Arial" w:cs="Arial"/>
-          <w:sz w:val="22"/>
-        </w:rPr>
-        <w:drawing>
-          <wp:anchor distT="0" distB="0" distL="114300" distR="114300" simplePos="0" relativeHeight="251655680" behindDoc="1" locked="0" layoutInCell="1" allowOverlap="1" wp14:anchorId="121D7B18" wp14:editId="2E9B0923">
-            <wp:simplePos x="0" y="0"/>
-            <wp:positionH relativeFrom="column">
-              <wp:posOffset>20320</wp:posOffset>
-            </wp:positionH>
-            <wp:positionV relativeFrom="paragraph">
-              <wp:posOffset>20320</wp:posOffset>
-            </wp:positionV>
-            <wp:extent cx="4570095" cy="3844290"/>
-            <wp:effectExtent l="19050" t="19050" r="20955" b="22860"/>
-            <wp:wrapTight wrapText="bothSides">
-              <wp:wrapPolygon edited="0">
-                <wp:start x="-90" y="-107"/>
-                <wp:lineTo x="-90" y="21621"/>
-                <wp:lineTo x="21609" y="21621"/>
-                <wp:lineTo x="21609" y="-107"/>
-                <wp:lineTo x="-90" y="-107"/>
-              </wp:wrapPolygon>
-            </wp:wrapTight>
-            <wp:docPr id="3" name="Image 2">
-              <a:extLst xmlns:a="http://schemas.openxmlformats.org/drawingml/2006/main">
-                <a:ext uri="{FF2B5EF4-FFF2-40B4-BE49-F238E27FC236}">
-                  <a16:creationId xmlns:a16="http://schemas.microsoft.com/office/drawing/2014/main" id="{B57BE6FD-469E-9A29-416D-0AAD135666CD}"/>
-                </a:ext>
-              </a:extLst>
-            </wp:docPr>
-            <wp:cNvGraphicFramePr>
-              <a:graphicFrameLocks xmlns:a="http://schemas.openxmlformats.org/drawingml/2006/main" noChangeAspect="1"/>
-            </wp:cNvGraphicFramePr>
-            <a:graphic xmlns:a="http://schemas.openxmlformats.org/drawingml/2006/main">
-              <a:graphicData uri="http://schemas.openxmlformats.org/drawingml/2006/picture">
-                <pic:pic xmlns:pic="http://schemas.openxmlformats.org/drawingml/2006/picture">
-                  <pic:nvPicPr>
-                    <pic:cNvPr id="3" name="Image 2">
-                      <a:extLst>
-                        <a:ext uri="{FF2B5EF4-FFF2-40B4-BE49-F238E27FC236}">
-                          <a16:creationId xmlns:a16="http://schemas.microsoft.com/office/drawing/2014/main" id="{B57BE6FD-469E-9A29-416D-0AAD135666CD}"/>
-                        </a:ext>
-                      </a:extLst>
-                    </pic:cNvPr>
-                    <pic:cNvPicPr>
-                      <a:picLocks noChangeAspect="1"/>
-                    </pic:cNvPicPr>
-                  </pic:nvPicPr>
-                  <pic:blipFill>
-                    <a:blip r:embed="rId9"/>
-                    <a:stretch>
-                      <a:fillRect/>
-                    </a:stretch>
-                  </pic:blipFill>
-                  <pic:spPr>
-                    <a:xfrm>
-                      <a:off x="0" y="0"/>
-                      <a:ext cx="4570095" cy="3844290"/>
-                    </a:xfrm>
-                    <a:prstGeom prst="rect">
-                      <a:avLst/>
-                    </a:prstGeom>
-                    <a:ln>
-                      <a:solidFill>
-                        <a:schemeClr val="tx1"/>
-                      </a:solidFill>
-                    </a:ln>
-                  </pic:spPr>
-                </pic:pic>
-              </a:graphicData>
-            </a:graphic>
-            <wp14:sizeRelH relativeFrom="margin">
-              <wp14:pctWidth>0</wp14:pctWidth>
-            </wp14:sizeRelH>
-            <wp14:sizeRelV relativeFrom="margin">
-              <wp14:pctHeight>0</wp14:pctHeight>
-            </wp14:sizeRelV>
-          </wp:anchor>
-        </w:drawing>
-      </w:r>
     </w:p>
     <w:p>
       <w:pPr>
@@ -3545,22 +4398,14 @@
           <w:lang w:val="fr-FR"/>
         </w:rPr>
       </w:pPr>
-      <w:bookmarkStart w:id="3" w:name="_Toc225780516"/>
+      <w:bookmarkStart w:id="3" w:name="_Toc226036952"/>
       <w:r>
         <w:rPr>
           <w:rFonts w:ascii="Arial" w:hAnsi="Arial" w:cs="Arial"/>
           <w:sz w:val="28"/>
           <w:lang w:val="fr-FR"/>
         </w:rPr>
-        <w:t>3</w:t>
-      </w:r>
-      <w:r>
-        <w:rPr>
-          <w:rFonts w:ascii="Arial" w:hAnsi="Arial" w:cs="Arial"/>
-          <w:sz w:val="28"/>
-          <w:lang w:val="fr-FR"/>
-        </w:rPr>
-        <w:t>. Stratégie ETL et alimentation de l’entrepôt</w:t>
+        <w:t>3. Stratégie ETL et alimentation de l’entrepôt</w:t>
       </w:r>
       <w:bookmarkEnd w:id="3"/>
     </w:p>
@@ -3573,7 +4418,7 @@
           <w:lang w:val="fr-FR"/>
         </w:rPr>
       </w:pPr>
-      <w:bookmarkStart w:id="4" w:name="_Toc225780517"/>
+      <w:bookmarkStart w:id="4" w:name="_Toc226036953"/>
       <w:r>
         <w:rPr>
           <w:rFonts w:ascii="Arial" w:hAnsi="Arial" w:cs="Arial"/>
@@ -3708,7 +4553,8 @@
                 <w:rFonts w:ascii="Arial" w:hAnsi="Arial" w:cs="Arial"/>
                 <w:b/>
                 <w:bCs/>
-                <w:sz w:val="22"/>
+                <w:sz w:val="20"/>
+                <w:szCs w:val="20"/>
                 <w:lang w:val="fr-FR"/>
               </w:rPr>
             </w:pPr>
@@ -3717,7 +4563,8 @@
                 <w:rFonts w:ascii="Arial" w:hAnsi="Arial" w:cs="Arial"/>
                 <w:b/>
                 <w:bCs/>
-                <w:sz w:val="22"/>
+                <w:sz w:val="20"/>
+                <w:szCs w:val="20"/>
                 <w:lang w:val="fr-FR"/>
               </w:rPr>
               <w:t>Composant Apache Hop</w:t>
@@ -3770,7 +4617,8 @@
               <w:jc w:val="center"/>
               <w:rPr>
                 <w:rFonts w:ascii="Arial" w:hAnsi="Arial" w:cs="Arial"/>
-                <w:sz w:val="22"/>
+                <w:sz w:val="20"/>
+                <w:szCs w:val="20"/>
                 <w:lang w:val="fr-FR"/>
               </w:rPr>
             </w:pPr>
@@ -3779,7 +4627,8 @@
                 <w:rFonts w:ascii="Arial" w:hAnsi="Arial" w:cs="Arial"/>
                 <w:b/>
                 <w:bCs/>
-                <w:sz w:val="22"/>
+                <w:sz w:val="20"/>
+                <w:szCs w:val="20"/>
                 <w:lang w:val="fr-FR"/>
               </w:rPr>
               <w:t>Table Input</w:t>
@@ -3829,7 +4678,8 @@
               <w:jc w:val="center"/>
               <w:rPr>
                 <w:rFonts w:ascii="Arial" w:hAnsi="Arial" w:cs="Arial"/>
-                <w:sz w:val="22"/>
+                <w:sz w:val="20"/>
+                <w:szCs w:val="20"/>
                 <w:lang w:val="fr-FR"/>
               </w:rPr>
             </w:pPr>
@@ -3839,7 +4689,8 @@
                 <w:rFonts w:ascii="Arial" w:hAnsi="Arial" w:cs="Arial"/>
                 <w:b/>
                 <w:bCs/>
-                <w:sz w:val="22"/>
+                <w:sz w:val="20"/>
+                <w:szCs w:val="20"/>
                 <w:lang w:val="fr-FR"/>
               </w:rPr>
               <w:t>Database</w:t>
@@ -3850,7 +4701,8 @@
                 <w:rFonts w:ascii="Arial" w:hAnsi="Arial" w:cs="Arial"/>
                 <w:b/>
                 <w:bCs/>
-                <w:sz w:val="22"/>
+                <w:sz w:val="20"/>
+                <w:szCs w:val="20"/>
                 <w:lang w:val="fr-FR"/>
               </w:rPr>
               <w:t xml:space="preserve"> </w:t>
@@ -3861,7 +4713,8 @@
                 <w:rFonts w:ascii="Arial" w:hAnsi="Arial" w:cs="Arial"/>
                 <w:b/>
                 <w:bCs/>
-                <w:sz w:val="22"/>
+                <w:sz w:val="20"/>
+                <w:szCs w:val="20"/>
                 <w:lang w:val="fr-FR"/>
               </w:rPr>
               <w:t>Lookup</w:t>
@@ -3912,7 +4765,8 @@
               <w:jc w:val="center"/>
               <w:rPr>
                 <w:rFonts w:ascii="Arial" w:hAnsi="Arial" w:cs="Arial"/>
-                <w:sz w:val="22"/>
+                <w:sz w:val="20"/>
+                <w:szCs w:val="20"/>
                 <w:lang w:val="fr-FR"/>
               </w:rPr>
             </w:pPr>
@@ -3921,7 +4775,8 @@
                 <w:rFonts w:ascii="Arial" w:hAnsi="Arial" w:cs="Arial"/>
                 <w:b/>
                 <w:bCs/>
-                <w:sz w:val="22"/>
+                <w:sz w:val="20"/>
+                <w:szCs w:val="20"/>
                 <w:lang w:val="fr-FR"/>
               </w:rPr>
               <w:t xml:space="preserve">Stream </w:t>
@@ -3932,7 +4787,8 @@
                 <w:rFonts w:ascii="Arial" w:hAnsi="Arial" w:cs="Arial"/>
                 <w:b/>
                 <w:bCs/>
-                <w:sz w:val="22"/>
+                <w:sz w:val="20"/>
+                <w:szCs w:val="20"/>
                 <w:lang w:val="fr-FR"/>
               </w:rPr>
               <w:t>Lookup</w:t>
@@ -3983,7 +4839,8 @@
               <w:jc w:val="center"/>
               <w:rPr>
                 <w:rFonts w:ascii="Arial" w:hAnsi="Arial" w:cs="Arial"/>
-                <w:sz w:val="22"/>
+                <w:sz w:val="20"/>
+                <w:szCs w:val="20"/>
                 <w:lang w:val="fr-FR"/>
               </w:rPr>
             </w:pPr>
@@ -3993,7 +4850,8 @@
                 <w:rFonts w:ascii="Arial" w:hAnsi="Arial" w:cs="Arial"/>
                 <w:b/>
                 <w:bCs/>
-                <w:sz w:val="22"/>
+                <w:sz w:val="20"/>
+                <w:szCs w:val="20"/>
                 <w:lang w:val="fr-FR"/>
               </w:rPr>
               <w:t>Calculator</w:t>
@@ -4044,7 +4902,8 @@
               <w:jc w:val="center"/>
               <w:rPr>
                 <w:rFonts w:ascii="Arial" w:hAnsi="Arial" w:cs="Arial"/>
-                <w:sz w:val="22"/>
+                <w:sz w:val="20"/>
+                <w:szCs w:val="20"/>
                 <w:lang w:val="fr-FR"/>
               </w:rPr>
             </w:pPr>
@@ -4053,7 +4912,8 @@
                 <w:rFonts w:ascii="Arial" w:hAnsi="Arial" w:cs="Arial"/>
                 <w:b/>
                 <w:bCs/>
-                <w:sz w:val="22"/>
+                <w:sz w:val="20"/>
+                <w:szCs w:val="20"/>
                 <w:lang w:val="fr-FR"/>
               </w:rPr>
               <w:t>Insert / Update</w:t>
@@ -4103,7 +4963,8 @@
               <w:jc w:val="center"/>
               <w:rPr>
                 <w:rFonts w:ascii="Arial" w:hAnsi="Arial" w:cs="Arial"/>
-                <w:sz w:val="22"/>
+                <w:sz w:val="20"/>
+                <w:szCs w:val="20"/>
                 <w:lang w:val="fr-FR"/>
               </w:rPr>
             </w:pPr>
@@ -4112,7 +4973,8 @@
                 <w:rFonts w:ascii="Arial" w:hAnsi="Arial" w:cs="Arial"/>
                 <w:b/>
                 <w:bCs/>
-                <w:sz w:val="22"/>
+                <w:sz w:val="20"/>
+                <w:szCs w:val="20"/>
                 <w:lang w:val="fr-FR"/>
               </w:rPr>
               <w:t>Add Constants</w:t>
@@ -4162,7 +5024,8 @@
               <w:jc w:val="center"/>
               <w:rPr>
                 <w:rFonts w:ascii="Arial" w:hAnsi="Arial" w:cs="Arial"/>
-                <w:sz w:val="22"/>
+                <w:sz w:val="20"/>
+                <w:szCs w:val="20"/>
                 <w:lang w:val="fr-FR"/>
               </w:rPr>
             </w:pPr>
@@ -4171,7 +5034,8 @@
                 <w:rFonts w:ascii="Arial" w:hAnsi="Arial" w:cs="Arial"/>
                 <w:b/>
                 <w:bCs/>
-                <w:sz w:val="22"/>
+                <w:sz w:val="20"/>
+                <w:szCs w:val="20"/>
                 <w:lang w:val="fr-FR"/>
               </w:rPr>
               <w:t>Write to Log</w:t>
@@ -4305,18 +5169,7 @@
           <w:szCs w:val="22"/>
           <w:lang w:val="fr-FR"/>
         </w:rPr>
-        <w:t xml:space="preserve"> </w:t>
-      </w:r>
-      <w:r>
-        <w:rPr>
-          <w:b w:val="0"/>
-          <w:bCs w:val="0"/>
-          <w:color w:val="000000" w:themeColor="text1"/>
-          <w:sz w:val="22"/>
-          <w:szCs w:val="22"/>
-          <w:lang w:val="fr-FR"/>
-        </w:rPr>
-        <w:t>Composants Apache Hop utilisés pour l’extraction, la transformation et le chargement des données</w:t>
+        <w:t xml:space="preserve"> Composants Apache Hop utilisés pour l’extraction, la transformation et le chargement des données</w:t>
       </w:r>
     </w:p>
     <w:p>
@@ -4346,20 +5199,13 @@
           <w:lang w:val="fr-FR"/>
         </w:rPr>
       </w:pPr>
-      <w:bookmarkStart w:id="5" w:name="_Toc225780518"/>
-      <w:r>
-        <w:rPr>
-          <w:rFonts w:ascii="Arial" w:hAnsi="Arial" w:cs="Arial"/>
-          <w:lang w:val="fr-FR"/>
-        </w:rPr>
-        <w:t xml:space="preserve">3.2 </w:t>
-      </w:r>
-      <w:r>
-        <w:rPr>
-          <w:rFonts w:ascii="Arial" w:hAnsi="Arial" w:cs="Arial"/>
-          <w:lang w:val="fr-FR"/>
-        </w:rPr>
-        <w:t>Workflow général d’alimentation</w:t>
+      <w:bookmarkStart w:id="5" w:name="_Toc226036954"/>
+      <w:r>
+        <w:rPr>
+          <w:rFonts w:ascii="Arial" w:hAnsi="Arial" w:cs="Arial"/>
+          <w:lang w:val="fr-FR"/>
+        </w:rPr>
+        <w:t>3.2 Workflow général d’alimentation</w:t>
       </w:r>
       <w:bookmarkEnd w:id="5"/>
     </w:p>
@@ -4719,9 +5565,9 @@
           <w:noProof/>
         </w:rPr>
         <w:drawing>
-          <wp:inline distT="0" distB="0" distL="0" distR="0" wp14:anchorId="23E2CA6B" wp14:editId="18D8542B">
-            <wp:extent cx="6184265" cy="3578392"/>
-            <wp:effectExtent l="19050" t="19050" r="26035" b="22225"/>
+          <wp:inline distT="0" distB="0" distL="0" distR="0" wp14:anchorId="23E2CA6B" wp14:editId="6AA36CF8">
+            <wp:extent cx="6183977" cy="3621298"/>
+            <wp:effectExtent l="19050" t="19050" r="26670" b="17780"/>
             <wp:docPr id="841806793" name="Image 2"/>
             <wp:cNvGraphicFramePr>
               <a:graphicFrameLocks xmlns:a="http://schemas.openxmlformats.org/drawingml/2006/main" noChangeAspect="1"/>
@@ -4751,7 +5597,7 @@
                   <pic:spPr bwMode="auto">
                     <a:xfrm>
                       <a:off x="0" y="0"/>
-                      <a:ext cx="6189189" cy="3581241"/>
+                      <a:ext cx="6192614" cy="3626356"/>
                     </a:xfrm>
                     <a:prstGeom prst="rect">
                       <a:avLst/>
@@ -4876,19 +5722,7 @@
           <w:szCs w:val="22"/>
           <w:lang w:val="fr-FR"/>
         </w:rPr>
-        <w:t xml:space="preserve"> </w:t>
-      </w:r>
-      <w:r>
-        <w:rPr>
-          <w:rFonts w:ascii="Arial" w:hAnsi="Arial" w:cs="Arial"/>
-          <w:b w:val="0"/>
-          <w:bCs w:val="0"/>
-          <w:color w:val="000000" w:themeColor="text1"/>
-          <w:sz w:val="22"/>
-          <w:szCs w:val="22"/>
-          <w:lang w:val="fr-FR"/>
-        </w:rPr>
-        <w:t>Ordonnancement des pipelines dans le workflow ETL, de la construction des dimensions à l’alimentation des tables de faits</w:t>
+        <w:t xml:space="preserve"> Ordonnancement des pipelines dans le workflow ETL, de la construction des dimensions à l’alimentation des tables de faits</w:t>
       </w:r>
     </w:p>
     <w:p>
@@ -5208,7 +6042,7 @@
           <w:lang w:val="fr-FR"/>
         </w:rPr>
       </w:pPr>
-      <w:bookmarkStart w:id="6" w:name="_Toc225780519"/>
+      <w:bookmarkStart w:id="6" w:name="_Toc226036955"/>
       <w:r>
         <w:rPr>
           <w:rFonts w:ascii="Arial" w:hAnsi="Arial" w:cs="Arial"/>
@@ -5907,14 +6741,16 @@
         <w:pStyle w:val="Titre1"/>
         <w:rPr>
           <w:rFonts w:ascii="Arial" w:hAnsi="Arial" w:cs="Arial"/>
+          <w:color w:val="EE0000"/>
           <w:sz w:val="28"/>
           <w:lang w:val="fr-FR"/>
         </w:rPr>
       </w:pPr>
-      <w:bookmarkStart w:id="7" w:name="_Toc225780520"/>
-      <w:r>
-        <w:rPr>
-          <w:rFonts w:ascii="Arial" w:hAnsi="Arial" w:cs="Arial"/>
+      <w:bookmarkStart w:id="7" w:name="_Toc226036956"/>
+      <w:r>
+        <w:rPr>
+          <w:rFonts w:ascii="Arial" w:hAnsi="Arial" w:cs="Arial"/>
+          <w:color w:val="EE0000"/>
           <w:sz w:val="28"/>
           <w:lang w:val="fr-FR"/>
         </w:rPr>
@@ -5924,15 +6760,18 @@
     </w:p>
     <w:p>
       <w:pPr>
-        <w:rPr>
-          <w:rFonts w:ascii="Arial" w:hAnsi="Arial" w:cs="Arial"/>
-          <w:sz w:val="22"/>
-          <w:lang w:val="fr-FR"/>
-        </w:rPr>
-      </w:pPr>
-      <w:r>
-        <w:rPr>
-          <w:rFonts w:ascii="Arial" w:hAnsi="Arial" w:cs="Arial"/>
+        <w:jc w:val="both"/>
+        <w:rPr>
+          <w:rFonts w:ascii="Arial" w:hAnsi="Arial" w:cs="Arial"/>
+          <w:color w:val="EE0000"/>
+          <w:sz w:val="22"/>
+          <w:lang w:val="fr-FR"/>
+        </w:rPr>
+      </w:pPr>
+      <w:r>
+        <w:rPr>
+          <w:rFonts w:ascii="Arial" w:hAnsi="Arial" w:cs="Arial"/>
+          <w:color w:val="EE0000"/>
           <w:sz w:val="22"/>
           <w:lang w:val="fr-FR"/>
         </w:rPr>
@@ -5941,6 +6780,7 @@
       <w:r>
         <w:rPr>
           <w:rFonts w:ascii="Arial" w:hAnsi="Arial" w:cs="Arial"/>
+          <w:color w:val="EE0000"/>
           <w:sz w:val="22"/>
           <w:lang w:val="fr-FR"/>
         </w:rPr>
@@ -5950,15 +6790,18 @@
     </w:p>
     <w:p>
       <w:pPr>
-        <w:rPr>
-          <w:rFonts w:ascii="Arial" w:hAnsi="Arial" w:cs="Arial"/>
-          <w:sz w:val="22"/>
-          <w:lang w:val="fr-FR"/>
-        </w:rPr>
-      </w:pPr>
-      <w:r>
-        <w:rPr>
-          <w:rFonts w:ascii="Arial" w:hAnsi="Arial" w:cs="Arial"/>
+        <w:jc w:val="both"/>
+        <w:rPr>
+          <w:rFonts w:ascii="Arial" w:hAnsi="Arial" w:cs="Arial"/>
+          <w:color w:val="EE0000"/>
+          <w:sz w:val="22"/>
+          <w:lang w:val="fr-FR"/>
+        </w:rPr>
+      </w:pPr>
+      <w:r>
+        <w:rPr>
+          <w:rFonts w:ascii="Arial" w:hAnsi="Arial" w:cs="Arial"/>
+          <w:color w:val="EE0000"/>
           <w:sz w:val="22"/>
           <w:lang w:val="fr-FR"/>
         </w:rPr>
@@ -5967,15 +6810,18 @@
     </w:p>
     <w:p>
       <w:pPr>
-        <w:rPr>
-          <w:rFonts w:ascii="Arial" w:hAnsi="Arial" w:cs="Arial"/>
-          <w:sz w:val="22"/>
-          <w:lang w:val="fr-FR"/>
-        </w:rPr>
-      </w:pPr>
-      <w:r>
-        <w:rPr>
-          <w:rFonts w:ascii="Arial" w:hAnsi="Arial" w:cs="Arial"/>
+        <w:jc w:val="both"/>
+        <w:rPr>
+          <w:rFonts w:ascii="Arial" w:hAnsi="Arial" w:cs="Arial"/>
+          <w:color w:val="EE0000"/>
+          <w:sz w:val="22"/>
+          <w:lang w:val="fr-FR"/>
+        </w:rPr>
+      </w:pPr>
+      <w:r>
+        <w:rPr>
+          <w:rFonts w:ascii="Arial" w:hAnsi="Arial" w:cs="Arial"/>
+          <w:color w:val="EE0000"/>
           <w:sz w:val="22"/>
           <w:lang w:val="fr-FR"/>
         </w:rPr>
@@ -5985,6 +6831,7 @@
       <w:r>
         <w:rPr>
           <w:rFonts w:ascii="Arial" w:hAnsi="Arial" w:cs="Arial"/>
+          <w:color w:val="EE0000"/>
           <w:sz w:val="22"/>
           <w:lang w:val="fr-FR"/>
         </w:rPr>
@@ -5994,6 +6841,7 @@
       <w:r>
         <w:rPr>
           <w:rFonts w:ascii="Arial" w:hAnsi="Arial" w:cs="Arial"/>
+          <w:color w:val="EE0000"/>
           <w:sz w:val="22"/>
           <w:lang w:val="fr-FR"/>
         </w:rPr>
@@ -6002,451 +6850,470 @@
     </w:p>
     <w:p>
       <w:pPr>
+        <w:jc w:val="both"/>
+        <w:rPr>
+          <w:rFonts w:ascii="Arial" w:hAnsi="Arial" w:cs="Arial"/>
+          <w:b/>
+          <w:bCs/>
+          <w:color w:val="EE0000"/>
+          <w:sz w:val="22"/>
+          <w:lang w:val="fr-FR"/>
+        </w:rPr>
+      </w:pPr>
+      <w:r>
+        <w:rPr>
+          <w:rFonts w:ascii="Arial" w:hAnsi="Arial" w:cs="Arial"/>
+          <w:color w:val="EE0000"/>
+          <w:sz w:val="22"/>
+          <w:lang w:val="fr-FR"/>
+        </w:rPr>
+        <w:t xml:space="preserve">(À refaire : visualisation choix des </w:t>
+      </w:r>
+      <w:r>
+        <w:rPr>
+          <w:rFonts w:ascii="Arial" w:hAnsi="Arial" w:cs="Arial"/>
+          <w:color w:val="EE0000"/>
+          <w:sz w:val="22"/>
+          <w:lang w:val="fr-FR"/>
+        </w:rPr>
+        <w:t>gra</w:t>
+      </w:r>
+      <w:r>
+        <w:rPr>
+          <w:rFonts w:ascii="Arial" w:hAnsi="Arial" w:cs="Arial"/>
+          <w:color w:val="EE0000"/>
+          <w:sz w:val="22"/>
+          <w:lang w:val="fr-FR"/>
+        </w:rPr>
+        <w:t xml:space="preserve">phiques </w:t>
+      </w:r>
+      <w:r>
+        <w:rPr>
+          <w:rFonts w:ascii="Arial" w:hAnsi="Arial" w:cs="Arial"/>
+          <w:color w:val="EE0000"/>
+          <w:sz w:val="22"/>
+          <w:lang w:val="fr-FR"/>
+        </w:rPr>
+        <w:t xml:space="preserve">et </w:t>
+      </w:r>
+      <w:r>
+        <w:rPr>
+          <w:rFonts w:ascii="Arial" w:hAnsi="Arial" w:cs="Arial"/>
+          <w:color w:val="EE0000"/>
+          <w:sz w:val="22"/>
+          <w:lang w:val="fr-FR"/>
+        </w:rPr>
+        <w:t xml:space="preserve">mise en page </w:t>
+      </w:r>
+      <w:r>
+        <w:rPr>
+          <w:rFonts w:ascii="Arial" w:hAnsi="Arial" w:cs="Arial"/>
+          <w:color w:val="EE0000"/>
+          <w:sz w:val="22"/>
+          <w:lang w:val="fr-FR"/>
+        </w:rPr>
+        <w:t xml:space="preserve">et structure de la </w:t>
+      </w:r>
+      <w:r>
+        <w:rPr>
+          <w:rFonts w:ascii="Arial" w:hAnsi="Arial" w:cs="Arial"/>
+          <w:color w:val="EE0000"/>
+          <w:sz w:val="22"/>
+          <w:lang w:val="fr-FR"/>
+        </w:rPr>
+        <w:t>présentation stratégie</w:t>
+      </w:r>
+      <w:r>
+        <w:rPr>
+          <w:rFonts w:ascii="Arial" w:hAnsi="Arial" w:cs="Arial"/>
+          <w:b/>
+          <w:bCs/>
+          <w:color w:val="EE0000"/>
+          <w:sz w:val="22"/>
+          <w:lang w:val="fr-FR"/>
+        </w:rPr>
+        <w:t>)</w:t>
+      </w:r>
+      <w:r>
+        <w:rPr>
+          <w:rFonts w:ascii="Arial" w:hAnsi="Arial" w:cs="Arial"/>
+          <w:b/>
+          <w:bCs/>
+          <w:color w:val="EE0000"/>
+          <w:sz w:val="22"/>
+          <w:lang w:val="fr-FR"/>
+        </w:rPr>
+        <w:t xml:space="preserve"> </w:t>
+      </w:r>
+    </w:p>
+    <w:p>
+      <w:pPr>
         <w:pStyle w:val="Titre1"/>
         <w:rPr>
-          <w:rFonts w:ascii="Arial" w:hAnsi="Arial" w:cs="Arial"/>
-          <w:sz w:val="28"/>
-          <w:lang w:val="fr-FR"/>
-        </w:rPr>
-      </w:pPr>
-      <w:bookmarkStart w:id="8" w:name="_Toc225780521"/>
-      <w:r>
-        <w:rPr>
-          <w:rFonts w:ascii="Arial" w:hAnsi="Arial" w:cs="Arial"/>
-          <w:sz w:val="28"/>
-          <w:lang w:val="fr-FR"/>
-        </w:rPr>
-        <w:t xml:space="preserve">5. Gouvernance des données et mise en </w:t>
-      </w:r>
-      <w:r>
-        <w:rPr>
-          <w:rFonts w:ascii="Arial" w:hAnsi="Arial" w:cs="Arial"/>
-          <w:sz w:val="28"/>
-          <w:lang w:val="fr-FR"/>
-        </w:rPr>
-        <w:t>œuvre</w:t>
+          <w:lang w:val="fr-FR"/>
+        </w:rPr>
+      </w:pPr>
+      <w:bookmarkStart w:id="8" w:name="_Toc226036957"/>
+      <w:r>
+        <w:rPr>
+          <w:lang w:val="fr-FR"/>
+        </w:rPr>
+        <w:t>5. Gouvernance des chargements et perspectives d’évolution</w:t>
       </w:r>
       <w:bookmarkEnd w:id="8"/>
     </w:p>
     <w:p>
       <w:pPr>
-        <w:rPr>
-          <w:rFonts w:ascii="Arial" w:hAnsi="Arial" w:cs="Arial"/>
-          <w:sz w:val="22"/>
-          <w:lang w:val="fr-FR"/>
-        </w:rPr>
-      </w:pPr>
-      <w:r>
-        <w:rPr>
-          <w:rFonts w:ascii="Arial" w:hAnsi="Arial" w:cs="Arial"/>
-          <w:sz w:val="22"/>
-          <w:lang w:val="fr-FR"/>
-        </w:rPr>
-        <w:t>Au-delà du schéma et des pipelines, la valeur du projet tient aussi à sa capacité à être rejoué proprement. L’entrepôt doit pouvoir être recréé, rechargé et contrôlé sans dépendre de manipulations manuelles fragiles. C’est pour cela que les chargements sont pensés de manière idempotente, avec conservation des identifiants source et usage maîtrisé des étapes Insert / Update dans Apache Hop.</w:t>
-      </w:r>
-    </w:p>
-    <w:p>
-      <w:pPr>
-        <w:rPr>
-          <w:rFonts w:ascii="Arial" w:hAnsi="Arial" w:cs="Arial"/>
-          <w:sz w:val="22"/>
-          <w:lang w:val="fr-FR"/>
-        </w:rPr>
-      </w:pPr>
-      <w:r>
-        <w:rPr>
-          <w:rFonts w:ascii="Arial" w:hAnsi="Arial" w:cs="Arial"/>
-          <w:sz w:val="22"/>
-          <w:lang w:val="fr-FR"/>
-        </w:rPr>
-        <w:t>La configuration technique reste volontairement simple : Oracle comme source, MySQL local comme cible, paramètres d’accès isolés dans la configuration du projet Hop, puis consommation dans Power BI. Ce n’est pas spectaculaire, mais c’est exactement ce qu’il faut pour un projet solide. Quand la base, les règles de transformation et l’ordre d’exécution sont propres, le reste suit naturellement.</w:t>
-      </w:r>
-    </w:p>
-    <w:p>
-      <w:pPr>
-        <w:rPr>
-          <w:rFonts w:ascii="Arial" w:hAnsi="Arial" w:cs="Arial"/>
-          <w:sz w:val="22"/>
-          <w:lang w:val="fr-FR"/>
-        </w:rPr>
-      </w:pPr>
-      <w:r>
-        <w:rPr>
-          <w:rFonts w:ascii="Arial" w:hAnsi="Arial" w:cs="Arial"/>
-          <w:sz w:val="22"/>
-          <w:lang w:val="fr-FR"/>
-        </w:rPr>
-        <w:t xml:space="preserve">Enfin, l’usage de vues SQL comme data </w:t>
-      </w:r>
-      <w:proofErr w:type="spellStart"/>
-      <w:r>
-        <w:rPr>
-          <w:rFonts w:ascii="Arial" w:hAnsi="Arial" w:cs="Arial"/>
-          <w:sz w:val="22"/>
-          <w:lang w:val="fr-FR"/>
-        </w:rPr>
-        <w:t>marts</w:t>
-      </w:r>
-      <w:proofErr w:type="spellEnd"/>
-      <w:r>
-        <w:rPr>
-          <w:rFonts w:ascii="Arial" w:hAnsi="Arial" w:cs="Arial"/>
-          <w:sz w:val="22"/>
-          <w:lang w:val="fr-FR"/>
-        </w:rPr>
-        <w:t xml:space="preserve"> logiques permet de présenter à Power BI des jeux de données déjà cadrés par métier, sans recréer un second entrepôt. Là encore, le choix est pragmatique : une base centrale unique, puis des lectures simplifiées pour le pilotage direction, le suivi commercial ou l’analyse patrimoniale. Cette organisation renforce la maintenabilité de la solution et prépare une exploitation plus industrielle du socle décisionnel.</w:t>
-      </w:r>
-    </w:p>
-    <w:p>
-      <w:pPr>
-        <w:rPr>
-          <w:rFonts w:ascii="Arial" w:hAnsi="Arial" w:cs="Arial"/>
-          <w:sz w:val="22"/>
-          <w:lang w:val="fr-FR"/>
-        </w:rPr>
-      </w:pPr>
-      <w:r>
-        <w:rPr>
-          <w:rFonts w:ascii="Arial" w:hAnsi="Arial" w:cs="Arial"/>
-          <w:sz w:val="22"/>
-          <w:lang w:val="fr-FR"/>
-        </w:rPr>
-        <w:t xml:space="preserve">Un autre point de vigilance concerne la qualité des données. Les champs incomplets, incohérents ou absents dans la source Oracle ne doivent pas être masqués par les outils de restitution. Ils doivent être détectés, tracés et, si possible, corrigés dans le flux ETL. Cette discipline évite d’introduire des indicateurs flatteurs mais faux, ce qui ruinerait immédiatement la crédibilité du </w:t>
-      </w:r>
-      <w:proofErr w:type="spellStart"/>
-      <w:r>
-        <w:rPr>
-          <w:rFonts w:ascii="Arial" w:hAnsi="Arial" w:cs="Arial"/>
-          <w:sz w:val="22"/>
-          <w:lang w:val="fr-FR"/>
-        </w:rPr>
-        <w:t>reporting</w:t>
-      </w:r>
-      <w:proofErr w:type="spellEnd"/>
-      <w:r>
-        <w:rPr>
-          <w:rFonts w:ascii="Arial" w:hAnsi="Arial" w:cs="Arial"/>
-          <w:sz w:val="22"/>
-          <w:lang w:val="fr-FR"/>
-        </w:rPr>
-        <w:t>.</w:t>
-      </w:r>
-    </w:p>
-    <w:p>
-      <w:pPr>
-        <w:rPr>
-          <w:rFonts w:ascii="Arial" w:hAnsi="Arial" w:cs="Arial"/>
-          <w:sz w:val="22"/>
-          <w:lang w:val="fr-FR"/>
-        </w:rPr>
-      </w:pPr>
-      <w:r>
-        <w:rPr>
-          <w:rFonts w:ascii="Arial" w:hAnsi="Arial" w:cs="Arial"/>
-          <w:sz w:val="22"/>
-          <w:lang w:val="fr-FR"/>
-        </w:rPr>
-        <w:t>Le projet doit donc être pensé comme un socle réutilisable. La documentation du schéma, des règles de transformation et des paramètres de connexion n’est pas un supplément cosmétique : c’est une condition de transfert et de reprise. Sans cette documentation, le workflow fonctionne peut-être sur une machine, mais il ne devient jamais vraiment un projet exploitable par une équipe.</w:t>
-      </w:r>
-    </w:p>
-    <w:p>
-      <w:pPr>
-        <w:rPr>
-          <w:rFonts w:ascii="Arial" w:hAnsi="Arial" w:cs="Arial"/>
-          <w:sz w:val="22"/>
-          <w:lang w:val="fr-FR"/>
-        </w:rPr>
-      </w:pPr>
-      <w:r>
-        <w:rPr>
-          <w:rFonts w:ascii="Arial" w:hAnsi="Arial" w:cs="Arial"/>
-          <w:sz w:val="22"/>
-          <w:lang w:val="fr-FR"/>
-        </w:rPr>
-        <w:t xml:space="preserve">Enfin, la séparation nette entre logique de données, logique d’alimentation et logique de visualisation facilite l’évolution future. Si de nouveaux indicateurs, de nouvelles dimensions ou de nouvelles règles métier apparaissent, ils pourront être intégrés sans remettre en cause tout l’édifice. </w:t>
-      </w:r>
-      <w:r>
-        <w:rPr>
-          <w:rFonts w:ascii="Arial" w:hAnsi="Arial" w:cs="Arial"/>
-          <w:sz w:val="22"/>
-          <w:lang w:val="fr-FR"/>
-        </w:rPr>
-        <w:lastRenderedPageBreak/>
-        <w:t>C’est précisément ce qui différencie une architecture décisionnelle propre d’un assemblage de scripts jetables.</w:t>
-      </w:r>
-    </w:p>
-    <w:p>
-      <w:pPr>
-        <w:pStyle w:val="Titre1"/>
-        <w:rPr>
-          <w:rFonts w:ascii="Arial" w:hAnsi="Arial" w:cs="Arial"/>
-          <w:sz w:val="28"/>
-          <w:lang w:val="fr-FR"/>
-        </w:rPr>
-      </w:pPr>
-      <w:bookmarkStart w:id="9" w:name="_Toc225780522"/>
-      <w:r>
-        <w:rPr>
-          <w:rFonts w:ascii="Arial" w:hAnsi="Arial" w:cs="Arial"/>
-          <w:sz w:val="28"/>
-          <w:lang w:val="fr-FR"/>
-        </w:rPr>
-        <w:t>6. Conclusion</w:t>
+        <w:pStyle w:val="Titre2"/>
+        <w:ind w:firstLine="720"/>
+        <w:rPr>
+          <w:rFonts w:ascii="Arial" w:hAnsi="Arial" w:cs="Arial"/>
+          <w:lang w:val="fr-FR"/>
+        </w:rPr>
+      </w:pPr>
+      <w:bookmarkStart w:id="9" w:name="_Toc226036958"/>
+      <w:r>
+        <w:rPr>
+          <w:rFonts w:ascii="Arial" w:hAnsi="Arial" w:cs="Arial"/>
+          <w:lang w:val="fr-FR"/>
+        </w:rPr>
+        <w:t>5.1. Relance des workflows et prévention des doublons</w:t>
       </w:r>
       <w:bookmarkEnd w:id="9"/>
     </w:p>
     <w:p>
       <w:pPr>
-        <w:rPr>
-          <w:rFonts w:ascii="Arial" w:hAnsi="Arial" w:cs="Arial"/>
-          <w:sz w:val="22"/>
-          <w:lang w:val="fr-FR"/>
-        </w:rPr>
-      </w:pPr>
-      <w:r>
-        <w:rPr>
-          <w:rFonts w:ascii="Arial" w:hAnsi="Arial" w:cs="Arial"/>
-          <w:sz w:val="22"/>
-          <w:lang w:val="fr-FR"/>
-        </w:rPr>
-        <w:t>La stratégie retenue est volontairement simple, propre et maintenable : une source Oracle pour l’opérationnel, un entrepôt MySQL indépendant pour le décisionnel, un ETL Apache Hop pour transformer et fiabiliser les données, puis Power BI pour la restitution. Le projet ne cherche pas à bricoler une analyse directement sur la base source ; il met en place une vraie architecture décisionnelle, avec séparation claire des rôles, logique métier centralisée et modèle pensé pour la lecture.</w:t>
+        <w:spacing w:before="240"/>
+        <w:jc w:val="both"/>
+        <w:rPr>
+          <w:rFonts w:ascii="Arial" w:hAnsi="Arial" w:cs="Arial"/>
+          <w:color w:val="auto"/>
+          <w:sz w:val="22"/>
+          <w:lang w:val="fr-FR"/>
+        </w:rPr>
+      </w:pPr>
+      <w:r>
+        <w:rPr>
+          <w:rFonts w:ascii="Arial" w:hAnsi="Arial" w:cs="Arial"/>
+          <w:color w:val="auto"/>
+          <w:sz w:val="22"/>
+          <w:lang w:val="fr-FR"/>
+        </w:rPr>
+        <w:t xml:space="preserve">Au-delà de la modélisation de l’entrepôt et de la construction des pipelines, un enjeu important du projet concerne la </w:t>
+      </w:r>
+      <w:r>
+        <w:rPr>
+          <w:rFonts w:ascii="Arial" w:hAnsi="Arial" w:cs="Arial"/>
+          <w:b/>
+          <w:bCs/>
+          <w:color w:val="auto"/>
+          <w:sz w:val="22"/>
+          <w:lang w:val="fr-FR"/>
+        </w:rPr>
+        <w:t>fiabilité des rechargements</w:t>
+      </w:r>
+      <w:r>
+        <w:rPr>
+          <w:rFonts w:ascii="Arial" w:hAnsi="Arial" w:cs="Arial"/>
+          <w:color w:val="auto"/>
+          <w:sz w:val="22"/>
+          <w:lang w:val="fr-FR"/>
+        </w:rPr>
+        <w:t>. Lors des premiers tests, chaque relance du workflow Apache Hop avait tendance à réinjecter des données déjà présentes dans l’entrepôt, ce qui provoquait des doublons dans certaines dimensions et tables de faits. Ce problème était bloquant, car il faussait directement les indicateurs restitués dans Power BI.</w:t>
       </w:r>
     </w:p>
     <w:p>
       <w:pPr>
-        <w:rPr>
-          <w:rFonts w:ascii="Arial" w:hAnsi="Arial" w:cs="Arial"/>
-          <w:sz w:val="22"/>
-          <w:lang w:val="fr-FR"/>
-        </w:rPr>
-      </w:pPr>
-      <w:r>
-        <w:rPr>
-          <w:rFonts w:ascii="Arial" w:hAnsi="Arial" w:cs="Arial"/>
-          <w:sz w:val="22"/>
-          <w:lang w:val="fr-FR"/>
-        </w:rPr>
-        <w:t>Le vrai point fort du dispositif n’est pas d’avoir beaucoup d’outils, mais d’avoir un enchaînement cohérent entre eux. Oracle sert de source, MySQL stabilise le modèle analytique, Apache Hop centralise les règles de transformation, et Power BI se concentre sur la lecture métier. Cette répartition des rôles évite les redondances et rend la solution plus robuste.</w:t>
+        <w:jc w:val="both"/>
+        <w:rPr>
+          <w:rFonts w:ascii="Arial" w:hAnsi="Arial" w:cs="Arial"/>
+          <w:color w:val="auto"/>
+          <w:sz w:val="22"/>
+          <w:lang w:val="fr-FR"/>
+        </w:rPr>
+      </w:pPr>
+      <w:r>
+        <w:rPr>
+          <w:rFonts w:ascii="Arial" w:hAnsi="Arial" w:cs="Arial"/>
+          <w:color w:val="auto"/>
+          <w:sz w:val="22"/>
+          <w:lang w:val="fr-FR"/>
+        </w:rPr>
+        <w:t xml:space="preserve">Pour éviter cette duplication, une logique de chargement </w:t>
+      </w:r>
+      <w:r>
+        <w:rPr>
+          <w:rFonts w:ascii="Arial" w:hAnsi="Arial" w:cs="Arial"/>
+          <w:b/>
+          <w:bCs/>
+          <w:color w:val="auto"/>
+          <w:sz w:val="22"/>
+          <w:lang w:val="fr-FR"/>
+        </w:rPr>
+        <w:t>idempotente</w:t>
+      </w:r>
+      <w:r>
+        <w:rPr>
+          <w:rFonts w:ascii="Arial" w:hAnsi="Arial" w:cs="Arial"/>
+          <w:color w:val="auto"/>
+          <w:sz w:val="22"/>
+          <w:lang w:val="fr-FR"/>
+        </w:rPr>
+        <w:t xml:space="preserve"> a été mise en place. Le principe est de pouvoir rejouer les pipelines sans recréer plusieurs fois les mêmes données. Pour cela, les identifiants métier provenant de la source Oracle sont conservés dans l’entrepôt sous la forme d’</w:t>
+      </w:r>
+      <w:r>
+        <w:rPr>
+          <w:rFonts w:ascii="Arial" w:hAnsi="Arial" w:cs="Arial"/>
+          <w:b/>
+          <w:bCs/>
+          <w:color w:val="auto"/>
+          <w:sz w:val="22"/>
+          <w:lang w:val="fr-FR"/>
+        </w:rPr>
+        <w:t>identifiants source</w:t>
+      </w:r>
+      <w:r>
+        <w:rPr>
+          <w:rFonts w:ascii="Arial" w:hAnsi="Arial" w:cs="Arial"/>
+          <w:color w:val="auto"/>
+          <w:sz w:val="22"/>
+          <w:lang w:val="fr-FR"/>
+        </w:rPr>
+        <w:t xml:space="preserve"> (</w:t>
+      </w:r>
+      <w:proofErr w:type="spellStart"/>
+      <w:r>
+        <w:rPr>
+          <w:rFonts w:ascii="Arial" w:hAnsi="Arial" w:cs="Arial"/>
+          <w:color w:val="auto"/>
+          <w:sz w:val="22"/>
+          <w:lang w:val="fr-FR"/>
+        </w:rPr>
+        <w:t>id_client_src</w:t>
+      </w:r>
+      <w:proofErr w:type="spellEnd"/>
+      <w:r>
+        <w:rPr>
+          <w:rFonts w:ascii="Arial" w:hAnsi="Arial" w:cs="Arial"/>
+          <w:color w:val="auto"/>
+          <w:sz w:val="22"/>
+          <w:lang w:val="fr-FR"/>
+        </w:rPr>
+        <w:t xml:space="preserve">, </w:t>
+      </w:r>
+      <w:proofErr w:type="spellStart"/>
+      <w:r>
+        <w:rPr>
+          <w:rFonts w:ascii="Arial" w:hAnsi="Arial" w:cs="Arial"/>
+          <w:color w:val="auto"/>
+          <w:sz w:val="22"/>
+          <w:lang w:val="fr-FR"/>
+        </w:rPr>
+        <w:t>id_bien_src</w:t>
+      </w:r>
+      <w:proofErr w:type="spellEnd"/>
+      <w:r>
+        <w:rPr>
+          <w:rFonts w:ascii="Arial" w:hAnsi="Arial" w:cs="Arial"/>
+          <w:color w:val="auto"/>
+          <w:sz w:val="22"/>
+          <w:lang w:val="fr-FR"/>
+        </w:rPr>
+        <w:t xml:space="preserve">, </w:t>
+      </w:r>
+      <w:proofErr w:type="spellStart"/>
+      <w:r>
+        <w:rPr>
+          <w:rFonts w:ascii="Arial" w:hAnsi="Arial" w:cs="Arial"/>
+          <w:color w:val="auto"/>
+          <w:sz w:val="22"/>
+          <w:lang w:val="fr-FR"/>
+        </w:rPr>
+        <w:t>id_agent_src</w:t>
+      </w:r>
+      <w:proofErr w:type="spellEnd"/>
+      <w:r>
+        <w:rPr>
+          <w:rFonts w:ascii="Arial" w:hAnsi="Arial" w:cs="Arial"/>
+          <w:color w:val="auto"/>
+          <w:sz w:val="22"/>
+          <w:lang w:val="fr-FR"/>
+        </w:rPr>
+        <w:t>, etc.). Ces champs servent de référence stable entre la source et les tables décisionnelles.</w:t>
       </w:r>
     </w:p>
     <w:p>
       <w:pPr>
-        <w:rPr>
-          <w:rFonts w:ascii="Arial" w:hAnsi="Arial" w:cs="Arial"/>
-          <w:sz w:val="22"/>
-          <w:lang w:val="fr-FR"/>
-        </w:rPr>
-      </w:pPr>
-      <w:r>
-        <w:rPr>
-          <w:rFonts w:ascii="Arial" w:hAnsi="Arial" w:cs="Arial"/>
-          <w:sz w:val="22"/>
-          <w:lang w:val="fr-FR"/>
-        </w:rPr>
-        <w:t>En résumé, la stratégie proposée est crédible parce qu’elle est structurée, traçable et directement orientée usage. Elle répond aux indicateurs demandés sans tordre le modèle ni surcharger la couche de restitution. C’est ce qui en fait une base saine pour un projet décisionnel présenté dans un contexte professionnel.</w:t>
+        <w:jc w:val="both"/>
+        <w:rPr>
+          <w:rFonts w:ascii="Arial" w:hAnsi="Arial" w:cs="Arial"/>
+          <w:color w:val="auto"/>
+          <w:sz w:val="22"/>
+          <w:lang w:val="fr-FR"/>
+        </w:rPr>
+      </w:pPr>
+      <w:r>
+        <w:rPr>
+          <w:rFonts w:ascii="Arial" w:hAnsi="Arial" w:cs="Arial"/>
+          <w:color w:val="auto"/>
+          <w:sz w:val="22"/>
+          <w:lang w:val="fr-FR"/>
+        </w:rPr>
+        <w:t xml:space="preserve">Dans Apache Hop, cette logique repose sur l’utilisation des étapes </w:t>
+      </w:r>
+      <w:r>
+        <w:rPr>
+          <w:rFonts w:ascii="Arial" w:hAnsi="Arial" w:cs="Arial"/>
+          <w:b/>
+          <w:bCs/>
+          <w:color w:val="auto"/>
+          <w:sz w:val="22"/>
+          <w:lang w:val="fr-FR"/>
+        </w:rPr>
+        <w:t>Insert / Update</w:t>
+      </w:r>
+      <w:r>
+        <w:rPr>
+          <w:rFonts w:ascii="Arial" w:hAnsi="Arial" w:cs="Arial"/>
+          <w:color w:val="auto"/>
+          <w:sz w:val="22"/>
+          <w:lang w:val="fr-FR"/>
+        </w:rPr>
+        <w:t>. Si une ligne n’existe pas encore dans l’entrepôt, elle est insérée. Si elle existe déjà, elle est simplement mise à jour. Cette stratégie permet de relancer les traitements sans créer de doublons et de conserver la cohérence des clés techniques utilisées dans l’entrepôt.</w:t>
       </w:r>
     </w:p>
     <w:p>
       <w:pPr>
-        <w:rPr>
-          <w:rFonts w:ascii="Arial" w:hAnsi="Arial" w:cs="Arial"/>
-          <w:sz w:val="22"/>
-          <w:lang w:val="fr-FR"/>
-        </w:rPr>
-      </w:pPr>
-    </w:p>
-    <w:p>
-      <w:pPr>
-        <w:rPr>
-          <w:rFonts w:ascii="Arial" w:hAnsi="Arial" w:cs="Arial"/>
-          <w:sz w:val="22"/>
-          <w:lang w:val="fr-FR"/>
-        </w:rPr>
-      </w:pPr>
-    </w:p>
-    <w:p>
-      <w:pPr>
-        <w:rPr>
-          <w:rFonts w:ascii="Arial" w:hAnsi="Arial" w:cs="Arial"/>
-          <w:sz w:val="22"/>
-          <w:lang w:val="fr-FR"/>
-        </w:rPr>
-      </w:pPr>
-    </w:p>
-    <w:p>
-      <w:pPr>
-        <w:rPr>
-          <w:rFonts w:ascii="Arial" w:hAnsi="Arial" w:cs="Arial"/>
-          <w:sz w:val="22"/>
-          <w:lang w:val="fr-FR"/>
-        </w:rPr>
-      </w:pPr>
-    </w:p>
-    <w:p>
-      <w:pPr>
-        <w:rPr>
-          <w:rFonts w:ascii="Arial" w:hAnsi="Arial" w:cs="Arial"/>
-          <w:sz w:val="22"/>
-          <w:lang w:val="fr-FR"/>
-        </w:rPr>
-      </w:pPr>
-    </w:p>
-    <w:p>
-      <w:pPr>
-        <w:rPr>
-          <w:rFonts w:ascii="Arial" w:hAnsi="Arial" w:cs="Arial"/>
-          <w:sz w:val="22"/>
-          <w:lang w:val="fr-FR"/>
-        </w:rPr>
-      </w:pPr>
-    </w:p>
-    <w:p>
-      <w:pPr>
-        <w:rPr>
-          <w:rFonts w:ascii="Arial" w:hAnsi="Arial" w:cs="Arial"/>
-          <w:sz w:val="22"/>
-          <w:lang w:val="fr-FR"/>
-        </w:rPr>
-      </w:pPr>
-    </w:p>
-    <w:p>
-      <w:pPr>
-        <w:rPr>
-          <w:rFonts w:ascii="Arial" w:hAnsi="Arial" w:cs="Arial"/>
-          <w:sz w:val="22"/>
-          <w:lang w:val="fr-FR"/>
-        </w:rPr>
-      </w:pPr>
-    </w:p>
-    <w:p>
-      <w:pPr>
-        <w:rPr>
-          <w:rFonts w:ascii="Arial" w:hAnsi="Arial" w:cs="Arial"/>
-          <w:sz w:val="22"/>
-          <w:lang w:val="fr-FR"/>
-        </w:rPr>
-      </w:pPr>
-    </w:p>
-    <w:p>
-      <w:pPr>
-        <w:rPr>
-          <w:rFonts w:ascii="Arial" w:hAnsi="Arial" w:cs="Arial"/>
-          <w:sz w:val="22"/>
-          <w:lang w:val="fr-FR"/>
-        </w:rPr>
-      </w:pPr>
-    </w:p>
-    <w:p>
-      <w:pPr>
-        <w:rPr>
-          <w:rFonts w:ascii="Arial" w:hAnsi="Arial" w:cs="Arial"/>
-          <w:sz w:val="22"/>
-          <w:lang w:val="fr-FR"/>
-        </w:rPr>
-      </w:pPr>
-    </w:p>
-    <w:p>
-      <w:pPr>
-        <w:rPr>
-          <w:rFonts w:ascii="Arial" w:hAnsi="Arial" w:cs="Arial"/>
-          <w:sz w:val="22"/>
-          <w:lang w:val="fr-FR"/>
-        </w:rPr>
-      </w:pPr>
-    </w:p>
-    <w:p>
-      <w:pPr>
-        <w:rPr>
-          <w:rFonts w:ascii="Arial" w:hAnsi="Arial" w:cs="Arial"/>
-          <w:sz w:val="22"/>
-          <w:lang w:val="fr-FR"/>
-        </w:rPr>
-      </w:pPr>
-    </w:p>
-    <w:p>
-      <w:pPr>
-        <w:rPr>
-          <w:rFonts w:ascii="Arial" w:hAnsi="Arial" w:cs="Arial"/>
-          <w:sz w:val="22"/>
-          <w:lang w:val="fr-FR"/>
-        </w:rPr>
-      </w:pPr>
-    </w:p>
-    <w:p>
-      <w:pPr>
-        <w:rPr>
-          <w:rFonts w:ascii="Arial" w:hAnsi="Arial" w:cs="Arial"/>
-          <w:sz w:val="22"/>
-          <w:lang w:val="fr-FR"/>
-        </w:rPr>
-      </w:pPr>
-    </w:p>
-    <w:p>
-      <w:pPr>
-        <w:rPr>
-          <w:rFonts w:ascii="Arial" w:hAnsi="Arial" w:cs="Arial"/>
-          <w:sz w:val="22"/>
-          <w:lang w:val="fr-FR"/>
-        </w:rPr>
-      </w:pPr>
-    </w:p>
-    <w:p>
-      <w:pPr>
-        <w:rPr>
-          <w:rFonts w:ascii="Arial" w:hAnsi="Arial" w:cs="Arial"/>
-          <w:sz w:val="22"/>
-          <w:lang w:val="fr-FR"/>
-        </w:rPr>
-      </w:pPr>
-    </w:p>
-    <w:p>
-      <w:pPr>
-        <w:rPr>
-          <w:rFonts w:ascii="Arial" w:hAnsi="Arial" w:cs="Arial"/>
-          <w:sz w:val="22"/>
-          <w:lang w:val="fr-FR"/>
-        </w:rPr>
-      </w:pPr>
-    </w:p>
-    <w:p>
-      <w:pPr>
-        <w:rPr>
-          <w:rFonts w:ascii="Arial" w:hAnsi="Arial" w:cs="Arial"/>
-          <w:sz w:val="22"/>
-          <w:lang w:val="fr-FR"/>
-        </w:rPr>
-      </w:pPr>
-    </w:p>
-    <w:p>
-      <w:pPr>
-        <w:rPr>
-          <w:rFonts w:ascii="Arial" w:hAnsi="Arial" w:cs="Arial"/>
-          <w:sz w:val="22"/>
-          <w:lang w:val="fr-FR"/>
-        </w:rPr>
-      </w:pPr>
-    </w:p>
-    <w:p>
-      <w:pPr>
-        <w:pStyle w:val="Titre1"/>
-        <w:rPr>
-          <w:rFonts w:ascii="Arial" w:hAnsi="Arial" w:cs="Arial"/>
-          <w:lang w:val="fr-FR"/>
-        </w:rPr>
-      </w:pPr>
-      <w:bookmarkStart w:id="10" w:name="_Toc225780523"/>
-      <w:r>
-        <w:rPr>
-          <w:rFonts w:ascii="Arial" w:hAnsi="Arial" w:cs="Arial"/>
-          <w:lang w:val="fr-FR"/>
-        </w:rPr>
-        <w:lastRenderedPageBreak/>
-        <w:t>7. Annexes</w:t>
+        <w:pStyle w:val="Titre2"/>
+        <w:ind w:firstLine="720"/>
+        <w:rPr>
+          <w:rFonts w:ascii="Arial" w:hAnsi="Arial" w:cs="Arial"/>
+          <w:lang w:val="fr-FR"/>
+        </w:rPr>
+      </w:pPr>
+      <w:bookmarkStart w:id="10" w:name="_Toc226036959"/>
+      <w:r>
+        <w:rPr>
+          <w:rFonts w:ascii="Arial" w:hAnsi="Arial" w:cs="Arial"/>
+          <w:lang w:val="fr-FR"/>
+        </w:rPr>
+        <w:t>5.2. Limites de l’approche actuelle</w:t>
       </w:r>
       <w:bookmarkEnd w:id="10"/>
     </w:p>
     <w:p>
       <w:pPr>
+        <w:spacing w:before="240"/>
+        <w:jc w:val="both"/>
+        <w:rPr>
+          <w:rFonts w:ascii="Arial" w:hAnsi="Arial" w:cs="Arial"/>
+          <w:color w:val="auto"/>
+          <w:sz w:val="22"/>
+          <w:lang w:val="fr-FR"/>
+        </w:rPr>
+      </w:pPr>
+      <w:r>
+        <w:rPr>
+          <w:rFonts w:ascii="Arial" w:hAnsi="Arial" w:cs="Arial"/>
+          <w:color w:val="auto"/>
+          <w:sz w:val="22"/>
+          <w:lang w:val="fr-FR"/>
+        </w:rPr>
+        <w:t xml:space="preserve">Dans la version actuelle, les pipelines sont exécutés </w:t>
+      </w:r>
+      <w:r>
+        <w:rPr>
+          <w:rFonts w:ascii="Arial" w:hAnsi="Arial" w:cs="Arial"/>
+          <w:b/>
+          <w:bCs/>
+          <w:color w:val="auto"/>
+          <w:sz w:val="22"/>
+          <w:lang w:val="fr-FR"/>
+        </w:rPr>
+        <w:t>manuellement</w:t>
+      </w:r>
+      <w:r>
+        <w:rPr>
+          <w:rFonts w:ascii="Arial" w:hAnsi="Arial" w:cs="Arial"/>
+          <w:color w:val="auto"/>
+          <w:sz w:val="22"/>
+          <w:lang w:val="fr-FR"/>
+        </w:rPr>
+        <w:t>. Cette méthode est suffisante dans un cadre pédagogique, mais elle reste limitée dans une situation réelle. Dans une agence immobilière, les données évoluent régulièrement et il serait plus pertinent d’automatiser l’exécution des workflows, par exemple chaque nuit ou chaque semaine, afin de maintenir l’entrepôt à jour sans intervention manuelle.</w:t>
+      </w:r>
+    </w:p>
+    <w:p>
+      <w:pPr>
+        <w:jc w:val="both"/>
+        <w:rPr>
+          <w:rFonts w:ascii="Arial" w:hAnsi="Arial" w:cs="Arial"/>
+          <w:color w:val="auto"/>
+          <w:sz w:val="22"/>
+          <w:lang w:val="fr-FR"/>
+        </w:rPr>
+      </w:pPr>
+      <w:r>
+        <w:rPr>
+          <w:rFonts w:ascii="Arial" w:hAnsi="Arial" w:cs="Arial"/>
+          <w:color w:val="auto"/>
+          <w:sz w:val="22"/>
+          <w:lang w:val="fr-FR"/>
+        </w:rPr>
+        <w:t xml:space="preserve">Par ailleurs, aucune véritable </w:t>
+      </w:r>
+      <w:r>
+        <w:rPr>
+          <w:rFonts w:ascii="Arial" w:hAnsi="Arial" w:cs="Arial"/>
+          <w:b/>
+          <w:bCs/>
+          <w:color w:val="auto"/>
+          <w:sz w:val="22"/>
+          <w:lang w:val="fr-FR"/>
+        </w:rPr>
+        <w:t>stratégie d’historisation</w:t>
+      </w:r>
+      <w:r>
+        <w:rPr>
+          <w:rFonts w:ascii="Arial" w:hAnsi="Arial" w:cs="Arial"/>
+          <w:color w:val="auto"/>
+          <w:sz w:val="22"/>
+          <w:lang w:val="fr-FR"/>
+        </w:rPr>
+        <w:t xml:space="preserve"> n’a été mise en place. Le choix retenu a été de conserver un </w:t>
+      </w:r>
+      <w:r>
+        <w:rPr>
+          <w:rFonts w:ascii="Arial" w:hAnsi="Arial" w:cs="Arial"/>
+          <w:b/>
+          <w:bCs/>
+          <w:color w:val="auto"/>
+          <w:sz w:val="22"/>
+          <w:lang w:val="fr-FR"/>
+        </w:rPr>
+        <w:t>état courant cohérent</w:t>
+      </w:r>
+      <w:r>
+        <w:rPr>
+          <w:rFonts w:ascii="Arial" w:hAnsi="Arial" w:cs="Arial"/>
+          <w:color w:val="auto"/>
+          <w:sz w:val="22"/>
+          <w:lang w:val="fr-FR"/>
+        </w:rPr>
+        <w:t xml:space="preserve"> de l’entrepôt, en mettant à jour les lignes existantes plutôt </w:t>
+      </w:r>
+      <w:r>
+        <w:rPr>
+          <w:rFonts w:ascii="Arial" w:hAnsi="Arial" w:cs="Arial"/>
+          <w:color w:val="auto"/>
+          <w:sz w:val="22"/>
+          <w:lang w:val="fr-FR"/>
+        </w:rPr>
+        <w:lastRenderedPageBreak/>
+        <w:t>qu’en stockant toutes leurs versions successives. Ce choix s’explique par les contraintes de temps du projet, le faible volume de données et la volonté de privilégier une chaîne décisionnelle fonctionnelle avant d’ajouter des mécanismes plus avancés.</w:t>
+      </w:r>
+    </w:p>
+    <w:p>
+      <w:pPr>
         <w:pStyle w:val="Titre2"/>
         <w:ind w:firstLine="720"/>
         <w:rPr>
@@ -6454,7 +7321,1271 @@
           <w:lang w:val="fr-FR"/>
         </w:rPr>
       </w:pPr>
-      <w:bookmarkStart w:id="11" w:name="_Toc225780524"/>
+      <w:r>
+        <w:rPr>
+          <w:rFonts w:ascii="Arial" w:hAnsi="Arial" w:cs="Arial"/>
+          <w:lang w:val="fr-FR"/>
+        </w:rPr>
+        <w:t>5.3. Évolutions possibles : mise à jour incrémentale et historisation</w:t>
+      </w:r>
+    </w:p>
+    <w:p>
+      <w:pPr>
+        <w:jc w:val="both"/>
+        <w:rPr>
+          <w:rFonts w:ascii="Arial" w:hAnsi="Arial" w:cs="Arial"/>
+          <w:color w:val="auto"/>
+          <w:sz w:val="22"/>
+          <w:lang w:val="fr-FR"/>
+        </w:rPr>
+      </w:pPr>
+      <w:r>
+        <w:rPr>
+          <w:rFonts w:ascii="Arial" w:hAnsi="Arial" w:cs="Arial"/>
+          <w:color w:val="auto"/>
+          <w:sz w:val="22"/>
+          <w:lang w:val="fr-FR"/>
+        </w:rPr>
+        <w:t xml:space="preserve">Dans une version plus avancée, il serait pertinent de mettre en place une logique de </w:t>
+      </w:r>
+      <w:r>
+        <w:rPr>
+          <w:rFonts w:ascii="Arial" w:hAnsi="Arial" w:cs="Arial"/>
+          <w:b/>
+          <w:bCs/>
+          <w:color w:val="auto"/>
+          <w:sz w:val="22"/>
+          <w:lang w:val="fr-FR"/>
+        </w:rPr>
+        <w:t>mise à jour incrémentale</w:t>
+      </w:r>
+      <w:r>
+        <w:rPr>
+          <w:rFonts w:ascii="Arial" w:hAnsi="Arial" w:cs="Arial"/>
+          <w:color w:val="auto"/>
+          <w:sz w:val="22"/>
+          <w:lang w:val="fr-FR"/>
+        </w:rPr>
+        <w:t>. L’objectif serait de ne plus retraiter l’ensemble des données à chaque exécution, mais uniquement les lignes nouvelles ou modifiées.</w:t>
+      </w:r>
+    </w:p>
+    <w:p>
+      <w:pPr>
+        <w:jc w:val="both"/>
+        <w:rPr>
+          <w:rFonts w:ascii="Arial" w:hAnsi="Arial" w:cs="Arial"/>
+          <w:color w:val="auto"/>
+          <w:sz w:val="22"/>
+          <w:lang w:val="fr-FR"/>
+        </w:rPr>
+      </w:pPr>
+      <w:r>
+        <w:rPr>
+          <w:rFonts w:ascii="Arial" w:hAnsi="Arial" w:cs="Arial"/>
+          <w:color w:val="auto"/>
+          <w:sz w:val="22"/>
+          <w:lang w:val="fr-FR"/>
+        </w:rPr>
+        <w:t xml:space="preserve">Techniquement, deux approches peuvent être envisagées dans Apache Hop. La première consiste à s’appuyer sur une </w:t>
+      </w:r>
+      <w:r>
+        <w:rPr>
+          <w:rFonts w:ascii="Arial" w:hAnsi="Arial" w:cs="Arial"/>
+          <w:b/>
+          <w:bCs/>
+          <w:color w:val="auto"/>
+          <w:sz w:val="22"/>
+          <w:lang w:val="fr-FR"/>
+        </w:rPr>
+        <w:t>date de dernière modification</w:t>
+      </w:r>
+      <w:r>
+        <w:rPr>
+          <w:rFonts w:ascii="Arial" w:hAnsi="Arial" w:cs="Arial"/>
+          <w:color w:val="auto"/>
+          <w:sz w:val="22"/>
+          <w:lang w:val="fr-FR"/>
+        </w:rPr>
+        <w:t xml:space="preserve"> dans les tables sources. Le pipeline pourrait alors filtrer uniquement les enregistrements modifiés depuis le dernier chargement. La seconde consiste à comparer les données extraites avec celles déjà présentes dans l’entrepôt, par exemple à l’aide d’un </w:t>
+      </w:r>
+      <w:proofErr w:type="spellStart"/>
+      <w:r>
+        <w:rPr>
+          <w:rFonts w:ascii="Arial" w:hAnsi="Arial" w:cs="Arial"/>
+          <w:b/>
+          <w:bCs/>
+          <w:color w:val="auto"/>
+          <w:sz w:val="22"/>
+          <w:lang w:val="fr-FR"/>
+        </w:rPr>
+        <w:t>Database</w:t>
+      </w:r>
+      <w:proofErr w:type="spellEnd"/>
+      <w:r>
+        <w:rPr>
+          <w:rFonts w:ascii="Arial" w:hAnsi="Arial" w:cs="Arial"/>
+          <w:b/>
+          <w:bCs/>
+          <w:color w:val="auto"/>
+          <w:sz w:val="22"/>
+          <w:lang w:val="fr-FR"/>
+        </w:rPr>
+        <w:t xml:space="preserve"> </w:t>
+      </w:r>
+      <w:proofErr w:type="spellStart"/>
+      <w:r>
+        <w:rPr>
+          <w:rFonts w:ascii="Arial" w:hAnsi="Arial" w:cs="Arial"/>
+          <w:b/>
+          <w:bCs/>
+          <w:color w:val="auto"/>
+          <w:sz w:val="22"/>
+          <w:lang w:val="fr-FR"/>
+        </w:rPr>
+        <w:t>Lookup</w:t>
+      </w:r>
+      <w:proofErr w:type="spellEnd"/>
+      <w:r>
+        <w:rPr>
+          <w:rFonts w:ascii="Arial" w:hAnsi="Arial" w:cs="Arial"/>
+          <w:color w:val="auto"/>
+          <w:sz w:val="22"/>
+          <w:lang w:val="fr-FR"/>
+        </w:rPr>
+        <w:t xml:space="preserve"> ou d’un composant de type </w:t>
+      </w:r>
+      <w:r>
+        <w:rPr>
+          <w:rFonts w:ascii="Arial" w:hAnsi="Arial" w:cs="Arial"/>
+          <w:b/>
+          <w:bCs/>
+          <w:color w:val="auto"/>
+          <w:sz w:val="22"/>
+          <w:lang w:val="fr-FR"/>
+        </w:rPr>
+        <w:t xml:space="preserve">Merge </w:t>
+      </w:r>
+      <w:proofErr w:type="spellStart"/>
+      <w:r>
+        <w:rPr>
+          <w:rFonts w:ascii="Arial" w:hAnsi="Arial" w:cs="Arial"/>
+          <w:b/>
+          <w:bCs/>
+          <w:color w:val="auto"/>
+          <w:sz w:val="22"/>
+          <w:lang w:val="fr-FR"/>
+        </w:rPr>
+        <w:t>Rows</w:t>
+      </w:r>
+      <w:proofErr w:type="spellEnd"/>
+      <w:r>
+        <w:rPr>
+          <w:rFonts w:ascii="Arial" w:hAnsi="Arial" w:cs="Arial"/>
+          <w:b/>
+          <w:bCs/>
+          <w:color w:val="auto"/>
+          <w:sz w:val="22"/>
+          <w:lang w:val="fr-FR"/>
+        </w:rPr>
+        <w:t xml:space="preserve"> (diff)</w:t>
+      </w:r>
+      <w:r>
+        <w:rPr>
+          <w:rFonts w:ascii="Arial" w:hAnsi="Arial" w:cs="Arial"/>
+          <w:color w:val="auto"/>
+          <w:sz w:val="22"/>
+          <w:lang w:val="fr-FR"/>
+        </w:rPr>
+        <w:t>. Cette comparaison permettrait de distinguer trois cas : ligne nouvelle, ligne modifiée ou ligne inchangée.</w:t>
+      </w:r>
+    </w:p>
+    <w:p>
+      <w:pPr>
+        <w:jc w:val="both"/>
+        <w:rPr>
+          <w:rFonts w:ascii="Arial" w:hAnsi="Arial" w:cs="Arial"/>
+          <w:color w:val="auto"/>
+          <w:sz w:val="22"/>
+          <w:lang w:val="fr-FR"/>
+        </w:rPr>
+      </w:pPr>
+      <w:r>
+        <w:rPr>
+          <w:rFonts w:ascii="Arial" w:hAnsi="Arial" w:cs="Arial"/>
+          <w:color w:val="auto"/>
+          <w:sz w:val="22"/>
+          <w:lang w:val="fr-FR"/>
+        </w:rPr>
+        <w:t>Dans ce fonctionnement, seules les lignes réellement modifiées seraient mises à jour, tandis que les lignes inchangées seraient ignorées. Cela permettrait de réduire les traitements inutiles, d’améliorer les performances et de mieux préparer une industrialisation du workflow.</w:t>
+      </w:r>
+    </w:p>
+    <w:p>
+      <w:pPr>
+        <w:jc w:val="both"/>
+        <w:rPr>
+          <w:rFonts w:ascii="Arial" w:hAnsi="Arial" w:cs="Arial"/>
+          <w:color w:val="auto"/>
+          <w:sz w:val="22"/>
+          <w:lang w:val="fr-FR"/>
+        </w:rPr>
+      </w:pPr>
+      <w:r>
+        <w:rPr>
+          <w:rFonts w:ascii="Arial" w:hAnsi="Arial" w:cs="Arial"/>
+          <w:color w:val="auto"/>
+          <w:sz w:val="22"/>
+          <w:lang w:val="fr-FR"/>
+        </w:rPr>
+        <w:t>Enfin, si une logique d’</w:t>
+      </w:r>
+      <w:r>
+        <w:rPr>
+          <w:rFonts w:ascii="Arial" w:hAnsi="Arial" w:cs="Arial"/>
+          <w:b/>
+          <w:bCs/>
+          <w:color w:val="auto"/>
+          <w:sz w:val="22"/>
+          <w:lang w:val="fr-FR"/>
+        </w:rPr>
+        <w:t>historisation</w:t>
+      </w:r>
+      <w:r>
+        <w:rPr>
+          <w:rFonts w:ascii="Arial" w:hAnsi="Arial" w:cs="Arial"/>
+          <w:color w:val="auto"/>
+          <w:sz w:val="22"/>
+          <w:lang w:val="fr-FR"/>
+        </w:rPr>
+        <w:t xml:space="preserve"> devait être ajoutée, certaines dimensions pourraient être enrichies avec des champs tels que </w:t>
+      </w:r>
+      <w:proofErr w:type="spellStart"/>
+      <w:r>
+        <w:rPr>
+          <w:rFonts w:ascii="Arial" w:hAnsi="Arial" w:cs="Arial"/>
+          <w:color w:val="auto"/>
+          <w:sz w:val="22"/>
+          <w:lang w:val="fr-FR"/>
+        </w:rPr>
+        <w:t>date_debut_validite</w:t>
+      </w:r>
+      <w:proofErr w:type="spellEnd"/>
+      <w:r>
+        <w:rPr>
+          <w:rFonts w:ascii="Arial" w:hAnsi="Arial" w:cs="Arial"/>
+          <w:color w:val="auto"/>
+          <w:sz w:val="22"/>
+          <w:lang w:val="fr-FR"/>
+        </w:rPr>
+        <w:t xml:space="preserve">, </w:t>
+      </w:r>
+      <w:proofErr w:type="spellStart"/>
+      <w:r>
+        <w:rPr>
+          <w:rFonts w:ascii="Arial" w:hAnsi="Arial" w:cs="Arial"/>
+          <w:color w:val="auto"/>
+          <w:sz w:val="22"/>
+          <w:lang w:val="fr-FR"/>
+        </w:rPr>
+        <w:t>date_fin_validite</w:t>
+      </w:r>
+      <w:proofErr w:type="spellEnd"/>
+      <w:r>
+        <w:rPr>
+          <w:rFonts w:ascii="Arial" w:hAnsi="Arial" w:cs="Arial"/>
+          <w:color w:val="auto"/>
+          <w:sz w:val="22"/>
+          <w:lang w:val="fr-FR"/>
+        </w:rPr>
+        <w:t xml:space="preserve">, </w:t>
+      </w:r>
+      <w:proofErr w:type="spellStart"/>
+      <w:r>
+        <w:rPr>
+          <w:rFonts w:ascii="Arial" w:hAnsi="Arial" w:cs="Arial"/>
+          <w:color w:val="auto"/>
+          <w:sz w:val="22"/>
+          <w:lang w:val="fr-FR"/>
+        </w:rPr>
+        <w:t>is_active</w:t>
+      </w:r>
+      <w:proofErr w:type="spellEnd"/>
+      <w:r>
+        <w:rPr>
+          <w:rFonts w:ascii="Arial" w:hAnsi="Arial" w:cs="Arial"/>
+          <w:color w:val="auto"/>
+          <w:sz w:val="22"/>
+          <w:lang w:val="fr-FR"/>
+        </w:rPr>
+        <w:t xml:space="preserve"> ou encore </w:t>
+      </w:r>
+      <w:proofErr w:type="spellStart"/>
+      <w:r>
+        <w:rPr>
+          <w:rFonts w:ascii="Arial" w:hAnsi="Arial" w:cs="Arial"/>
+          <w:color w:val="auto"/>
+          <w:sz w:val="22"/>
+          <w:lang w:val="fr-FR"/>
+        </w:rPr>
+        <w:t>date_modification</w:t>
+      </w:r>
+      <w:proofErr w:type="spellEnd"/>
+      <w:r>
+        <w:rPr>
+          <w:rFonts w:ascii="Arial" w:hAnsi="Arial" w:cs="Arial"/>
+          <w:color w:val="auto"/>
+          <w:sz w:val="22"/>
+          <w:lang w:val="fr-FR"/>
+        </w:rPr>
+        <w:t>. Cela permettrait non seulement de savoir qu’une donnée a changé, mais aussi de conserver les anciennes valeurs au lieu de les écraser. Une telle approche serait particulièrement utile pour suivre l’évolution de certaines informations sensibles dans le temps, comme l’état d’un bien, son prix affiché ou certaines caractéristiques client.</w:t>
+      </w:r>
+    </w:p>
+    <w:p>
+      <w:pPr>
+        <w:pStyle w:val="Titre1"/>
+        <w:rPr>
+          <w:rFonts w:ascii="Arial" w:hAnsi="Arial" w:cs="Arial"/>
+          <w:sz w:val="28"/>
+          <w:lang w:val="fr-FR"/>
+        </w:rPr>
+      </w:pPr>
+      <w:bookmarkStart w:id="11" w:name="_Toc226036960"/>
+      <w:r>
+        <w:rPr>
+          <w:noProof/>
+          <w:lang w:val="fr-FR"/>
+        </w:rPr>
+        <w:drawing>
+          <wp:anchor distT="0" distB="0" distL="114300" distR="114300" simplePos="0" relativeHeight="251666432" behindDoc="1" locked="0" layoutInCell="1" allowOverlap="1" wp14:anchorId="1368CB57" wp14:editId="60ECDDC4">
+            <wp:simplePos x="0" y="0"/>
+            <wp:positionH relativeFrom="column">
+              <wp:posOffset>17780</wp:posOffset>
+            </wp:positionH>
+            <wp:positionV relativeFrom="paragraph">
+              <wp:posOffset>422910</wp:posOffset>
+            </wp:positionV>
+            <wp:extent cx="6240145" cy="2815590"/>
+            <wp:effectExtent l="19050" t="19050" r="27305" b="22860"/>
+            <wp:wrapTight wrapText="bothSides">
+              <wp:wrapPolygon edited="0">
+                <wp:start x="-66" y="-146"/>
+                <wp:lineTo x="-66" y="21629"/>
+                <wp:lineTo x="21629" y="21629"/>
+                <wp:lineTo x="21629" y="-146"/>
+                <wp:lineTo x="-66" y="-146"/>
+              </wp:wrapPolygon>
+            </wp:wrapTight>
+            <wp:docPr id="465754039" name="Image 2"/>
+            <wp:cNvGraphicFramePr>
+              <a:graphicFrameLocks xmlns:a="http://schemas.openxmlformats.org/drawingml/2006/main" noChangeAspect="1"/>
+            </wp:cNvGraphicFramePr>
+            <a:graphic xmlns:a="http://schemas.openxmlformats.org/drawingml/2006/main">
+              <a:graphicData uri="http://schemas.openxmlformats.org/drawingml/2006/picture">
+                <pic:pic xmlns:pic="http://schemas.openxmlformats.org/drawingml/2006/picture">
+                  <pic:nvPicPr>
+                    <pic:cNvPr id="0" name="Picture 1"/>
+                    <pic:cNvPicPr>
+                      <a:picLocks noChangeAspect="1" noChangeArrowheads="1"/>
+                    </pic:cNvPicPr>
+                  </pic:nvPicPr>
+                  <pic:blipFill>
+                    <a:blip r:embed="rId11">
+                      <a:extLst>
+                        <a:ext uri="{28A0092B-C50C-407E-A947-70E740481C1C}">
+                          <a14:useLocalDpi xmlns:a14="http://schemas.microsoft.com/office/drawing/2010/main" val="0"/>
+                        </a:ext>
+                      </a:extLst>
+                    </a:blip>
+                    <a:srcRect/>
+                    <a:stretch>
+                      <a:fillRect/>
+                    </a:stretch>
+                  </pic:blipFill>
+                  <pic:spPr bwMode="auto">
+                    <a:xfrm>
+                      <a:off x="0" y="0"/>
+                      <a:ext cx="6240145" cy="2815590"/>
+                    </a:xfrm>
+                    <a:prstGeom prst="rect">
+                      <a:avLst/>
+                    </a:prstGeom>
+                    <a:noFill/>
+                    <a:ln>
+                      <a:solidFill>
+                        <a:schemeClr val="tx1"/>
+                      </a:solidFill>
+                    </a:ln>
+                  </pic:spPr>
+                </pic:pic>
+              </a:graphicData>
+            </a:graphic>
+            <wp14:sizeRelH relativeFrom="margin">
+              <wp14:pctWidth>0</wp14:pctWidth>
+            </wp14:sizeRelH>
+            <wp14:sizeRelV relativeFrom="margin">
+              <wp14:pctHeight>0</wp14:pctHeight>
+            </wp14:sizeRelV>
+          </wp:anchor>
+        </w:drawing>
+      </w:r>
+      <w:r>
+        <w:rPr>
+          <w:noProof/>
+        </w:rPr>
+        <mc:AlternateContent>
+          <mc:Choice Requires="wps">
+            <w:drawing>
+              <wp:anchor distT="0" distB="0" distL="114300" distR="114300" simplePos="0" relativeHeight="251681792" behindDoc="1" locked="0" layoutInCell="1" allowOverlap="1" wp14:anchorId="05C071E4" wp14:editId="5561F218">
+                <wp:simplePos x="0" y="0"/>
+                <wp:positionH relativeFrom="column">
+                  <wp:posOffset>-22225</wp:posOffset>
+                </wp:positionH>
+                <wp:positionV relativeFrom="paragraph">
+                  <wp:posOffset>3366135</wp:posOffset>
+                </wp:positionV>
+                <wp:extent cx="6202680" cy="228600"/>
+                <wp:effectExtent l="0" t="0" r="7620" b="0"/>
+                <wp:wrapTight wrapText="bothSides">
+                  <wp:wrapPolygon edited="0">
+                    <wp:start x="0" y="0"/>
+                    <wp:lineTo x="0" y="19800"/>
+                    <wp:lineTo x="21560" y="19800"/>
+                    <wp:lineTo x="21560" y="0"/>
+                    <wp:lineTo x="0" y="0"/>
+                  </wp:wrapPolygon>
+                </wp:wrapTight>
+                <wp:docPr id="261229534" name="Zone de texte 1"/>
+                <wp:cNvGraphicFramePr/>
+                <a:graphic xmlns:a="http://schemas.openxmlformats.org/drawingml/2006/main">
+                  <a:graphicData uri="http://schemas.microsoft.com/office/word/2010/wordprocessingShape">
+                    <wps:wsp>
+                      <wps:cNvSpPr txBox="1"/>
+                      <wps:spPr>
+                        <a:xfrm>
+                          <a:off x="0" y="0"/>
+                          <a:ext cx="6202680" cy="228600"/>
+                        </a:xfrm>
+                        <a:prstGeom prst="rect">
+                          <a:avLst/>
+                        </a:prstGeom>
+                        <a:solidFill>
+                          <a:prstClr val="white"/>
+                        </a:solidFill>
+                        <a:ln>
+                          <a:noFill/>
+                        </a:ln>
+                      </wps:spPr>
+                      <wps:txbx>
+                        <w:txbxContent>
+                          <w:p>
+                            <w:pPr>
+                              <w:pStyle w:val="Lgende"/>
+                              <w:rPr>
+                                <w:rFonts w:ascii="Arial" w:hAnsi="Arial" w:cs="Arial"/>
+                                <w:b w:val="0"/>
+                                <w:bCs w:val="0"/>
+                                <w:i/>
+                                <w:iCs/>
+                                <w:noProof/>
+                                <w:color w:val="auto"/>
+                                <w:sz w:val="22"/>
+                                <w:szCs w:val="22"/>
+                              </w:rPr>
+                            </w:pPr>
+                            <w:r>
+                              <w:rPr>
+                                <w:rFonts w:ascii="Arial" w:hAnsi="Arial" w:cs="Arial"/>
+                                <w:i/>
+                                <w:iCs/>
+                                <w:color w:val="auto"/>
+                                <w:sz w:val="22"/>
+                                <w:szCs w:val="22"/>
+                              </w:rPr>
+                              <w:t xml:space="preserve">Figure </w:t>
+                            </w:r>
+                            <w:r>
+                              <w:rPr>
+                                <w:rFonts w:ascii="Arial" w:hAnsi="Arial" w:cs="Arial"/>
+                                <w:i/>
+                                <w:iCs/>
+                                <w:color w:val="auto"/>
+                                <w:sz w:val="22"/>
+                                <w:szCs w:val="22"/>
+                              </w:rPr>
+                              <w:fldChar w:fldCharType="begin"/>
+                            </w:r>
+                            <w:r>
+                              <w:rPr>
+                                <w:rFonts w:ascii="Arial" w:hAnsi="Arial" w:cs="Arial"/>
+                                <w:i/>
+                                <w:iCs/>
+                                <w:color w:val="auto"/>
+                                <w:sz w:val="22"/>
+                                <w:szCs w:val="22"/>
+                              </w:rPr>
+                              <w:instrText xml:space="preserve"> SEQ Figure \* ARABIC </w:instrText>
+                            </w:r>
+                            <w:r>
+                              <w:rPr>
+                                <w:rFonts w:ascii="Arial" w:hAnsi="Arial" w:cs="Arial"/>
+                                <w:i/>
+                                <w:iCs/>
+                                <w:color w:val="auto"/>
+                                <w:sz w:val="22"/>
+                                <w:szCs w:val="22"/>
+                              </w:rPr>
+                              <w:fldChar w:fldCharType="separate"/>
+                            </w:r>
+                            <w:r>
+                              <w:rPr>
+                                <w:rFonts w:ascii="Arial" w:hAnsi="Arial" w:cs="Arial"/>
+                                <w:i/>
+                                <w:iCs/>
+                                <w:noProof/>
+                                <w:color w:val="auto"/>
+                                <w:sz w:val="22"/>
+                                <w:szCs w:val="22"/>
+                              </w:rPr>
+                              <w:t>5</w:t>
+                            </w:r>
+                            <w:r>
+                              <w:rPr>
+                                <w:rFonts w:ascii="Arial" w:hAnsi="Arial" w:cs="Arial"/>
+                                <w:i/>
+                                <w:iCs/>
+                                <w:color w:val="auto"/>
+                                <w:sz w:val="22"/>
+                                <w:szCs w:val="22"/>
+                              </w:rPr>
+                              <w:fldChar w:fldCharType="end"/>
+                            </w:r>
+                            <w:r>
+                              <w:rPr>
+                                <w:rFonts w:ascii="Arial" w:hAnsi="Arial" w:cs="Arial"/>
+                                <w:b w:val="0"/>
+                                <w:bCs w:val="0"/>
+                                <w:i/>
+                                <w:iCs/>
+                                <w:color w:val="auto"/>
+                                <w:sz w:val="22"/>
+                                <w:szCs w:val="22"/>
+                              </w:rPr>
+                              <w:t xml:space="preserve"> :Gant du project</w:t>
+                            </w:r>
+                          </w:p>
+                        </w:txbxContent>
+                      </wps:txbx>
+                      <wps:bodyPr rot="0" spcFirstLastPara="0" vertOverflow="overflow" horzOverflow="overflow" vert="horz" wrap="square" lIns="0" tIns="0" rIns="0" bIns="0" numCol="1" spcCol="0" rtlCol="0" fromWordArt="0" anchor="t" anchorCtr="0" forceAA="0" compatLnSpc="1">
+                        <a:prstTxWarp prst="textNoShape">
+                          <a:avLst/>
+                        </a:prstTxWarp>
+                        <a:noAutofit/>
+                      </wps:bodyPr>
+                    </wps:wsp>
+                  </a:graphicData>
+                </a:graphic>
+                <wp14:sizeRelH relativeFrom="margin">
+                  <wp14:pctWidth>0</wp14:pctWidth>
+                </wp14:sizeRelH>
+                <wp14:sizeRelV relativeFrom="margin">
+                  <wp14:pctHeight>0</wp14:pctHeight>
+                </wp14:sizeRelV>
+              </wp:anchor>
+            </w:drawing>
+          </mc:Choice>
+          <mc:Fallback>
+            <w:pict>
+              <v:shape w14:anchorId="05C071E4" id="_x0000_s1027" type="#_x0000_t202" style="position:absolute;margin-left:-1.75pt;margin-top:265.05pt;width:488.4pt;height:18pt;z-index:-251634688;visibility:visible;mso-wrap-style:square;mso-width-percent:0;mso-height-percent:0;mso-wrap-distance-left:9pt;mso-wrap-distance-top:0;mso-wrap-distance-right:9pt;mso-wrap-distance-bottom:0;mso-position-horizontal:absolute;mso-position-horizontal-relative:text;mso-position-vertical:absolute;mso-position-vertical-relative:text;mso-width-percent:0;mso-height-percent:0;mso-width-relative:margin;mso-height-relative:margin;v-text-anchor:top" o:gfxdata="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" stroked="f">
+                <v:textbox inset="0,0,0,0">
+                  <w:txbxContent>
+                    <w:p>
+                      <w:pPr>
+                        <w:pStyle w:val="Lgende"/>
+                        <w:rPr>
+                          <w:rFonts w:ascii="Arial" w:hAnsi="Arial" w:cs="Arial"/>
+                          <w:b w:val="0"/>
+                          <w:bCs w:val="0"/>
+                          <w:i/>
+                          <w:iCs/>
+                          <w:noProof/>
+                          <w:color w:val="auto"/>
+                          <w:sz w:val="22"/>
+                          <w:szCs w:val="22"/>
+                        </w:rPr>
+                      </w:pPr>
+                      <w:r>
+                        <w:rPr>
+                          <w:rFonts w:ascii="Arial" w:hAnsi="Arial" w:cs="Arial"/>
+                          <w:i/>
+                          <w:iCs/>
+                          <w:color w:val="auto"/>
+                          <w:sz w:val="22"/>
+                          <w:szCs w:val="22"/>
+                        </w:rPr>
+                        <w:t xml:space="preserve">Figure </w:t>
+                      </w:r>
+                      <w:r>
+                        <w:rPr>
+                          <w:rFonts w:ascii="Arial" w:hAnsi="Arial" w:cs="Arial"/>
+                          <w:i/>
+                          <w:iCs/>
+                          <w:color w:val="auto"/>
+                          <w:sz w:val="22"/>
+                          <w:szCs w:val="22"/>
+                        </w:rPr>
+                        <w:fldChar w:fldCharType="begin"/>
+                      </w:r>
+                      <w:r>
+                        <w:rPr>
+                          <w:rFonts w:ascii="Arial" w:hAnsi="Arial" w:cs="Arial"/>
+                          <w:i/>
+                          <w:iCs/>
+                          <w:color w:val="auto"/>
+                          <w:sz w:val="22"/>
+                          <w:szCs w:val="22"/>
+                        </w:rPr>
+                        <w:instrText xml:space="preserve"> SEQ Figure \* ARABIC </w:instrText>
+                      </w:r>
+                      <w:r>
+                        <w:rPr>
+                          <w:rFonts w:ascii="Arial" w:hAnsi="Arial" w:cs="Arial"/>
+                          <w:i/>
+                          <w:iCs/>
+                          <w:color w:val="auto"/>
+                          <w:sz w:val="22"/>
+                          <w:szCs w:val="22"/>
+                        </w:rPr>
+                        <w:fldChar w:fldCharType="separate"/>
+                      </w:r>
+                      <w:r>
+                        <w:rPr>
+                          <w:rFonts w:ascii="Arial" w:hAnsi="Arial" w:cs="Arial"/>
+                          <w:i/>
+                          <w:iCs/>
+                          <w:noProof/>
+                          <w:color w:val="auto"/>
+                          <w:sz w:val="22"/>
+                          <w:szCs w:val="22"/>
+                        </w:rPr>
+                        <w:t>5</w:t>
+                      </w:r>
+                      <w:r>
+                        <w:rPr>
+                          <w:rFonts w:ascii="Arial" w:hAnsi="Arial" w:cs="Arial"/>
+                          <w:i/>
+                          <w:iCs/>
+                          <w:color w:val="auto"/>
+                          <w:sz w:val="22"/>
+                          <w:szCs w:val="22"/>
+                        </w:rPr>
+                        <w:fldChar w:fldCharType="end"/>
+                      </w:r>
+                      <w:r>
+                        <w:rPr>
+                          <w:rFonts w:ascii="Arial" w:hAnsi="Arial" w:cs="Arial"/>
+                          <w:b w:val="0"/>
+                          <w:bCs w:val="0"/>
+                          <w:i/>
+                          <w:iCs/>
+                          <w:color w:val="auto"/>
+                          <w:sz w:val="22"/>
+                          <w:szCs w:val="22"/>
+                        </w:rPr>
+                        <w:t xml:space="preserve"> :Gant du project</w:t>
+                      </w:r>
+                    </w:p>
+                  </w:txbxContent>
+                </v:textbox>
+                <w10:wrap type="tight"/>
+              </v:shape>
+            </w:pict>
+          </mc:Fallback>
+        </mc:AlternateContent>
+      </w:r>
+      <w:r>
+        <w:rPr>
+          <w:rFonts w:ascii="Arial" w:hAnsi="Arial" w:cs="Arial"/>
+          <w:sz w:val="28"/>
+          <w:lang w:val="fr-FR"/>
+        </w:rPr>
+        <w:t xml:space="preserve">6. </w:t>
+      </w:r>
+      <w:r>
+        <w:rPr>
+          <w:rFonts w:ascii="Arial" w:hAnsi="Arial" w:cs="Arial"/>
+          <w:sz w:val="28"/>
+          <w:lang w:val="fr-FR"/>
+        </w:rPr>
+        <w:t>O</w:t>
+      </w:r>
+      <w:r>
+        <w:rPr>
+          <w:rFonts w:ascii="Arial" w:hAnsi="Arial" w:cs="Arial"/>
+          <w:sz w:val="28"/>
+          <w:lang w:val="fr-FR"/>
+        </w:rPr>
+        <w:t>rganisation du projet</w:t>
+      </w:r>
+      <w:bookmarkEnd w:id="11"/>
+    </w:p>
+    <w:p>
+      <w:pPr>
+        <w:rPr>
+          <w:lang w:val="fr-FR"/>
+        </w:rPr>
+      </w:pPr>
+    </w:p>
+    <w:p>
+      <w:pPr>
+        <w:jc w:val="both"/>
+        <w:rPr>
+          <w:rFonts w:ascii="Arial" w:hAnsi="Arial" w:cs="Arial"/>
+          <w:sz w:val="22"/>
+          <w:lang w:val="fr-FR"/>
+        </w:rPr>
+      </w:pPr>
+      <w:r>
+        <w:rPr>
+          <w:rFonts w:ascii="Arial" w:hAnsi="Arial" w:cs="Arial"/>
+          <w:sz w:val="22"/>
+          <w:lang w:val="fr-FR"/>
+        </w:rPr>
+        <w:lastRenderedPageBreak/>
+        <w:t xml:space="preserve">Le projet a débuté durant la semaine du </w:t>
+      </w:r>
+      <w:r>
+        <w:rPr>
+          <w:rFonts w:ascii="Arial" w:hAnsi="Arial" w:cs="Arial"/>
+          <w:b/>
+          <w:bCs/>
+          <w:sz w:val="22"/>
+          <w:lang w:val="fr-FR"/>
+        </w:rPr>
+        <w:t>2 au 6 mars</w:t>
+      </w:r>
+      <w:r>
+        <w:rPr>
+          <w:rFonts w:ascii="Arial" w:hAnsi="Arial" w:cs="Arial"/>
+          <w:sz w:val="22"/>
+          <w:lang w:val="fr-FR"/>
+        </w:rPr>
+        <w:t xml:space="preserve"> par une phase de travail en commun consacrée à la </w:t>
+      </w:r>
+      <w:r>
+        <w:rPr>
+          <w:rFonts w:ascii="Arial" w:hAnsi="Arial" w:cs="Arial"/>
+          <w:b/>
+          <w:bCs/>
+          <w:sz w:val="22"/>
+          <w:lang w:val="fr-FR"/>
+        </w:rPr>
+        <w:t>réflexion sur l’architecture décisionnelle</w:t>
+      </w:r>
+      <w:r>
+        <w:rPr>
+          <w:rFonts w:ascii="Arial" w:hAnsi="Arial" w:cs="Arial"/>
+          <w:sz w:val="22"/>
+          <w:lang w:val="fr-FR"/>
+        </w:rPr>
+        <w:t xml:space="preserve"> ainsi qu’au </w:t>
+      </w:r>
+      <w:r>
+        <w:rPr>
+          <w:rFonts w:ascii="Arial" w:hAnsi="Arial" w:cs="Arial"/>
+          <w:b/>
+          <w:bCs/>
+          <w:sz w:val="22"/>
+          <w:lang w:val="fr-FR"/>
+        </w:rPr>
+        <w:t>choix des outils</w:t>
+      </w:r>
+      <w:r>
+        <w:rPr>
+          <w:rFonts w:ascii="Arial" w:hAnsi="Arial" w:cs="Arial"/>
+          <w:sz w:val="22"/>
+          <w:lang w:val="fr-FR"/>
+        </w:rPr>
+        <w:t>. Cette étape a permis de définir la structure de l’entrepôt de données et les technologies utilisées.</w:t>
+      </w:r>
+    </w:p>
+    <w:p>
+      <w:pPr>
+        <w:jc w:val="both"/>
+        <w:rPr>
+          <w:rFonts w:ascii="Arial" w:hAnsi="Arial" w:cs="Arial"/>
+          <w:sz w:val="22"/>
+          <w:lang w:val="fr-FR"/>
+        </w:rPr>
+      </w:pPr>
+      <w:r>
+        <w:rPr>
+          <w:rFonts w:ascii="Arial" w:hAnsi="Arial" w:cs="Arial"/>
+          <w:sz w:val="22"/>
+          <w:lang w:val="fr-FR"/>
+        </w:rPr>
+        <w:t xml:space="preserve">Une fois cette base définie, nous avons mis en place un </w:t>
+      </w:r>
+      <w:r>
+        <w:rPr>
+          <w:rFonts w:ascii="Arial" w:hAnsi="Arial" w:cs="Arial"/>
+          <w:b/>
+          <w:bCs/>
+          <w:sz w:val="22"/>
+          <w:lang w:val="fr-FR"/>
+        </w:rPr>
+        <w:t>environnement local commun</w:t>
+      </w:r>
+      <w:r>
+        <w:rPr>
+          <w:rFonts w:ascii="Arial" w:hAnsi="Arial" w:cs="Arial"/>
+          <w:sz w:val="22"/>
+          <w:lang w:val="fr-FR"/>
+        </w:rPr>
+        <w:t>, avec l’installation d’une base MySQL servant d’entrepôt vide pour les deux membres du groupe.</w:t>
+      </w:r>
+    </w:p>
+    <w:p>
+      <w:pPr>
+        <w:jc w:val="both"/>
+        <w:rPr>
+          <w:rFonts w:ascii="Arial" w:hAnsi="Arial" w:cs="Arial"/>
+          <w:sz w:val="22"/>
+          <w:lang w:val="fr-FR"/>
+        </w:rPr>
+      </w:pPr>
+      <w:r>
+        <w:rPr>
+          <w:rFonts w:ascii="Arial" w:hAnsi="Arial" w:cs="Arial"/>
+          <w:sz w:val="22"/>
+          <w:lang w:val="fr-FR"/>
+        </w:rPr>
+        <w:t>À partir de la semaine suivante, les rôles se sont progressivement différenciés.</w:t>
+      </w:r>
+      <w:r>
+        <w:rPr>
+          <w:rFonts w:ascii="Arial" w:hAnsi="Arial" w:cs="Arial"/>
+          <w:sz w:val="22"/>
+          <w:lang w:val="fr-FR"/>
+        </w:rPr>
+        <w:br/>
+      </w:r>
+      <w:r>
+        <w:rPr>
+          <w:rFonts w:ascii="Arial" w:hAnsi="Arial" w:cs="Arial"/>
+          <w:b/>
+          <w:bCs/>
+          <w:sz w:val="22"/>
+          <w:lang w:val="fr-FR"/>
+        </w:rPr>
+        <w:t>Nicolas</w:t>
+      </w:r>
+      <w:r>
+        <w:rPr>
+          <w:rFonts w:ascii="Arial" w:hAnsi="Arial" w:cs="Arial"/>
+          <w:sz w:val="22"/>
+          <w:lang w:val="fr-FR"/>
+        </w:rPr>
+        <w:t xml:space="preserve"> a pris en charge la </w:t>
+      </w:r>
+      <w:r>
+        <w:rPr>
+          <w:rFonts w:ascii="Arial" w:hAnsi="Arial" w:cs="Arial"/>
+          <w:b/>
+          <w:bCs/>
+          <w:sz w:val="22"/>
+          <w:lang w:val="fr-FR"/>
+        </w:rPr>
+        <w:t>mise en place du pipeline ETL et du workflow Apache Hop</w:t>
+      </w:r>
+      <w:r>
+        <w:rPr>
+          <w:rFonts w:ascii="Arial" w:hAnsi="Arial" w:cs="Arial"/>
+          <w:sz w:val="22"/>
+          <w:lang w:val="fr-FR"/>
+        </w:rPr>
+        <w:t>, permettant d’extraire, transformer et charger les données dans l’entrepôt.</w:t>
+      </w:r>
+      <w:r>
+        <w:rPr>
+          <w:rFonts w:ascii="Arial" w:hAnsi="Arial" w:cs="Arial"/>
+          <w:sz w:val="22"/>
+          <w:lang w:val="fr-FR"/>
+        </w:rPr>
+        <w:t xml:space="preserve"> </w:t>
+      </w:r>
+      <w:r>
+        <w:rPr>
+          <w:rFonts w:ascii="Arial" w:hAnsi="Arial" w:cs="Arial"/>
+          <w:sz w:val="22"/>
+          <w:lang w:val="fr-FR"/>
+        </w:rPr>
+        <w:t xml:space="preserve">En parallèle, </w:t>
+      </w:r>
+      <w:r>
+        <w:rPr>
+          <w:rFonts w:ascii="Arial" w:hAnsi="Arial" w:cs="Arial"/>
+          <w:b/>
+          <w:bCs/>
+          <w:sz w:val="22"/>
+          <w:lang w:val="fr-FR"/>
+        </w:rPr>
+        <w:t>Rolland</w:t>
+      </w:r>
+      <w:r>
+        <w:rPr>
+          <w:rFonts w:ascii="Arial" w:hAnsi="Arial" w:cs="Arial"/>
+          <w:sz w:val="22"/>
+          <w:lang w:val="fr-FR"/>
+        </w:rPr>
+        <w:t xml:space="preserve"> a utilisé cet ETL pour </w:t>
+      </w:r>
+      <w:r>
+        <w:rPr>
+          <w:rFonts w:ascii="Arial" w:hAnsi="Arial" w:cs="Arial"/>
+          <w:b/>
+          <w:bCs/>
+          <w:sz w:val="22"/>
+          <w:lang w:val="fr-FR"/>
+        </w:rPr>
+        <w:t>alimenter sa base locale</w:t>
+      </w:r>
+      <w:r>
+        <w:rPr>
+          <w:rFonts w:ascii="Arial" w:hAnsi="Arial" w:cs="Arial"/>
+          <w:sz w:val="22"/>
+          <w:lang w:val="fr-FR"/>
+        </w:rPr>
+        <w:t xml:space="preserve"> et a commencé le développement des </w:t>
+      </w:r>
+      <w:r>
+        <w:rPr>
+          <w:rFonts w:ascii="Arial" w:hAnsi="Arial" w:cs="Arial"/>
+          <w:b/>
+          <w:bCs/>
+          <w:sz w:val="22"/>
+          <w:lang w:val="fr-FR"/>
+        </w:rPr>
+        <w:t>tableaux de bord Power BI</w:t>
+      </w:r>
+      <w:r>
+        <w:rPr>
+          <w:rFonts w:ascii="Arial" w:hAnsi="Arial" w:cs="Arial"/>
+          <w:sz w:val="22"/>
+          <w:lang w:val="fr-FR"/>
+        </w:rPr>
+        <w:t>.</w:t>
+      </w:r>
+    </w:p>
+    <w:p>
+      <w:pPr>
+        <w:jc w:val="both"/>
+        <w:rPr>
+          <w:rFonts w:ascii="Arial" w:hAnsi="Arial" w:cs="Arial"/>
+          <w:sz w:val="22"/>
+          <w:lang w:val="fr-FR"/>
+        </w:rPr>
+      </w:pPr>
+      <w:r>
+        <w:rPr>
+          <w:rFonts w:ascii="Arial" w:hAnsi="Arial" w:cs="Arial"/>
+          <w:sz w:val="22"/>
+          <w:lang w:val="fr-FR"/>
+        </w:rPr>
+        <w:t xml:space="preserve">C’est également à ce moment que </w:t>
+      </w:r>
+      <w:r>
+        <w:rPr>
+          <w:rFonts w:ascii="Arial" w:hAnsi="Arial" w:cs="Arial"/>
+          <w:b/>
+          <w:bCs/>
+          <w:sz w:val="22"/>
+          <w:lang w:val="fr-FR"/>
+        </w:rPr>
+        <w:t>la rédaction du rapport Word et la création de la présentation PowerPoint ont débuté</w:t>
+      </w:r>
+      <w:r>
+        <w:rPr>
+          <w:rFonts w:ascii="Arial" w:hAnsi="Arial" w:cs="Arial"/>
+          <w:sz w:val="22"/>
+          <w:lang w:val="fr-FR"/>
+        </w:rPr>
+        <w:t>, en parallèle des travaux techniques.</w:t>
+      </w:r>
+    </w:p>
+    <w:p>
+      <w:pPr>
+        <w:jc w:val="both"/>
+        <w:rPr>
+          <w:rFonts w:ascii="Arial" w:hAnsi="Arial" w:cs="Arial"/>
+          <w:sz w:val="22"/>
+          <w:lang w:val="fr-FR"/>
+        </w:rPr>
+      </w:pPr>
+      <w:r>
+        <w:rPr>
+          <w:rFonts w:ascii="Arial" w:hAnsi="Arial" w:cs="Arial"/>
+          <w:sz w:val="22"/>
+          <w:lang w:val="fr-FR"/>
+        </w:rPr>
+        <w:t>Cette organisation a permis de travailler efficacement en parallèle :</w:t>
+      </w:r>
+    </w:p>
+    <w:p>
+      <w:pPr>
+        <w:numPr>
+          <w:ilvl w:val="0"/>
+          <w:numId w:val="18"/>
+        </w:numPr>
+        <w:spacing w:after="0"/>
+        <w:jc w:val="both"/>
+        <w:rPr>
+          <w:rFonts w:ascii="Arial" w:hAnsi="Arial" w:cs="Arial"/>
+          <w:sz w:val="22"/>
+          <w:lang w:val="fr-FR"/>
+        </w:rPr>
+      </w:pPr>
+      <w:r>
+        <w:rPr>
+          <w:rFonts w:ascii="Arial" w:hAnsi="Arial" w:cs="Arial"/>
+          <w:sz w:val="22"/>
+          <w:lang w:val="fr-FR"/>
+        </w:rPr>
+        <w:t xml:space="preserve">ETL et traitement des données d’un côté, </w:t>
+      </w:r>
+    </w:p>
+    <w:p>
+      <w:pPr>
+        <w:numPr>
+          <w:ilvl w:val="0"/>
+          <w:numId w:val="18"/>
+        </w:numPr>
+        <w:spacing w:after="0"/>
+        <w:jc w:val="both"/>
+        <w:rPr>
+          <w:rFonts w:ascii="Arial" w:hAnsi="Arial" w:cs="Arial"/>
+          <w:sz w:val="22"/>
+          <w:lang w:val="fr-FR"/>
+        </w:rPr>
+      </w:pPr>
+      <w:r>
+        <w:rPr>
+          <w:rFonts w:ascii="Arial" w:hAnsi="Arial" w:cs="Arial"/>
+          <w:sz w:val="22"/>
+          <w:lang w:val="fr-FR"/>
+        </w:rPr>
+        <w:t>Visualisation</w:t>
+      </w:r>
+      <w:r>
+        <w:rPr>
+          <w:rFonts w:ascii="Arial" w:hAnsi="Arial" w:cs="Arial"/>
+          <w:sz w:val="22"/>
+          <w:lang w:val="fr-FR"/>
+        </w:rPr>
+        <w:t xml:space="preserve"> et restitution de l’autre,</w:t>
+      </w:r>
+      <w:r>
+        <w:rPr>
+          <w:rFonts w:ascii="Arial" w:hAnsi="Arial" w:cs="Arial"/>
+          <w:sz w:val="22"/>
+          <w:lang w:val="fr-FR"/>
+        </w:rPr>
+        <w:t xml:space="preserve"> </w:t>
+      </w:r>
+      <w:r>
+        <w:rPr>
+          <w:rFonts w:ascii="Arial" w:hAnsi="Arial" w:cs="Arial"/>
+          <w:sz w:val="22"/>
+          <w:lang w:val="fr-FR"/>
+        </w:rPr>
+        <w:t>tout en avançant simultanément sur les livrables finaux.</w:t>
+      </w:r>
+    </w:p>
+    <w:p>
+      <w:pPr>
+        <w:pStyle w:val="Titre1"/>
+        <w:rPr>
+          <w:rFonts w:ascii="Arial" w:hAnsi="Arial" w:cs="Arial"/>
+          <w:sz w:val="28"/>
+          <w:lang w:val="fr-FR"/>
+        </w:rPr>
+      </w:pPr>
+      <w:bookmarkStart w:id="12" w:name="_Toc226036961"/>
+      <w:r>
+        <w:rPr>
+          <w:rFonts w:ascii="Arial" w:hAnsi="Arial" w:cs="Arial"/>
+          <w:sz w:val="28"/>
+          <w:lang w:val="fr-FR"/>
+        </w:rPr>
+        <w:t xml:space="preserve">7. </w:t>
+      </w:r>
+      <w:r>
+        <w:rPr>
+          <w:rFonts w:ascii="Arial" w:hAnsi="Arial" w:cs="Arial"/>
+          <w:sz w:val="28"/>
+          <w:lang w:val="fr-FR"/>
+        </w:rPr>
+        <w:t>Conclusion</w:t>
+      </w:r>
+      <w:bookmarkEnd w:id="12"/>
+    </w:p>
+    <w:p>
+      <w:pPr>
+        <w:rPr>
+          <w:rFonts w:ascii="Arial" w:hAnsi="Arial" w:cs="Arial"/>
+          <w:sz w:val="22"/>
+          <w:lang w:val="fr-FR"/>
+        </w:rPr>
+      </w:pPr>
+      <w:r>
+        <w:rPr>
+          <w:rFonts w:ascii="Arial" w:hAnsi="Arial" w:cs="Arial"/>
+          <w:sz w:val="22"/>
+          <w:lang w:val="fr-FR"/>
+        </w:rPr>
+        <w:t>La stratégie retenue est volontairement simple, propre et maintenable : une source Oracle pour l’opérationnel, un entrepôt MySQL indépendant pour le décisionnel, un ETL Apache Hop pour transformer et fiabiliser les données, puis Power BI pour la restitution. Le projet ne cherche pas à bricoler une analyse directement sur la base source ; il met en place une vraie architecture décisionnelle, avec séparation claire des rôles, logique métier centralisée et modèle pensé pour la lecture.</w:t>
+      </w:r>
+    </w:p>
+    <w:p>
+      <w:pPr>
+        <w:rPr>
+          <w:rFonts w:ascii="Arial" w:hAnsi="Arial" w:cs="Arial"/>
+          <w:sz w:val="22"/>
+          <w:lang w:val="fr-FR"/>
+        </w:rPr>
+      </w:pPr>
+      <w:r>
+        <w:rPr>
+          <w:rFonts w:ascii="Arial" w:hAnsi="Arial" w:cs="Arial"/>
+          <w:sz w:val="22"/>
+          <w:lang w:val="fr-FR"/>
+        </w:rPr>
+        <w:t>Le vrai point fort du dispositif n’est pas d’avoir beaucoup d’outils, mais d’avoir un enchaînement cohérent entre eux. Oracle sert de source, MySQL stabilise le modèle analytique, Apache Hop centralise les règles de transformation, et Power BI se concentre sur la lecture métier. Cette répartition des rôles évite les redondances et rend la solution plus robuste.</w:t>
+      </w:r>
+    </w:p>
+    <w:p>
+      <w:pPr>
+        <w:rPr>
+          <w:rFonts w:ascii="Arial" w:hAnsi="Arial" w:cs="Arial"/>
+          <w:sz w:val="22"/>
+          <w:lang w:val="fr-FR"/>
+        </w:rPr>
+      </w:pPr>
+      <w:r>
+        <w:rPr>
+          <w:rFonts w:ascii="Arial" w:hAnsi="Arial" w:cs="Arial"/>
+          <w:sz w:val="22"/>
+          <w:lang w:val="fr-FR"/>
+        </w:rPr>
+        <w:t>En résumé, la stratégie proposée est crédible parce qu’elle est structurée, traçable et directement orientée usage. Elle répond aux indicateurs demandés sans tordre le modèle ni surcharger la couche de restitution. C’est ce qui en fait une base saine pour un projet décisionnel présenté dans un contexte professionnel.</w:t>
+      </w:r>
+    </w:p>
+    <w:p>
+      <w:pPr>
+        <w:rPr>
+          <w:rFonts w:ascii="Arial" w:hAnsi="Arial" w:cs="Arial"/>
+          <w:sz w:val="22"/>
+          <w:lang w:val="fr-FR"/>
+        </w:rPr>
+      </w:pPr>
+    </w:p>
+    <w:p>
+      <w:pPr>
+        <w:rPr>
+          <w:rFonts w:ascii="Arial" w:hAnsi="Arial" w:cs="Arial"/>
+          <w:sz w:val="22"/>
+          <w:lang w:val="fr-FR"/>
+        </w:rPr>
+      </w:pPr>
+    </w:p>
+    <w:p>
+      <w:pPr>
+        <w:rPr>
+          <w:rFonts w:ascii="Arial" w:hAnsi="Arial" w:cs="Arial"/>
+          <w:sz w:val="22"/>
+          <w:lang w:val="fr-FR"/>
+        </w:rPr>
+      </w:pPr>
+    </w:p>
+    <w:p>
+      <w:pPr>
+        <w:rPr>
+          <w:rFonts w:ascii="Arial" w:hAnsi="Arial" w:cs="Arial"/>
+          <w:sz w:val="22"/>
+          <w:lang w:val="fr-FR"/>
+        </w:rPr>
+      </w:pPr>
+    </w:p>
+    <w:p>
+      <w:pPr>
+        <w:rPr>
+          <w:rFonts w:ascii="Arial" w:hAnsi="Arial" w:cs="Arial"/>
+          <w:sz w:val="22"/>
+          <w:lang w:val="fr-FR"/>
+        </w:rPr>
+      </w:pPr>
+    </w:p>
+    <w:p>
+      <w:pPr>
+        <w:rPr>
+          <w:rFonts w:ascii="Arial" w:hAnsi="Arial" w:cs="Arial"/>
+          <w:sz w:val="22"/>
+          <w:lang w:val="fr-FR"/>
+        </w:rPr>
+      </w:pPr>
+    </w:p>
+    <w:p>
+      <w:pPr>
+        <w:rPr>
+          <w:rFonts w:ascii="Arial" w:hAnsi="Arial" w:cs="Arial"/>
+          <w:sz w:val="22"/>
+          <w:lang w:val="fr-FR"/>
+        </w:rPr>
+      </w:pPr>
+    </w:p>
+    <w:p>
+      <w:pPr>
+        <w:rPr>
+          <w:rFonts w:ascii="Arial" w:hAnsi="Arial" w:cs="Arial"/>
+          <w:sz w:val="22"/>
+          <w:lang w:val="fr-FR"/>
+        </w:rPr>
+      </w:pPr>
+    </w:p>
+    <w:p>
+      <w:pPr>
+        <w:pStyle w:val="Titre1"/>
+        <w:rPr>
+          <w:rFonts w:ascii="Arial" w:hAnsi="Arial" w:cs="Arial"/>
+          <w:lang w:val="fr-FR"/>
+        </w:rPr>
+      </w:pPr>
+      <w:bookmarkStart w:id="13" w:name="_Toc226036962"/>
+      <w:r>
+        <w:rPr>
+          <w:rFonts w:ascii="Arial" w:hAnsi="Arial" w:cs="Arial"/>
+          <w:lang w:val="fr-FR"/>
+        </w:rPr>
+        <w:lastRenderedPageBreak/>
+        <w:t>8</w:t>
+      </w:r>
+      <w:r>
+        <w:rPr>
+          <w:rFonts w:ascii="Arial" w:hAnsi="Arial" w:cs="Arial"/>
+          <w:lang w:val="fr-FR"/>
+        </w:rPr>
+        <w:t>. Annexes</w:t>
+      </w:r>
+      <w:bookmarkEnd w:id="13"/>
+    </w:p>
+    <w:p>
+      <w:pPr>
+        <w:pStyle w:val="Titre2"/>
+        <w:ind w:firstLine="720"/>
+        <w:rPr>
+          <w:rFonts w:ascii="Arial" w:hAnsi="Arial" w:cs="Arial"/>
+          <w:lang w:val="fr-FR"/>
+        </w:rPr>
+      </w:pPr>
+      <w:bookmarkStart w:id="14" w:name="_Toc226036963"/>
       <w:r>
         <w:rPr>
           <w:rFonts w:ascii="Arial" w:hAnsi="Arial" w:cs="Arial"/>
@@ -6462,7 +8593,7 @@
         </w:rPr>
         <w:t>Annexe 1 – Synthèse des dimensions et faits</w:t>
       </w:r>
-      <w:bookmarkEnd w:id="11"/>
+      <w:bookmarkEnd w:id="14"/>
     </w:p>
     <w:p>
       <w:pPr>
@@ -7206,7 +9337,7 @@
           <w:lang w:val="fr-FR"/>
         </w:rPr>
       </w:pPr>
-      <w:bookmarkStart w:id="12" w:name="_Toc225780525"/>
+      <w:bookmarkStart w:id="15" w:name="_Toc226036964"/>
       <w:r>
         <w:rPr>
           <w:rFonts w:ascii="Arial" w:hAnsi="Arial" w:cs="Arial"/>
@@ -7214,7 +9345,7 @@
         </w:rPr>
         <w:t>Annexe 2 – Organisation du workflow ETL</w:t>
       </w:r>
-      <w:bookmarkEnd w:id="12"/>
+      <w:bookmarkEnd w:id="15"/>
     </w:p>
     <w:p>
       <w:pPr>
@@ -8061,7 +10192,7 @@
           <w:lang w:val="fr-FR"/>
         </w:rPr>
       </w:pPr>
-      <w:bookmarkStart w:id="13" w:name="_Toc225780526"/>
+      <w:bookmarkStart w:id="16" w:name="_Toc226036965"/>
       <w:r>
         <w:rPr>
           <w:rFonts w:ascii="Arial" w:hAnsi="Arial" w:cs="Arial"/>
@@ -8069,7 +10200,7 @@
         </w:rPr>
         <w:t>Annexe 3 – Structure de la dimension D_DATE</w:t>
       </w:r>
-      <w:bookmarkEnd w:id="13"/>
+      <w:bookmarkEnd w:id="16"/>
     </w:p>
     <w:p>
       <w:pPr>
@@ -8969,7 +11100,7 @@
           <w:lang w:val="fr-FR"/>
         </w:rPr>
       </w:pPr>
-      <w:bookmarkStart w:id="14" w:name="_Toc225780527"/>
+      <w:bookmarkStart w:id="17" w:name="_Toc226036966"/>
       <w:r>
         <w:rPr>
           <w:rFonts w:ascii="Arial" w:hAnsi="Arial" w:cs="Arial"/>
@@ -8977,7 +11108,7 @@
         </w:rPr>
         <w:t>Annexe 4 – Structure de la dimension D_LOCALISATION</w:t>
       </w:r>
-      <w:bookmarkEnd w:id="14"/>
+      <w:bookmarkEnd w:id="17"/>
     </w:p>
     <w:p>
       <w:pPr>
@@ -9709,7 +11840,7 @@
         <w:rPr>
           <w:rFonts w:ascii="Arial" w:hAnsi="Arial" w:cs="Arial"/>
           <w:sz w:val="22"/>
-          <w:lang w:val="fr-FR"/>
+          <w:lang w:val="en-GB"/>
         </w:rPr>
       </w:pPr>
     </w:p>
@@ -9722,7 +11853,7 @@
           <w:lang w:val="fr-FR"/>
         </w:rPr>
       </w:pPr>
-      <w:bookmarkStart w:id="15" w:name="_Toc225780528"/>
+      <w:bookmarkStart w:id="18" w:name="_Toc226036967"/>
       <w:r>
         <w:rPr>
           <w:rFonts w:ascii="Arial" w:hAnsi="Arial" w:cs="Arial"/>
@@ -9730,7 +11861,7 @@
         </w:rPr>
         <w:t>Annexe 5 – Structure de la dimension D_CLIENT</w:t>
       </w:r>
-      <w:bookmarkEnd w:id="15"/>
+      <w:bookmarkEnd w:id="18"/>
     </w:p>
     <w:p>
       <w:pPr>
@@ -10939,7 +13070,7 @@
           <w:lang w:val="fr-FR"/>
         </w:rPr>
       </w:pPr>
-      <w:bookmarkStart w:id="16" w:name="_Toc225780529"/>
+      <w:bookmarkStart w:id="19" w:name="_Toc226036968"/>
       <w:r>
         <w:rPr>
           <w:rFonts w:ascii="Arial" w:hAnsi="Arial" w:cs="Arial"/>
@@ -10947,7 +13078,7 @@
         </w:rPr>
         <w:t>Annexe 6 – Structure de la dimension D_AGENT</w:t>
       </w:r>
-      <w:bookmarkEnd w:id="16"/>
+      <w:bookmarkEnd w:id="19"/>
     </w:p>
     <w:p>
       <w:pPr>
@@ -11473,7 +13604,7 @@
           <w:lang w:val="fr-FR"/>
         </w:rPr>
       </w:pPr>
-      <w:bookmarkStart w:id="17" w:name="_Toc225780530"/>
+      <w:bookmarkStart w:id="20" w:name="_Toc226036969"/>
       <w:r>
         <w:rPr>
           <w:rFonts w:ascii="Arial" w:hAnsi="Arial" w:cs="Arial"/>
@@ -11481,7 +13612,7 @@
         </w:rPr>
         <w:t>Annexe 7 – Structure de la dimension D_BIEN</w:t>
       </w:r>
-      <w:bookmarkEnd w:id="17"/>
+      <w:bookmarkEnd w:id="20"/>
     </w:p>
     <w:p>
       <w:pPr>
@@ -13314,7 +15445,7 @@
           <w:lang w:val="fr-FR"/>
         </w:rPr>
       </w:pPr>
-      <w:bookmarkStart w:id="18" w:name="_Toc225780531"/>
+      <w:bookmarkStart w:id="21" w:name="_Toc226036970"/>
       <w:r>
         <w:rPr>
           <w:rFonts w:ascii="Arial" w:hAnsi="Arial" w:cs="Arial"/>
@@ -13322,7 +15453,7 @@
         </w:rPr>
         <w:t>Annexe 8 – Structure de la table de faits F_ACHAT</w:t>
       </w:r>
-      <w:bookmarkEnd w:id="18"/>
+      <w:bookmarkEnd w:id="21"/>
     </w:p>
     <w:p>
       <w:pPr>
@@ -14709,14 +16840,14 @@
           <w:lang w:val="fr-FR"/>
         </w:rPr>
       </w:pPr>
-      <w:bookmarkStart w:id="19" w:name="_Toc225780532"/>
+      <w:bookmarkStart w:id="22" w:name="_Toc226036971"/>
       <w:r>
         <w:rPr>
           <w:lang w:val="fr-FR"/>
         </w:rPr>
         <w:t>Annexe 9 – Structure de la table de faits F_LOCATION</w:t>
       </w:r>
-      <w:bookmarkEnd w:id="19"/>
+      <w:bookmarkEnd w:id="22"/>
     </w:p>
     <w:p>
       <w:pPr>
@@ -15803,14 +17934,14 @@
           <w:lang w:val="fr-FR"/>
         </w:rPr>
       </w:pPr>
-      <w:bookmarkStart w:id="20" w:name="_Toc225780533"/>
+      <w:bookmarkStart w:id="23" w:name="_Toc226036972"/>
       <w:r>
         <w:rPr>
           <w:lang w:val="fr-FR"/>
         </w:rPr>
         <w:t>Annexe 10 – Indicateurs repris dans Power BI</w:t>
       </w:r>
-      <w:bookmarkEnd w:id="20"/>
+      <w:bookmarkEnd w:id="23"/>
     </w:p>
     <w:p>
       <w:pPr>
@@ -16117,7 +18248,7 @@
       </w:r>
     </w:p>
     <w:sectPr>
-      <w:footerReference w:type="default" r:id="rId11"/>
+      <w:footerReference w:type="default" r:id="rId12"/>
       <w:pgSz w:w="12240" w:h="15840"/>
       <w:pgMar w:top="1247" w:right="1247" w:bottom="1020" w:left="1247" w:header="720" w:footer="720" w:gutter="0"/>
       <w:cols w:space="720"/>
@@ -16429,6 +18560,96 @@
     </w:lvl>
   </w:abstractNum>
   <w:abstractNum w:abstractNumId="9" w15:restartNumberingAfterBreak="0">
+    <w:nsid w:val="09855C86"/>
+    <w:multiLevelType w:val="hybridMultilevel"/>
+    <w:tmpl w:val="6AD02E46"/>
+    <w:lvl w:ilvl="0" w:tplc="CFBE289C">
+      <w:start w:val="1"/>
+      <w:numFmt w:val="decimal"/>
+      <w:lvlText w:val="%1."/>
+      <w:lvlJc w:val="left"/>
+      <w:pPr>
+        <w:ind w:left="720" w:hanging="360"/>
+      </w:pPr>
+      <w:rPr>
+        <w:rFonts w:hint="default"/>
+        <w:b/>
+      </w:rPr>
+    </w:lvl>
+    <w:lvl w:ilvl="1" w:tplc="040C0019" w:tentative="1">
+      <w:start w:val="1"/>
+      <w:numFmt w:val="lowerLetter"/>
+      <w:lvlText w:val="%2."/>
+      <w:lvlJc w:val="left"/>
+      <w:pPr>
+        <w:ind w:left="1440" w:hanging="360"/>
+      </w:pPr>
+    </w:lvl>
+    <w:lvl w:ilvl="2" w:tplc="040C001B" w:tentative="1">
+      <w:start w:val="1"/>
+      <w:numFmt w:val="lowerRoman"/>
+      <w:lvlText w:val="%3."/>
+      <w:lvlJc w:val="right"/>
+      <w:pPr>
+        <w:ind w:left="2160" w:hanging="180"/>
+      </w:pPr>
+    </w:lvl>
+    <w:lvl w:ilvl="3" w:tplc="040C000F" w:tentative="1">
+      <w:start w:val="1"/>
+      <w:numFmt w:val="decimal"/>
+      <w:lvlText w:val="%4."/>
+      <w:lvlJc w:val="left"/>
+      <w:pPr>
+        <w:ind w:left="2880" w:hanging="360"/>
+      </w:pPr>
+    </w:lvl>
+    <w:lvl w:ilvl="4" w:tplc="040C0019" w:tentative="1">
+      <w:start w:val="1"/>
+      <w:numFmt w:val="lowerLetter"/>
+      <w:lvlText w:val="%5."/>
+      <w:lvlJc w:val="left"/>
+      <w:pPr>
+        <w:ind w:left="3600" w:hanging="360"/>
+      </w:pPr>
+    </w:lvl>
+    <w:lvl w:ilvl="5" w:tplc="040C001B" w:tentative="1">
+      <w:start w:val="1"/>
+      <w:numFmt w:val="lowerRoman"/>
+      <w:lvlText w:val="%6."/>
+      <w:lvlJc w:val="right"/>
+      <w:pPr>
+        <w:ind w:left="4320" w:hanging="180"/>
+      </w:pPr>
+    </w:lvl>
+    <w:lvl w:ilvl="6" w:tplc="040C000F" w:tentative="1">
+      <w:start w:val="1"/>
+      <w:numFmt w:val="decimal"/>
+      <w:lvlText w:val="%7."/>
+      <w:lvlJc w:val="left"/>
+      <w:pPr>
+        <w:ind w:left="5040" w:hanging="360"/>
+      </w:pPr>
+    </w:lvl>
+    <w:lvl w:ilvl="7" w:tplc="040C0019" w:tentative="1">
+      <w:start w:val="1"/>
+      <w:numFmt w:val="lowerLetter"/>
+      <w:lvlText w:val="%8."/>
+      <w:lvlJc w:val="left"/>
+      <w:pPr>
+        <w:ind w:left="5760" w:hanging="360"/>
+      </w:pPr>
+    </w:lvl>
+    <w:lvl w:ilvl="8" w:tplc="040C001B" w:tentative="1">
+      <w:start w:val="1"/>
+      <w:numFmt w:val="lowerRoman"/>
+      <w:lvlText w:val="%9."/>
+      <w:lvlJc w:val="right"/>
+      <w:pPr>
+        <w:ind w:left="6480" w:hanging="180"/>
+      </w:pPr>
+    </w:lvl>
+  </w:abstractNum>
+  <w:abstractNum w:abstractNumId="10" w15:restartNumberingAfterBreak="0">
     <w:nsid w:val="0C99763E"/>
     <w:multiLevelType w:val="hybridMultilevel"/>
     <w:tmpl w:val="02EA0DE8"/>
@@ -16541,7 +18762,156 @@
       </w:rPr>
     </w:lvl>
   </w:abstractNum>
-  <w:abstractNum w:abstractNumId="10" w15:restartNumberingAfterBreak="0">
+  <w:abstractNum w:abstractNumId="11" w15:restartNumberingAfterBreak="0">
+    <w:nsid w:val="1C8C6B86"/>
+    <w:multiLevelType w:val="multilevel"/>
+    <w:tmpl w:val="8FFC56C8"/>
+    <w:lvl w:ilvl="0">
+      <w:start w:val="1"/>
+      <w:numFmt w:val="bullet"/>
+      <w:lvlText w:val=""/>
+      <w:lvlJc w:val="left"/>
+      <w:pPr>
+        <w:tabs>
+          <w:tab w:val="num" w:pos="720"/>
+        </w:tabs>
+        <w:ind w:left="720" w:hanging="360"/>
+      </w:pPr>
+      <w:rPr>
+        <w:rFonts w:ascii="Symbol" w:hAnsi="Symbol" w:hint="default"/>
+        <w:sz w:val="20"/>
+      </w:rPr>
+    </w:lvl>
+    <w:lvl w:ilvl="1" w:tentative="1">
+      <w:start w:val="1"/>
+      <w:numFmt w:val="bullet"/>
+      <w:lvlText w:val="o"/>
+      <w:lvlJc w:val="left"/>
+      <w:pPr>
+        <w:tabs>
+          <w:tab w:val="num" w:pos="1440"/>
+        </w:tabs>
+        <w:ind w:left="1440" w:hanging="360"/>
+      </w:pPr>
+      <w:rPr>
+        <w:rFonts w:ascii="Courier New" w:hAnsi="Courier New" w:hint="default"/>
+        <w:sz w:val="20"/>
+      </w:rPr>
+    </w:lvl>
+    <w:lvl w:ilvl="2" w:tentative="1">
+      <w:start w:val="1"/>
+      <w:numFmt w:val="bullet"/>
+      <w:lvlText w:val=""/>
+      <w:lvlJc w:val="left"/>
+      <w:pPr>
+        <w:tabs>
+          <w:tab w:val="num" w:pos="2160"/>
+        </w:tabs>
+        <w:ind w:left="2160" w:hanging="360"/>
+      </w:pPr>
+      <w:rPr>
+        <w:rFonts w:ascii="Wingdings" w:hAnsi="Wingdings" w:hint="default"/>
+        <w:sz w:val="20"/>
+      </w:rPr>
+    </w:lvl>
+    <w:lvl w:ilvl="3" w:tentative="1">
+      <w:start w:val="1"/>
+      <w:numFmt w:val="bullet"/>
+      <w:lvlText w:val=""/>
+      <w:lvlJc w:val="left"/>
+      <w:pPr>
+        <w:tabs>
+          <w:tab w:val="num" w:pos="2880"/>
+        </w:tabs>
+        <w:ind w:left="2880" w:hanging="360"/>
+      </w:pPr>
+      <w:rPr>
+        <w:rFonts w:ascii="Wingdings" w:hAnsi="Wingdings" w:hint="default"/>
+        <w:sz w:val="20"/>
+      </w:rPr>
+    </w:lvl>
+    <w:lvl w:ilvl="4" w:tentative="1">
+      <w:start w:val="1"/>
+      <w:numFmt w:val="bullet"/>
+      <w:lvlText w:val=""/>
+      <w:lvlJc w:val="left"/>
+      <w:pPr>
+        <w:tabs>
+          <w:tab w:val="num" w:pos="3600"/>
+        </w:tabs>
+        <w:ind w:left="3600" w:hanging="360"/>
+      </w:pPr>
+      <w:rPr>
+        <w:rFonts w:ascii="Wingdings" w:hAnsi="Wingdings" w:hint="default"/>
+        <w:sz w:val="20"/>
+      </w:rPr>
+    </w:lvl>
+    <w:lvl w:ilvl="5" w:tentative="1">
+      <w:start w:val="1"/>
+      <w:numFmt w:val="bullet"/>
+      <w:lvlText w:val=""/>
+      <w:lvlJc w:val="left"/>
+      <w:pPr>
+        <w:tabs>
+          <w:tab w:val="num" w:pos="4320"/>
+        </w:tabs>
+        <w:ind w:left="4320" w:hanging="360"/>
+      </w:pPr>
+      <w:rPr>
+        <w:rFonts w:ascii="Wingdings" w:hAnsi="Wingdings" w:hint="default"/>
+        <w:sz w:val="20"/>
+      </w:rPr>
+    </w:lvl>
+    <w:lvl w:ilvl="6" w:tentative="1">
+      <w:start w:val="1"/>
+      <w:numFmt w:val="bullet"/>
+      <w:lvlText w:val=""/>
+      <w:lvlJc w:val="left"/>
+      <w:pPr>
+        <w:tabs>
+          <w:tab w:val="num" w:pos="5040"/>
+        </w:tabs>
+        <w:ind w:left="5040" w:hanging="360"/>
+      </w:pPr>
+      <w:rPr>
+        <w:rFonts w:ascii="Wingdings" w:hAnsi="Wingdings" w:hint="default"/>
+        <w:sz w:val="20"/>
+      </w:rPr>
+    </w:lvl>
+    <w:lvl w:ilvl="7" w:tentative="1">
+      <w:start w:val="1"/>
+      <w:numFmt w:val="bullet"/>
+      <w:lvlText w:val=""/>
+      <w:lvlJc w:val="left"/>
+      <w:pPr>
+        <w:tabs>
+          <w:tab w:val="num" w:pos="5760"/>
+        </w:tabs>
+        <w:ind w:left="5760" w:hanging="360"/>
+      </w:pPr>
+      <w:rPr>
+        <w:rFonts w:ascii="Wingdings" w:hAnsi="Wingdings" w:hint="default"/>
+        <w:sz w:val="20"/>
+      </w:rPr>
+    </w:lvl>
+    <w:lvl w:ilvl="8" w:tentative="1">
+      <w:start w:val="1"/>
+      <w:numFmt w:val="bullet"/>
+      <w:lvlText w:val=""/>
+      <w:lvlJc w:val="left"/>
+      <w:pPr>
+        <w:tabs>
+          <w:tab w:val="num" w:pos="6480"/>
+        </w:tabs>
+        <w:ind w:left="6480" w:hanging="360"/>
+      </w:pPr>
+      <w:rPr>
+        <w:rFonts w:ascii="Wingdings" w:hAnsi="Wingdings" w:hint="default"/>
+        <w:sz w:val="20"/>
+      </w:rPr>
+    </w:lvl>
+  </w:abstractNum>
+  <w:abstractNum w:abstractNumId="12" w15:restartNumberingAfterBreak="0">
     <w:nsid w:val="2DB66D78"/>
     <w:multiLevelType w:val="multilevel"/>
     <w:tmpl w:val="E6E8D088"/>
@@ -16690,7 +19060,7 @@
       </w:rPr>
     </w:lvl>
   </w:abstractNum>
-  <w:abstractNum w:abstractNumId="11" w15:restartNumberingAfterBreak="0">
+  <w:abstractNum w:abstractNumId="13" w15:restartNumberingAfterBreak="0">
     <w:nsid w:val="3AEA667F"/>
     <w:multiLevelType w:val="multilevel"/>
     <w:tmpl w:val="E298621C"/>
@@ -16839,7 +19209,7 @@
       </w:rPr>
     </w:lvl>
   </w:abstractNum>
-  <w:abstractNum w:abstractNumId="12" w15:restartNumberingAfterBreak="0">
+  <w:abstractNum w:abstractNumId="14" w15:restartNumberingAfterBreak="0">
     <w:nsid w:val="42422C58"/>
     <w:multiLevelType w:val="multilevel"/>
     <w:tmpl w:val="E728990A"/>
@@ -16988,7 +19358,156 @@
       </w:rPr>
     </w:lvl>
   </w:abstractNum>
-  <w:abstractNum w:abstractNumId="13" w15:restartNumberingAfterBreak="0">
+  <w:abstractNum w:abstractNumId="15" w15:restartNumberingAfterBreak="0">
+    <w:nsid w:val="5626333F"/>
+    <w:multiLevelType w:val="multilevel"/>
+    <w:tmpl w:val="5712E0D0"/>
+    <w:lvl w:ilvl="0">
+      <w:start w:val="1"/>
+      <w:numFmt w:val="bullet"/>
+      <w:lvlText w:val=""/>
+      <w:lvlJc w:val="left"/>
+      <w:pPr>
+        <w:tabs>
+          <w:tab w:val="num" w:pos="720"/>
+        </w:tabs>
+        <w:ind w:left="720" w:hanging="360"/>
+      </w:pPr>
+      <w:rPr>
+        <w:rFonts w:ascii="Symbol" w:hAnsi="Symbol" w:hint="default"/>
+        <w:sz w:val="20"/>
+      </w:rPr>
+    </w:lvl>
+    <w:lvl w:ilvl="1" w:tentative="1">
+      <w:start w:val="1"/>
+      <w:numFmt w:val="bullet"/>
+      <w:lvlText w:val="o"/>
+      <w:lvlJc w:val="left"/>
+      <w:pPr>
+        <w:tabs>
+          <w:tab w:val="num" w:pos="1440"/>
+        </w:tabs>
+        <w:ind w:left="1440" w:hanging="360"/>
+      </w:pPr>
+      <w:rPr>
+        <w:rFonts w:ascii="Courier New" w:hAnsi="Courier New" w:hint="default"/>
+        <w:sz w:val="20"/>
+      </w:rPr>
+    </w:lvl>
+    <w:lvl w:ilvl="2" w:tentative="1">
+      <w:start w:val="1"/>
+      <w:numFmt w:val="bullet"/>
+      <w:lvlText w:val=""/>
+      <w:lvlJc w:val="left"/>
+      <w:pPr>
+        <w:tabs>
+          <w:tab w:val="num" w:pos="2160"/>
+        </w:tabs>
+        <w:ind w:left="2160" w:hanging="360"/>
+      </w:pPr>
+      <w:rPr>
+        <w:rFonts w:ascii="Wingdings" w:hAnsi="Wingdings" w:hint="default"/>
+        <w:sz w:val="20"/>
+      </w:rPr>
+    </w:lvl>
+    <w:lvl w:ilvl="3" w:tentative="1">
+      <w:start w:val="1"/>
+      <w:numFmt w:val="bullet"/>
+      <w:lvlText w:val=""/>
+      <w:lvlJc w:val="left"/>
+      <w:pPr>
+        <w:tabs>
+          <w:tab w:val="num" w:pos="2880"/>
+        </w:tabs>
+        <w:ind w:left="2880" w:hanging="360"/>
+      </w:pPr>
+      <w:rPr>
+        <w:rFonts w:ascii="Wingdings" w:hAnsi="Wingdings" w:hint="default"/>
+        <w:sz w:val="20"/>
+      </w:rPr>
+    </w:lvl>
+    <w:lvl w:ilvl="4" w:tentative="1">
+      <w:start w:val="1"/>
+      <w:numFmt w:val="bullet"/>
+      <w:lvlText w:val=""/>
+      <w:lvlJc w:val="left"/>
+      <w:pPr>
+        <w:tabs>
+          <w:tab w:val="num" w:pos="3600"/>
+        </w:tabs>
+        <w:ind w:left="3600" w:hanging="360"/>
+      </w:pPr>
+      <w:rPr>
+        <w:rFonts w:ascii="Wingdings" w:hAnsi="Wingdings" w:hint="default"/>
+        <w:sz w:val="20"/>
+      </w:rPr>
+    </w:lvl>
+    <w:lvl w:ilvl="5" w:tentative="1">
+      <w:start w:val="1"/>
+      <w:numFmt w:val="bullet"/>
+      <w:lvlText w:val=""/>
+      <w:lvlJc w:val="left"/>
+      <w:pPr>
+        <w:tabs>
+          <w:tab w:val="num" w:pos="4320"/>
+        </w:tabs>
+        <w:ind w:left="4320" w:hanging="360"/>
+      </w:pPr>
+      <w:rPr>
+        <w:rFonts w:ascii="Wingdings" w:hAnsi="Wingdings" w:hint="default"/>
+        <w:sz w:val="20"/>
+      </w:rPr>
+    </w:lvl>
+    <w:lvl w:ilvl="6" w:tentative="1">
+      <w:start w:val="1"/>
+      <w:numFmt w:val="bullet"/>
+      <w:lvlText w:val=""/>
+      <w:lvlJc w:val="left"/>
+      <w:pPr>
+        <w:tabs>
+          <w:tab w:val="num" w:pos="5040"/>
+        </w:tabs>
+        <w:ind w:left="5040" w:hanging="360"/>
+      </w:pPr>
+      <w:rPr>
+        <w:rFonts w:ascii="Wingdings" w:hAnsi="Wingdings" w:hint="default"/>
+        <w:sz w:val="20"/>
+      </w:rPr>
+    </w:lvl>
+    <w:lvl w:ilvl="7" w:tentative="1">
+      <w:start w:val="1"/>
+      <w:numFmt w:val="bullet"/>
+      <w:lvlText w:val=""/>
+      <w:lvlJc w:val="left"/>
+      <w:pPr>
+        <w:tabs>
+          <w:tab w:val="num" w:pos="5760"/>
+        </w:tabs>
+        <w:ind w:left="5760" w:hanging="360"/>
+      </w:pPr>
+      <w:rPr>
+        <w:rFonts w:ascii="Wingdings" w:hAnsi="Wingdings" w:hint="default"/>
+        <w:sz w:val="20"/>
+      </w:rPr>
+    </w:lvl>
+    <w:lvl w:ilvl="8" w:tentative="1">
+      <w:start w:val="1"/>
+      <w:numFmt w:val="bullet"/>
+      <w:lvlText w:val=""/>
+      <w:lvlJc w:val="left"/>
+      <w:pPr>
+        <w:tabs>
+          <w:tab w:val="num" w:pos="6480"/>
+        </w:tabs>
+        <w:ind w:left="6480" w:hanging="360"/>
+      </w:pPr>
+      <w:rPr>
+        <w:rFonts w:ascii="Wingdings" w:hAnsi="Wingdings" w:hint="default"/>
+        <w:sz w:val="20"/>
+      </w:rPr>
+    </w:lvl>
+  </w:abstractNum>
+  <w:abstractNum w:abstractNumId="16" w15:restartNumberingAfterBreak="0">
     <w:nsid w:val="68ED0B2A"/>
     <w:multiLevelType w:val="multilevel"/>
     <w:tmpl w:val="19729CF2"/>
@@ -17137,7 +19656,7 @@
       </w:rPr>
     </w:lvl>
   </w:abstractNum>
-  <w:abstractNum w:abstractNumId="14" w15:restartNumberingAfterBreak="0">
+  <w:abstractNum w:abstractNumId="17" w15:restartNumberingAfterBreak="0">
     <w:nsid w:val="74205253"/>
     <w:multiLevelType w:val="multilevel"/>
     <w:tmpl w:val="DDDE4056"/>
@@ -17314,22 +19833,31 @@
     <w:abstractNumId w:val="0"/>
   </w:num>
   <w:num w:numId="10" w16cid:durableId="776220495">
+    <w:abstractNumId w:val="16"/>
+  </w:num>
+  <w:num w:numId="11" w16cid:durableId="1256401510">
+    <w:abstractNumId w:val="12"/>
+  </w:num>
+  <w:num w:numId="12" w16cid:durableId="2046177466">
+    <w:abstractNumId w:val="10"/>
+  </w:num>
+  <w:num w:numId="13" w16cid:durableId="836502809">
     <w:abstractNumId w:val="13"/>
   </w:num>
-  <w:num w:numId="11" w16cid:durableId="1256401510">
-    <w:abstractNumId w:val="10"/>
+  <w:num w:numId="14" w16cid:durableId="1240289114">
+    <w:abstractNumId w:val="14"/>
   </w:num>
-  <w:num w:numId="12" w16cid:durableId="2046177466">
+  <w:num w:numId="15" w16cid:durableId="1508209007">
+    <w:abstractNumId w:val="17"/>
+  </w:num>
+  <w:num w:numId="16" w16cid:durableId="152380822">
+    <w:abstractNumId w:val="15"/>
+  </w:num>
+  <w:num w:numId="17" w16cid:durableId="1872985679">
     <w:abstractNumId w:val="9"/>
   </w:num>
-  <w:num w:numId="13" w16cid:durableId="836502809">
+  <w:num w:numId="18" w16cid:durableId="1144127693">
     <w:abstractNumId w:val="11"/>
-  </w:num>
-  <w:num w:numId="14" w16cid:durableId="1240289114">
-    <w:abstractNumId w:val="12"/>
-  </w:num>
-  <w:num w:numId="15" w16cid:durableId="1508209007">
-    <w:abstractNumId w:val="14"/>
   </w:num>
 </w:numbering>
 </file>
